--- a/6-过程管理/流程制度规范类文件/060105-服务问题管理程序.docx
+++ b/6-过程管理/流程制度规范类文件/060105-服务问题管理程序.docx
@@ -5,9 +5,41 @@
     <w:p>
       <w:pPr>
         <w:pStyle w:val="31"/>
+        <w:keepNext w:val="0"/>
+        <w:keepLines w:val="0"/>
+        <w:pageBreakBefore w:val="0"/>
+        <w:widowControl w:val="0"/>
+        <w:kinsoku w:val="0"/>
+        <w:wordWrap/>
+        <w:overflowPunct/>
+        <w:topLinePunct w:val="0"/>
+        <w:autoSpaceDE w:val="0"/>
+        <w:autoSpaceDN w:val="0"/>
         <w:bidi w:val="0"/>
-      </w:pPr>
-      <w:bookmarkStart w:id="0" w:name="_Toc19963"/>
+        <w:adjustRightInd w:val="0"/>
+        <w:snapToGrid w:val="0"/>
+        <w:textAlignment w:val="baseline"/>
+      </w:pPr>
+      <w:bookmarkStart w:id="0" w:name="_Toc1280"/>
+    </w:p>
+    <w:p>
+      <w:pPr>
+        <w:pStyle w:val="31"/>
+        <w:keepNext w:val="0"/>
+        <w:keepLines w:val="0"/>
+        <w:pageBreakBefore w:val="0"/>
+        <w:widowControl w:val="0"/>
+        <w:kinsoku w:val="0"/>
+        <w:wordWrap/>
+        <w:overflowPunct/>
+        <w:topLinePunct w:val="0"/>
+        <w:autoSpaceDE w:val="0"/>
+        <w:autoSpaceDN w:val="0"/>
+        <w:bidi w:val="0"/>
+        <w:adjustRightInd w:val="0"/>
+        <w:snapToGrid w:val="0"/>
+        <w:textAlignment w:val="baseline"/>
+      </w:pPr>
       <w:r>
         <w:t>服务问题管理程序</w:t>
       </w:r>
@@ -16,15 +48,42 @@
     <w:p>
       <w:pPr>
         <w:pStyle w:val="12"/>
+        <w:keepNext w:val="0"/>
+        <w:keepLines w:val="0"/>
+        <w:pageBreakBefore w:val="0"/>
+        <w:widowControl w:val="0"/>
+        <w:kinsoku w:val="0"/>
+        <w:wordWrap/>
+        <w:overflowPunct/>
+        <w:topLinePunct w:val="0"/>
+        <w:autoSpaceDE w:val="0"/>
+        <w:autoSpaceDN w:val="0"/>
+        <w:bidi w:val="0"/>
+        <w:adjustRightInd w:val="0"/>
+        <w:snapToGrid w:val="0"/>
         <w:spacing w:line="259" w:lineRule="auto"/>
+        <w:textAlignment w:val="baseline"/>
       </w:pPr>
     </w:p>
     <w:p>
       <w:pPr>
         <w:pStyle w:val="32"/>
+        <w:keepNext w:val="0"/>
+        <w:keepLines w:val="0"/>
+        <w:pageBreakBefore w:val="0"/>
+        <w:widowControl w:val="0"/>
+        <w:kinsoku w:val="0"/>
+        <w:wordWrap/>
+        <w:overflowPunct/>
+        <w:topLinePunct w:val="0"/>
+        <w:autoSpaceDE w:val="0"/>
+        <w:autoSpaceDN w:val="0"/>
         <w:bidi w:val="0"/>
-      </w:pPr>
-      <w:bookmarkStart w:id="1" w:name="_Toc21933"/>
+        <w:adjustRightInd w:val="0"/>
+        <w:snapToGrid w:val="0"/>
+        <w:textAlignment w:val="baseline"/>
+      </w:pPr>
+      <w:bookmarkStart w:id="1" w:name="_Toc22953"/>
       <w:r>
         <w:t>甘肃国邦信息科技有限公司</w:t>
       </w:r>
@@ -32,26 +91,79 @@
     </w:p>
     <w:p>
       <w:pPr>
+        <w:keepNext w:val="0"/>
+        <w:keepLines w:val="0"/>
+        <w:pageBreakBefore w:val="0"/>
+        <w:widowControl w:val="0"/>
+        <w:kinsoku w:val="0"/>
+        <w:wordWrap/>
+        <w:overflowPunct/>
+        <w:topLinePunct w:val="0"/>
+        <w:autoSpaceDE w:val="0"/>
+        <w:autoSpaceDN w:val="0"/>
+        <w:bidi w:val="0"/>
+        <w:adjustRightInd w:val="0"/>
+        <w:snapToGrid w:val="0"/>
+        <w:spacing w:before="275"/>
+        <w:ind w:left="3285"/>
+        <w:textAlignment w:val="baseline"/>
+        <w:rPr>
+          <w:rFonts w:ascii="宋体" w:hAnsi="宋体" w:eastAsia="宋体" w:cs="宋体"/>
+          <w:sz w:val="36"/>
+          <w:szCs w:val="36"/>
+        </w:rPr>
+      </w:pPr>
+      <w:r>
+        <w:rPr>
+          <w:rFonts w:ascii="宋体" w:hAnsi="宋体" w:eastAsia="宋体" w:cs="宋体"/>
+          <w:spacing w:val="-2"/>
+          <w:sz w:val="36"/>
+          <w:szCs w:val="36"/>
+        </w:rPr>
+        <w:t>2025-01-04</w:t>
+      </w:r>
+    </w:p>
+    <w:p>
+      <w:pPr>
+        <w:keepNext w:val="0"/>
+        <w:keepLines w:val="0"/>
+        <w:pageBreakBefore w:val="0"/>
+        <w:widowControl w:val="0"/>
+        <w:kinsoku w:val="0"/>
+        <w:wordWrap/>
+        <w:overflowPunct/>
+        <w:topLinePunct w:val="0"/>
+        <w:autoSpaceDE w:val="0"/>
+        <w:autoSpaceDN w:val="0"/>
+        <w:bidi w:val="0"/>
+        <w:adjustRightInd w:val="0"/>
+        <w:snapToGrid w:val="0"/>
         <w:spacing w:before="196"/>
         <w:ind w:left="3813"/>
+        <w:textAlignment w:val="baseline"/>
         <w:rPr>
           <w:rFonts w:ascii="宋体" w:hAnsi="宋体" w:eastAsia="宋体" w:cs="宋体"/>
           <w:sz w:val="24"/>
           <w:szCs w:val="24"/>
         </w:rPr>
       </w:pPr>
-      <w:r>
-        <w:rPr>
-          <w:rFonts w:ascii="宋体" w:hAnsi="宋体" w:eastAsia="宋体" w:cs="宋体"/>
-          <w:spacing w:val="-2"/>
-          <w:sz w:val="24"/>
-          <w:szCs w:val="24"/>
-        </w:rPr>
-        <w:t>2025-1-4</w:t>
-      </w:r>
     </w:p>
     <w:p>
       <w:pPr>
+        <w:keepNext w:val="0"/>
+        <w:keepLines w:val="0"/>
+        <w:pageBreakBefore w:val="0"/>
+        <w:widowControl w:val="0"/>
+        <w:kinsoku w:val="0"/>
+        <w:wordWrap/>
+        <w:overflowPunct/>
+        <w:topLinePunct w:val="0"/>
+        <w:autoSpaceDE w:val="0"/>
+        <w:autoSpaceDN w:val="0"/>
+        <w:bidi w:val="0"/>
+        <w:adjustRightInd w:val="0"/>
+        <w:snapToGrid w:val="0"/>
+        <w:textAlignment w:val="baseline"/>
         <w:rPr>
           <w:rFonts w:ascii="宋体" w:hAnsi="宋体" w:eastAsia="宋体" w:cs="宋体"/>
           <w:sz w:val="24"/>
@@ -68,8 +180,22 @@
     </w:p>
     <w:p>
       <w:pPr>
+        <w:keepNext w:val="0"/>
+        <w:keepLines w:val="0"/>
+        <w:pageBreakBefore w:val="0"/>
+        <w:widowControl w:val="0"/>
+        <w:kinsoku w:val="0"/>
+        <w:wordWrap/>
+        <w:overflowPunct/>
+        <w:topLinePunct w:val="0"/>
+        <w:autoSpaceDE w:val="0"/>
+        <w:autoSpaceDN w:val="0"/>
+        <w:bidi w:val="0"/>
+        <w:adjustRightInd w:val="0"/>
+        <w:snapToGrid w:val="0"/>
         <w:spacing w:before="91" w:line="220" w:lineRule="auto"/>
         <w:ind w:left="3620"/>
+        <w:textAlignment w:val="baseline"/>
         <w:outlineLvl w:val="0"/>
         <w:rPr>
           <w:rFonts w:ascii="宋体" w:hAnsi="宋体" w:eastAsia="宋体" w:cs="宋体"/>
@@ -77,7 +203,7 @@
           <w:szCs w:val="28"/>
         </w:rPr>
       </w:pPr>
-      <w:bookmarkStart w:id="2" w:name="_Toc4822"/>
+      <w:bookmarkStart w:id="2" w:name="_Toc549"/>
       <w:r>
         <w:rPr>
           <w:rFonts w:ascii="宋体" w:hAnsi="宋体" w:eastAsia="宋体" w:cs="宋体"/>
@@ -143,8 +269,22 @@
           </w:tcPr>
           <w:p>
             <w:pPr>
+              <w:keepNext w:val="0"/>
+              <w:keepLines w:val="0"/>
+              <w:pageBreakBefore w:val="0"/>
+              <w:widowControl w:val="0"/>
+              <w:kinsoku w:val="0"/>
+              <w:wordWrap/>
+              <w:overflowPunct/>
+              <w:topLinePunct w:val="0"/>
+              <w:autoSpaceDE w:val="0"/>
+              <w:autoSpaceDN w:val="0"/>
+              <w:bidi w:val="0"/>
+              <w:adjustRightInd w:val="0"/>
+              <w:snapToGrid w:val="0"/>
               <w:spacing w:before="185" w:line="220" w:lineRule="auto"/>
               <w:ind w:left="207"/>
+              <w:textAlignment w:val="baseline"/>
               <w:rPr>
                 <w:rFonts w:ascii="宋体" w:hAnsi="宋体" w:eastAsia="宋体" w:cs="宋体"/>
                 <w:sz w:val="24"/>
@@ -169,8 +309,22 @@
           </w:tcPr>
           <w:p>
             <w:pPr>
+              <w:keepNext w:val="0"/>
+              <w:keepLines w:val="0"/>
+              <w:pageBreakBefore w:val="0"/>
+              <w:widowControl w:val="0"/>
+              <w:kinsoku w:val="0"/>
+              <w:wordWrap/>
+              <w:overflowPunct/>
+              <w:topLinePunct w:val="0"/>
+              <w:autoSpaceDE w:val="0"/>
+              <w:autoSpaceDN w:val="0"/>
+              <w:bidi w:val="0"/>
+              <w:adjustRightInd w:val="0"/>
+              <w:snapToGrid w:val="0"/>
               <w:spacing w:before="185" w:line="220" w:lineRule="auto"/>
               <w:ind w:left="109"/>
+              <w:textAlignment w:val="baseline"/>
               <w:rPr>
                 <w:rFonts w:ascii="宋体" w:hAnsi="宋体" w:eastAsia="宋体" w:cs="宋体"/>
                 <w:sz w:val="24"/>
@@ -215,8 +369,22 @@
           </w:tcPr>
           <w:p>
             <w:pPr>
+              <w:keepNext w:val="0"/>
+              <w:keepLines w:val="0"/>
+              <w:pageBreakBefore w:val="0"/>
+              <w:widowControl w:val="0"/>
+              <w:kinsoku w:val="0"/>
+              <w:wordWrap/>
+              <w:overflowPunct/>
+              <w:topLinePunct w:val="0"/>
+              <w:autoSpaceDE w:val="0"/>
+              <w:autoSpaceDN w:val="0"/>
+              <w:bidi w:val="0"/>
+              <w:adjustRightInd w:val="0"/>
+              <w:snapToGrid w:val="0"/>
               <w:spacing w:before="182" w:line="220" w:lineRule="auto"/>
               <w:ind w:left="447"/>
+              <w:textAlignment w:val="baseline"/>
               <w:rPr>
                 <w:rFonts w:ascii="宋体" w:hAnsi="宋体" w:eastAsia="宋体" w:cs="宋体"/>
                 <w:sz w:val="24"/>
@@ -241,8 +409,22 @@
           </w:tcPr>
           <w:p>
             <w:pPr>
+              <w:keepNext w:val="0"/>
+              <w:keepLines w:val="0"/>
+              <w:pageBreakBefore w:val="0"/>
+              <w:widowControl w:val="0"/>
+              <w:kinsoku w:val="0"/>
+              <w:wordWrap/>
+              <w:overflowPunct/>
+              <w:topLinePunct w:val="0"/>
+              <w:autoSpaceDE w:val="0"/>
+              <w:autoSpaceDN w:val="0"/>
+              <w:bidi w:val="0"/>
+              <w:adjustRightInd w:val="0"/>
+              <w:snapToGrid w:val="0"/>
               <w:spacing w:before="182" w:line="219" w:lineRule="auto"/>
               <w:ind w:left="109"/>
+              <w:textAlignment w:val="baseline"/>
               <w:rPr>
                 <w:rFonts w:ascii="宋体" w:hAnsi="宋体" w:eastAsia="宋体" w:cs="宋体"/>
                 <w:sz w:val="24"/>
@@ -287,8 +469,22 @@
           </w:tcPr>
           <w:p>
             <w:pPr>
+              <w:keepNext w:val="0"/>
+              <w:keepLines w:val="0"/>
+              <w:pageBreakBefore w:val="0"/>
+              <w:widowControl w:val="0"/>
+              <w:kinsoku w:val="0"/>
+              <w:wordWrap/>
+              <w:overflowPunct/>
+              <w:topLinePunct w:val="0"/>
+              <w:autoSpaceDE w:val="0"/>
+              <w:autoSpaceDN w:val="0"/>
+              <w:bidi w:val="0"/>
+              <w:adjustRightInd w:val="0"/>
+              <w:snapToGrid w:val="0"/>
               <w:spacing w:before="184" w:line="219" w:lineRule="auto"/>
               <w:ind w:left="447"/>
+              <w:textAlignment w:val="baseline"/>
               <w:rPr>
                 <w:rFonts w:ascii="宋体" w:hAnsi="宋体" w:eastAsia="宋体" w:cs="宋体"/>
                 <w:sz w:val="24"/>
@@ -312,8 +508,22 @@
           </w:tcPr>
           <w:p>
             <w:pPr>
+              <w:keepNext w:val="0"/>
+              <w:keepLines w:val="0"/>
+              <w:pageBreakBefore w:val="0"/>
+              <w:widowControl w:val="0"/>
+              <w:kinsoku w:val="0"/>
+              <w:wordWrap/>
+              <w:overflowPunct/>
+              <w:topLinePunct w:val="0"/>
+              <w:autoSpaceDE w:val="0"/>
+              <w:autoSpaceDN w:val="0"/>
+              <w:bidi w:val="0"/>
+              <w:adjustRightInd w:val="0"/>
+              <w:snapToGrid w:val="0"/>
               <w:spacing w:before="184" w:line="219" w:lineRule="auto"/>
               <w:ind w:left="229"/>
+              <w:textAlignment w:val="baseline"/>
               <w:rPr>
                 <w:rFonts w:ascii="宋体" w:hAnsi="宋体" w:eastAsia="宋体" w:cs="宋体"/>
                 <w:sz w:val="24"/>
@@ -337,8 +547,22 @@
           </w:tcPr>
           <w:p>
             <w:pPr>
+              <w:keepNext w:val="0"/>
+              <w:keepLines w:val="0"/>
+              <w:pageBreakBefore w:val="0"/>
+              <w:widowControl w:val="0"/>
+              <w:kinsoku w:val="0"/>
+              <w:wordWrap/>
+              <w:overflowPunct/>
+              <w:topLinePunct w:val="0"/>
+              <w:autoSpaceDE w:val="0"/>
+              <w:autoSpaceDN w:val="0"/>
+              <w:bidi w:val="0"/>
+              <w:adjustRightInd w:val="0"/>
+              <w:snapToGrid w:val="0"/>
               <w:spacing w:before="184" w:line="219" w:lineRule="auto"/>
               <w:ind w:left="676"/>
+              <w:textAlignment w:val="baseline"/>
               <w:rPr>
                 <w:rFonts w:ascii="宋体" w:hAnsi="宋体" w:eastAsia="宋体" w:cs="宋体"/>
                 <w:sz w:val="24"/>
@@ -362,8 +586,22 @@
           </w:tcPr>
           <w:p>
             <w:pPr>
+              <w:keepNext w:val="0"/>
+              <w:keepLines w:val="0"/>
+              <w:pageBreakBefore w:val="0"/>
+              <w:widowControl w:val="0"/>
+              <w:kinsoku w:val="0"/>
+              <w:wordWrap/>
+              <w:overflowPunct/>
+              <w:topLinePunct w:val="0"/>
+              <w:autoSpaceDE w:val="0"/>
+              <w:autoSpaceDN w:val="0"/>
+              <w:bidi w:val="0"/>
+              <w:adjustRightInd w:val="0"/>
+              <w:snapToGrid w:val="0"/>
               <w:spacing w:before="185" w:line="220" w:lineRule="auto"/>
               <w:ind w:left="546"/>
+              <w:textAlignment w:val="baseline"/>
               <w:rPr>
                 <w:rFonts w:ascii="宋体" w:hAnsi="宋体" w:eastAsia="宋体" w:cs="宋体"/>
                 <w:sz w:val="24"/>
@@ -387,8 +625,22 @@
           </w:tcPr>
           <w:p>
             <w:pPr>
+              <w:keepNext w:val="0"/>
+              <w:keepLines w:val="0"/>
+              <w:pageBreakBefore w:val="0"/>
+              <w:widowControl w:val="0"/>
+              <w:kinsoku w:val="0"/>
+              <w:wordWrap/>
+              <w:overflowPunct/>
+              <w:topLinePunct w:val="0"/>
+              <w:autoSpaceDE w:val="0"/>
+              <w:autoSpaceDN w:val="0"/>
+              <w:bidi w:val="0"/>
+              <w:adjustRightInd w:val="0"/>
+              <w:snapToGrid w:val="0"/>
               <w:spacing w:before="185" w:line="220" w:lineRule="auto"/>
               <w:ind w:left="755"/>
+              <w:textAlignment w:val="baseline"/>
               <w:rPr>
                 <w:rFonts w:ascii="宋体" w:hAnsi="宋体" w:eastAsia="宋体" w:cs="宋体"/>
                 <w:sz w:val="24"/>
@@ -433,8 +685,22 @@
           </w:tcPr>
           <w:p>
             <w:pPr>
+              <w:keepNext w:val="0"/>
+              <w:keepLines w:val="0"/>
+              <w:pageBreakBefore w:val="0"/>
+              <w:widowControl w:val="0"/>
+              <w:kinsoku w:val="0"/>
+              <w:wordWrap/>
+              <w:overflowPunct/>
+              <w:topLinePunct w:val="0"/>
+              <w:autoSpaceDE w:val="0"/>
+              <w:autoSpaceDN w:val="0"/>
+              <w:bidi w:val="0"/>
+              <w:adjustRightInd w:val="0"/>
+              <w:snapToGrid w:val="0"/>
               <w:spacing w:before="164" w:line="239" w:lineRule="auto"/>
               <w:ind w:left="709"/>
+              <w:textAlignment w:val="baseline"/>
               <w:rPr>
                 <w:rFonts w:ascii="宋体" w:hAnsi="宋体" w:eastAsia="宋体" w:cs="宋体"/>
                 <w:sz w:val="21"/>
@@ -458,8 +724,22 @@
           </w:tcPr>
           <w:p>
             <w:pPr>
+              <w:keepNext w:val="0"/>
+              <w:keepLines w:val="0"/>
+              <w:pageBreakBefore w:val="0"/>
+              <w:widowControl w:val="0"/>
+              <w:kinsoku w:val="0"/>
+              <w:wordWrap/>
+              <w:overflowPunct/>
+              <w:topLinePunct w:val="0"/>
+              <w:autoSpaceDE w:val="0"/>
+              <w:autoSpaceDN w:val="0"/>
+              <w:bidi w:val="0"/>
+              <w:adjustRightInd w:val="0"/>
+              <w:snapToGrid w:val="0"/>
               <w:spacing w:before="164"/>
               <w:ind w:left="290"/>
+              <w:textAlignment w:val="baseline"/>
               <w:rPr>
                 <w:rFonts w:ascii="宋体" w:hAnsi="宋体" w:eastAsia="宋体" w:cs="宋体"/>
                 <w:sz w:val="21"/>
@@ -483,8 +763,22 @@
           </w:tcPr>
           <w:p>
             <w:pPr>
+              <w:keepNext w:val="0"/>
+              <w:keepLines w:val="0"/>
+              <w:pageBreakBefore w:val="0"/>
+              <w:widowControl w:val="0"/>
+              <w:kinsoku w:val="0"/>
+              <w:wordWrap/>
+              <w:overflowPunct/>
+              <w:topLinePunct w:val="0"/>
+              <w:autoSpaceDE w:val="0"/>
+              <w:autoSpaceDN w:val="0"/>
+              <w:bidi w:val="0"/>
+              <w:adjustRightInd w:val="0"/>
+              <w:snapToGrid w:val="0"/>
               <w:spacing w:before="134" w:line="219" w:lineRule="auto"/>
               <w:ind w:left="738"/>
+              <w:textAlignment w:val="baseline"/>
               <w:rPr>
                 <w:rFonts w:ascii="宋体" w:hAnsi="宋体" w:eastAsia="宋体" w:cs="宋体"/>
                 <w:sz w:val="21"/>
@@ -508,8 +802,22 @@
           </w:tcPr>
           <w:p>
             <w:pPr>
+              <w:keepNext w:val="0"/>
+              <w:keepLines w:val="0"/>
+              <w:pageBreakBefore w:val="0"/>
+              <w:widowControl w:val="0"/>
+              <w:kinsoku w:val="0"/>
+              <w:wordWrap/>
+              <w:overflowPunct/>
+              <w:topLinePunct w:val="0"/>
+              <w:autoSpaceDE w:val="0"/>
+              <w:autoSpaceDN w:val="0"/>
+              <w:bidi w:val="0"/>
+              <w:adjustRightInd w:val="0"/>
+              <w:snapToGrid w:val="0"/>
               <w:spacing w:before="135" w:line="220" w:lineRule="auto"/>
               <w:ind w:left="480"/>
+              <w:textAlignment w:val="baseline"/>
               <w:rPr>
                 <w:rFonts w:hint="eastAsia" w:ascii="宋体" w:hAnsi="宋体" w:eastAsia="宋体" w:cs="宋体"/>
                 <w:sz w:val="21"/>
@@ -534,8 +842,22 @@
           </w:tcPr>
           <w:p>
             <w:pPr>
+              <w:keepNext w:val="0"/>
+              <w:keepLines w:val="0"/>
+              <w:pageBreakBefore w:val="0"/>
+              <w:widowControl w:val="0"/>
+              <w:kinsoku w:val="0"/>
+              <w:wordWrap/>
+              <w:overflowPunct/>
+              <w:topLinePunct w:val="0"/>
+              <w:autoSpaceDE w:val="0"/>
+              <w:autoSpaceDN w:val="0"/>
+              <w:bidi w:val="0"/>
+              <w:adjustRightInd w:val="0"/>
+              <w:snapToGrid w:val="0"/>
               <w:spacing w:before="134" w:line="220" w:lineRule="auto"/>
               <w:ind w:left="672"/>
+              <w:textAlignment w:val="baseline"/>
               <w:rPr>
                 <w:rFonts w:ascii="宋体" w:hAnsi="宋体" w:eastAsia="宋体" w:cs="宋体"/>
                 <w:sz w:val="21"/>
@@ -581,6 +903,20 @@
           <w:p>
             <w:pPr>
               <w:pStyle w:val="25"/>
+              <w:keepNext w:val="0"/>
+              <w:keepLines w:val="0"/>
+              <w:pageBreakBefore w:val="0"/>
+              <w:widowControl w:val="0"/>
+              <w:kinsoku w:val="0"/>
+              <w:wordWrap/>
+              <w:overflowPunct/>
+              <w:topLinePunct w:val="0"/>
+              <w:autoSpaceDE w:val="0"/>
+              <w:autoSpaceDN w:val="0"/>
+              <w:bidi w:val="0"/>
+              <w:adjustRightInd w:val="0"/>
+              <w:snapToGrid w:val="0"/>
+              <w:textAlignment w:val="baseline"/>
             </w:pPr>
           </w:p>
         </w:tc>
@@ -591,6 +927,20 @@
           <w:p>
             <w:pPr>
               <w:pStyle w:val="25"/>
+              <w:keepNext w:val="0"/>
+              <w:keepLines w:val="0"/>
+              <w:pageBreakBefore w:val="0"/>
+              <w:widowControl w:val="0"/>
+              <w:kinsoku w:val="0"/>
+              <w:wordWrap/>
+              <w:overflowPunct/>
+              <w:topLinePunct w:val="0"/>
+              <w:autoSpaceDE w:val="0"/>
+              <w:autoSpaceDN w:val="0"/>
+              <w:bidi w:val="0"/>
+              <w:adjustRightInd w:val="0"/>
+              <w:snapToGrid w:val="0"/>
+              <w:textAlignment w:val="baseline"/>
             </w:pPr>
           </w:p>
         </w:tc>
@@ -601,6 +951,20 @@
           <w:p>
             <w:pPr>
               <w:pStyle w:val="25"/>
+              <w:keepNext w:val="0"/>
+              <w:keepLines w:val="0"/>
+              <w:pageBreakBefore w:val="0"/>
+              <w:widowControl w:val="0"/>
+              <w:kinsoku w:val="0"/>
+              <w:wordWrap/>
+              <w:overflowPunct/>
+              <w:topLinePunct w:val="0"/>
+              <w:autoSpaceDE w:val="0"/>
+              <w:autoSpaceDN w:val="0"/>
+              <w:bidi w:val="0"/>
+              <w:adjustRightInd w:val="0"/>
+              <w:snapToGrid w:val="0"/>
+              <w:textAlignment w:val="baseline"/>
             </w:pPr>
           </w:p>
         </w:tc>
@@ -611,6 +975,20 @@
           <w:p>
             <w:pPr>
               <w:pStyle w:val="25"/>
+              <w:keepNext w:val="0"/>
+              <w:keepLines w:val="0"/>
+              <w:pageBreakBefore w:val="0"/>
+              <w:widowControl w:val="0"/>
+              <w:kinsoku w:val="0"/>
+              <w:wordWrap/>
+              <w:overflowPunct/>
+              <w:topLinePunct w:val="0"/>
+              <w:autoSpaceDE w:val="0"/>
+              <w:autoSpaceDN w:val="0"/>
+              <w:bidi w:val="0"/>
+              <w:adjustRightInd w:val="0"/>
+              <w:snapToGrid w:val="0"/>
+              <w:textAlignment w:val="baseline"/>
             </w:pPr>
           </w:p>
         </w:tc>
@@ -621,6 +999,20 @@
           <w:p>
             <w:pPr>
               <w:pStyle w:val="25"/>
+              <w:keepNext w:val="0"/>
+              <w:keepLines w:val="0"/>
+              <w:pageBreakBefore w:val="0"/>
+              <w:widowControl w:val="0"/>
+              <w:kinsoku w:val="0"/>
+              <w:wordWrap/>
+              <w:overflowPunct/>
+              <w:topLinePunct w:val="0"/>
+              <w:autoSpaceDE w:val="0"/>
+              <w:autoSpaceDN w:val="0"/>
+              <w:bidi w:val="0"/>
+              <w:adjustRightInd w:val="0"/>
+              <w:snapToGrid w:val="0"/>
+              <w:textAlignment w:val="baseline"/>
             </w:pPr>
           </w:p>
         </w:tc>
@@ -652,6 +1044,20 @@
           <w:p>
             <w:pPr>
               <w:pStyle w:val="25"/>
+              <w:keepNext w:val="0"/>
+              <w:keepLines w:val="0"/>
+              <w:pageBreakBefore w:val="0"/>
+              <w:widowControl w:val="0"/>
+              <w:kinsoku w:val="0"/>
+              <w:wordWrap/>
+              <w:overflowPunct/>
+              <w:topLinePunct w:val="0"/>
+              <w:autoSpaceDE w:val="0"/>
+              <w:autoSpaceDN w:val="0"/>
+              <w:bidi w:val="0"/>
+              <w:adjustRightInd w:val="0"/>
+              <w:snapToGrid w:val="0"/>
+              <w:textAlignment w:val="baseline"/>
             </w:pPr>
           </w:p>
         </w:tc>
@@ -662,6 +1068,20 @@
           <w:p>
             <w:pPr>
               <w:pStyle w:val="25"/>
+              <w:keepNext w:val="0"/>
+              <w:keepLines w:val="0"/>
+              <w:pageBreakBefore w:val="0"/>
+              <w:widowControl w:val="0"/>
+              <w:kinsoku w:val="0"/>
+              <w:wordWrap/>
+              <w:overflowPunct/>
+              <w:topLinePunct w:val="0"/>
+              <w:autoSpaceDE w:val="0"/>
+              <w:autoSpaceDN w:val="0"/>
+              <w:bidi w:val="0"/>
+              <w:adjustRightInd w:val="0"/>
+              <w:snapToGrid w:val="0"/>
+              <w:textAlignment w:val="baseline"/>
             </w:pPr>
           </w:p>
         </w:tc>
@@ -672,6 +1092,20 @@
           <w:p>
             <w:pPr>
               <w:pStyle w:val="25"/>
+              <w:keepNext w:val="0"/>
+              <w:keepLines w:val="0"/>
+              <w:pageBreakBefore w:val="0"/>
+              <w:widowControl w:val="0"/>
+              <w:kinsoku w:val="0"/>
+              <w:wordWrap/>
+              <w:overflowPunct/>
+              <w:topLinePunct w:val="0"/>
+              <w:autoSpaceDE w:val="0"/>
+              <w:autoSpaceDN w:val="0"/>
+              <w:bidi w:val="0"/>
+              <w:adjustRightInd w:val="0"/>
+              <w:snapToGrid w:val="0"/>
+              <w:textAlignment w:val="baseline"/>
             </w:pPr>
           </w:p>
         </w:tc>
@@ -682,6 +1116,20 @@
           <w:p>
             <w:pPr>
               <w:pStyle w:val="25"/>
+              <w:keepNext w:val="0"/>
+              <w:keepLines w:val="0"/>
+              <w:pageBreakBefore w:val="0"/>
+              <w:widowControl w:val="0"/>
+              <w:kinsoku w:val="0"/>
+              <w:wordWrap/>
+              <w:overflowPunct/>
+              <w:topLinePunct w:val="0"/>
+              <w:autoSpaceDE w:val="0"/>
+              <w:autoSpaceDN w:val="0"/>
+              <w:bidi w:val="0"/>
+              <w:adjustRightInd w:val="0"/>
+              <w:snapToGrid w:val="0"/>
+              <w:textAlignment w:val="baseline"/>
             </w:pPr>
           </w:p>
         </w:tc>
@@ -692,6 +1140,20 @@
           <w:p>
             <w:pPr>
               <w:pStyle w:val="25"/>
+              <w:keepNext w:val="0"/>
+              <w:keepLines w:val="0"/>
+              <w:pageBreakBefore w:val="0"/>
+              <w:widowControl w:val="0"/>
+              <w:kinsoku w:val="0"/>
+              <w:wordWrap/>
+              <w:overflowPunct/>
+              <w:topLinePunct w:val="0"/>
+              <w:autoSpaceDE w:val="0"/>
+              <w:autoSpaceDN w:val="0"/>
+              <w:bidi w:val="0"/>
+              <w:adjustRightInd w:val="0"/>
+              <w:snapToGrid w:val="0"/>
+              <w:textAlignment w:val="baseline"/>
             </w:pPr>
           </w:p>
         </w:tc>
@@ -723,6 +1185,20 @@
           <w:p>
             <w:pPr>
               <w:pStyle w:val="25"/>
+              <w:keepNext w:val="0"/>
+              <w:keepLines w:val="0"/>
+              <w:pageBreakBefore w:val="0"/>
+              <w:widowControl w:val="0"/>
+              <w:kinsoku w:val="0"/>
+              <w:wordWrap/>
+              <w:overflowPunct/>
+              <w:topLinePunct w:val="0"/>
+              <w:autoSpaceDE w:val="0"/>
+              <w:autoSpaceDN w:val="0"/>
+              <w:bidi w:val="0"/>
+              <w:adjustRightInd w:val="0"/>
+              <w:snapToGrid w:val="0"/>
+              <w:textAlignment w:val="baseline"/>
             </w:pPr>
           </w:p>
         </w:tc>
@@ -733,6 +1209,20 @@
           <w:p>
             <w:pPr>
               <w:pStyle w:val="25"/>
+              <w:keepNext w:val="0"/>
+              <w:keepLines w:val="0"/>
+              <w:pageBreakBefore w:val="0"/>
+              <w:widowControl w:val="0"/>
+              <w:kinsoku w:val="0"/>
+              <w:wordWrap/>
+              <w:overflowPunct/>
+              <w:topLinePunct w:val="0"/>
+              <w:autoSpaceDE w:val="0"/>
+              <w:autoSpaceDN w:val="0"/>
+              <w:bidi w:val="0"/>
+              <w:adjustRightInd w:val="0"/>
+              <w:snapToGrid w:val="0"/>
+              <w:textAlignment w:val="baseline"/>
             </w:pPr>
           </w:p>
         </w:tc>
@@ -743,6 +1233,20 @@
           <w:p>
             <w:pPr>
               <w:pStyle w:val="25"/>
+              <w:keepNext w:val="0"/>
+              <w:keepLines w:val="0"/>
+              <w:pageBreakBefore w:val="0"/>
+              <w:widowControl w:val="0"/>
+              <w:kinsoku w:val="0"/>
+              <w:wordWrap/>
+              <w:overflowPunct/>
+              <w:topLinePunct w:val="0"/>
+              <w:autoSpaceDE w:val="0"/>
+              <w:autoSpaceDN w:val="0"/>
+              <w:bidi w:val="0"/>
+              <w:adjustRightInd w:val="0"/>
+              <w:snapToGrid w:val="0"/>
+              <w:textAlignment w:val="baseline"/>
             </w:pPr>
           </w:p>
         </w:tc>
@@ -753,6 +1257,20 @@
           <w:p>
             <w:pPr>
               <w:pStyle w:val="25"/>
+              <w:keepNext w:val="0"/>
+              <w:keepLines w:val="0"/>
+              <w:pageBreakBefore w:val="0"/>
+              <w:widowControl w:val="0"/>
+              <w:kinsoku w:val="0"/>
+              <w:wordWrap/>
+              <w:overflowPunct/>
+              <w:topLinePunct w:val="0"/>
+              <w:autoSpaceDE w:val="0"/>
+              <w:autoSpaceDN w:val="0"/>
+              <w:bidi w:val="0"/>
+              <w:adjustRightInd w:val="0"/>
+              <w:snapToGrid w:val="0"/>
+              <w:textAlignment w:val="baseline"/>
             </w:pPr>
           </w:p>
         </w:tc>
@@ -763,6 +1281,20 @@
           <w:p>
             <w:pPr>
               <w:pStyle w:val="25"/>
+              <w:keepNext w:val="0"/>
+              <w:keepLines w:val="0"/>
+              <w:pageBreakBefore w:val="0"/>
+              <w:widowControl w:val="0"/>
+              <w:kinsoku w:val="0"/>
+              <w:wordWrap/>
+              <w:overflowPunct/>
+              <w:topLinePunct w:val="0"/>
+              <w:autoSpaceDE w:val="0"/>
+              <w:autoSpaceDN w:val="0"/>
+              <w:bidi w:val="0"/>
+              <w:adjustRightInd w:val="0"/>
+              <w:snapToGrid w:val="0"/>
+              <w:textAlignment w:val="baseline"/>
             </w:pPr>
           </w:p>
         </w:tc>
@@ -794,6 +1326,20 @@
           <w:p>
             <w:pPr>
               <w:pStyle w:val="25"/>
+              <w:keepNext w:val="0"/>
+              <w:keepLines w:val="0"/>
+              <w:pageBreakBefore w:val="0"/>
+              <w:widowControl w:val="0"/>
+              <w:kinsoku w:val="0"/>
+              <w:wordWrap/>
+              <w:overflowPunct/>
+              <w:topLinePunct w:val="0"/>
+              <w:autoSpaceDE w:val="0"/>
+              <w:autoSpaceDN w:val="0"/>
+              <w:bidi w:val="0"/>
+              <w:adjustRightInd w:val="0"/>
+              <w:snapToGrid w:val="0"/>
+              <w:textAlignment w:val="baseline"/>
             </w:pPr>
           </w:p>
         </w:tc>
@@ -804,6 +1350,20 @@
           <w:p>
             <w:pPr>
               <w:pStyle w:val="25"/>
+              <w:keepNext w:val="0"/>
+              <w:keepLines w:val="0"/>
+              <w:pageBreakBefore w:val="0"/>
+              <w:widowControl w:val="0"/>
+              <w:kinsoku w:val="0"/>
+              <w:wordWrap/>
+              <w:overflowPunct/>
+              <w:topLinePunct w:val="0"/>
+              <w:autoSpaceDE w:val="0"/>
+              <w:autoSpaceDN w:val="0"/>
+              <w:bidi w:val="0"/>
+              <w:adjustRightInd w:val="0"/>
+              <w:snapToGrid w:val="0"/>
+              <w:textAlignment w:val="baseline"/>
             </w:pPr>
           </w:p>
         </w:tc>
@@ -814,6 +1374,20 @@
           <w:p>
             <w:pPr>
               <w:pStyle w:val="25"/>
+              <w:keepNext w:val="0"/>
+              <w:keepLines w:val="0"/>
+              <w:pageBreakBefore w:val="0"/>
+              <w:widowControl w:val="0"/>
+              <w:kinsoku w:val="0"/>
+              <w:wordWrap/>
+              <w:overflowPunct/>
+              <w:topLinePunct w:val="0"/>
+              <w:autoSpaceDE w:val="0"/>
+              <w:autoSpaceDN w:val="0"/>
+              <w:bidi w:val="0"/>
+              <w:adjustRightInd w:val="0"/>
+              <w:snapToGrid w:val="0"/>
+              <w:textAlignment w:val="baseline"/>
             </w:pPr>
           </w:p>
         </w:tc>
@@ -824,6 +1398,20 @@
           <w:p>
             <w:pPr>
               <w:pStyle w:val="25"/>
+              <w:keepNext w:val="0"/>
+              <w:keepLines w:val="0"/>
+              <w:pageBreakBefore w:val="0"/>
+              <w:widowControl w:val="0"/>
+              <w:kinsoku w:val="0"/>
+              <w:wordWrap/>
+              <w:overflowPunct/>
+              <w:topLinePunct w:val="0"/>
+              <w:autoSpaceDE w:val="0"/>
+              <w:autoSpaceDN w:val="0"/>
+              <w:bidi w:val="0"/>
+              <w:adjustRightInd w:val="0"/>
+              <w:snapToGrid w:val="0"/>
+              <w:textAlignment w:val="baseline"/>
             </w:pPr>
           </w:p>
         </w:tc>
@@ -834,6 +1422,20 @@
           <w:p>
             <w:pPr>
               <w:pStyle w:val="25"/>
+              <w:keepNext w:val="0"/>
+              <w:keepLines w:val="0"/>
+              <w:pageBreakBefore w:val="0"/>
+              <w:widowControl w:val="0"/>
+              <w:kinsoku w:val="0"/>
+              <w:wordWrap/>
+              <w:overflowPunct/>
+              <w:topLinePunct w:val="0"/>
+              <w:autoSpaceDE w:val="0"/>
+              <w:autoSpaceDN w:val="0"/>
+              <w:bidi w:val="0"/>
+              <w:adjustRightInd w:val="0"/>
+              <w:snapToGrid w:val="0"/>
+              <w:textAlignment w:val="baseline"/>
             </w:pPr>
           </w:p>
         </w:tc>
@@ -842,10 +1444,38 @@
     <w:p>
       <w:pPr>
         <w:pStyle w:val="12"/>
+        <w:keepNext w:val="0"/>
+        <w:keepLines w:val="0"/>
+        <w:pageBreakBefore w:val="0"/>
+        <w:widowControl w:val="0"/>
+        <w:kinsoku w:val="0"/>
+        <w:wordWrap/>
+        <w:overflowPunct/>
+        <w:topLinePunct w:val="0"/>
+        <w:autoSpaceDE w:val="0"/>
+        <w:autoSpaceDN w:val="0"/>
+        <w:bidi w:val="0"/>
+        <w:adjustRightInd w:val="0"/>
+        <w:snapToGrid w:val="0"/>
+        <w:textAlignment w:val="baseline"/>
       </w:pPr>
     </w:p>
     <w:p>
       <w:pPr>
+        <w:keepNext w:val="0"/>
+        <w:keepLines w:val="0"/>
+        <w:pageBreakBefore w:val="0"/>
+        <w:widowControl w:val="0"/>
+        <w:kinsoku w:val="0"/>
+        <w:wordWrap/>
+        <w:overflowPunct/>
+        <w:topLinePunct w:val="0"/>
+        <w:autoSpaceDE w:val="0"/>
+        <w:autoSpaceDN w:val="0"/>
+        <w:bidi w:val="0"/>
+        <w:adjustRightInd w:val="0"/>
+        <w:snapToGrid w:val="0"/>
+        <w:textAlignment w:val="baseline"/>
         <w:sectPr>
           <w:headerReference r:id="rId7" w:type="default"/>
           <w:footerReference r:id="rId8" w:type="default"/>
@@ -886,9 +1516,23 @@
       <w:sdtContent>
         <w:p>
           <w:pPr>
+            <w:keepNext w:val="0"/>
+            <w:keepLines w:val="0"/>
+            <w:pageBreakBefore w:val="0"/>
+            <w:widowControl w:val="0"/>
+            <w:kinsoku w:val="0"/>
+            <w:wordWrap/>
+            <w:overflowPunct/>
+            <w:topLinePunct w:val="0"/>
+            <w:autoSpaceDE w:val="0"/>
+            <w:autoSpaceDN w:val="0"/>
+            <w:bidi w:val="0"/>
+            <w:adjustRightInd w:val="0"/>
+            <w:snapToGrid w:val="0"/>
             <w:spacing w:before="0" w:beforeLines="0" w:after="0" w:afterLines="0" w:line="240" w:lineRule="auto"/>
             <w:ind w:left="0" w:leftChars="0" w:right="0" w:rightChars="0" w:firstLine="0" w:firstLineChars="0"/>
             <w:jc w:val="center"/>
+            <w:textAlignment w:val="baseline"/>
           </w:pPr>
           <w:r>
             <w:rPr>
@@ -941,7 +1585,7 @@
               <w:rFonts w:ascii="Times New Roman" w:hAnsi="Times New Roman" w:eastAsia="Times New Roman" w:cs="Times New Roman"/>
               <w:szCs w:val="24"/>
             </w:rPr>
-            <w:instrText xml:space="preserve"> HYPERLINK \l _Toc19963 </w:instrText>
+            <w:instrText xml:space="preserve"> HYPERLINK \l _Toc1280 </w:instrText>
           </w:r>
           <w:r>
             <w:rPr>
@@ -960,7 +1604,7 @@
             <w:fldChar w:fldCharType="begin"/>
           </w:r>
           <w:r>
-            <w:instrText xml:space="preserve"> PAGEREF _Toc19963 \h </w:instrText>
+            <w:instrText xml:space="preserve"> PAGEREF _Toc1280 \h </w:instrText>
           </w:r>
           <w:r>
             <w:fldChar w:fldCharType="separate"/>
@@ -998,7 +1642,7 @@
               <w:rFonts w:ascii="Times New Roman" w:hAnsi="Times New Roman" w:eastAsia="Times New Roman" w:cs="Times New Roman"/>
               <w:szCs w:val="24"/>
             </w:rPr>
-            <w:instrText xml:space="preserve"> HYPERLINK \l _Toc21933 </w:instrText>
+            <w:instrText xml:space="preserve"> HYPERLINK \l _Toc22953 </w:instrText>
           </w:r>
           <w:r>
             <w:rPr>
@@ -1017,7 +1661,7 @@
             <w:fldChar w:fldCharType="begin"/>
           </w:r>
           <w:r>
-            <w:instrText xml:space="preserve"> PAGEREF _Toc21933 \h </w:instrText>
+            <w:instrText xml:space="preserve"> PAGEREF _Toc22953 \h </w:instrText>
           </w:r>
           <w:r>
             <w:fldChar w:fldCharType="separate"/>
@@ -1055,7 +1699,7 @@
               <w:rFonts w:ascii="Times New Roman" w:hAnsi="Times New Roman" w:eastAsia="Times New Roman" w:cs="Times New Roman"/>
               <w:szCs w:val="24"/>
             </w:rPr>
-            <w:instrText xml:space="preserve"> HYPERLINK \l _Toc4822 </w:instrText>
+            <w:instrText xml:space="preserve"> HYPERLINK \l _Toc549 </w:instrText>
           </w:r>
           <w:r>
             <w:rPr>
@@ -1079,7 +1723,7 @@
             <w:fldChar w:fldCharType="begin"/>
           </w:r>
           <w:r>
-            <w:instrText xml:space="preserve"> PAGEREF _Toc4822 \h </w:instrText>
+            <w:instrText xml:space="preserve"> PAGEREF _Toc549 \h </w:instrText>
           </w:r>
           <w:r>
             <w:fldChar w:fldCharType="separate"/>
@@ -1117,7 +1761,7 @@
               <w:rFonts w:ascii="Times New Roman" w:hAnsi="Times New Roman" w:eastAsia="Times New Roman" w:cs="Times New Roman"/>
               <w:szCs w:val="24"/>
             </w:rPr>
-            <w:instrText xml:space="preserve"> HYPERLINK \l _Toc14860 </w:instrText>
+            <w:instrText xml:space="preserve"> HYPERLINK \l _Toc5947 </w:instrText>
           </w:r>
           <w:r>
             <w:rPr>
@@ -1142,7 +1786,7 @@
             <w:fldChar w:fldCharType="begin"/>
           </w:r>
           <w:r>
-            <w:instrText xml:space="preserve"> PAGEREF _Toc14860 \h </w:instrText>
+            <w:instrText xml:space="preserve"> PAGEREF _Toc5947 \h </w:instrText>
           </w:r>
           <w:r>
             <w:fldChar w:fldCharType="separate"/>
@@ -1180,7 +1824,7 @@
               <w:rFonts w:ascii="Times New Roman" w:hAnsi="Times New Roman" w:eastAsia="Times New Roman" w:cs="Times New Roman"/>
               <w:szCs w:val="24"/>
             </w:rPr>
-            <w:instrText xml:space="preserve"> HYPERLINK \l _Toc22028 </w:instrText>
+            <w:instrText xml:space="preserve"> HYPERLINK \l _Toc26254 </w:instrText>
           </w:r>
           <w:r>
             <w:rPr>
@@ -1205,7 +1849,7 @@
             <w:fldChar w:fldCharType="begin"/>
           </w:r>
           <w:r>
-            <w:instrText xml:space="preserve"> PAGEREF _Toc22028 \h </w:instrText>
+            <w:instrText xml:space="preserve"> PAGEREF _Toc26254 \h </w:instrText>
           </w:r>
           <w:r>
             <w:fldChar w:fldCharType="separate"/>
@@ -1243,7 +1887,7 @@
               <w:rFonts w:ascii="Times New Roman" w:hAnsi="Times New Roman" w:eastAsia="Times New Roman" w:cs="Times New Roman"/>
               <w:szCs w:val="24"/>
             </w:rPr>
-            <w:instrText xml:space="preserve"> HYPERLINK \l _Toc1048 </w:instrText>
+            <w:instrText xml:space="preserve"> HYPERLINK \l _Toc24131 </w:instrText>
           </w:r>
           <w:r>
             <w:rPr>
@@ -1268,7 +1912,7 @@
             <w:fldChar w:fldCharType="begin"/>
           </w:r>
           <w:r>
-            <w:instrText xml:space="preserve"> PAGEREF _Toc1048 \h </w:instrText>
+            <w:instrText xml:space="preserve"> PAGEREF _Toc24131 \h </w:instrText>
           </w:r>
           <w:r>
             <w:fldChar w:fldCharType="separate"/>
@@ -1306,7 +1950,7 @@
               <w:rFonts w:ascii="Times New Roman" w:hAnsi="Times New Roman" w:eastAsia="Times New Roman" w:cs="Times New Roman"/>
               <w:szCs w:val="24"/>
             </w:rPr>
-            <w:instrText xml:space="preserve"> HYPERLINK \l _Toc3835 </w:instrText>
+            <w:instrText xml:space="preserve"> HYPERLINK \l _Toc20935 </w:instrText>
           </w:r>
           <w:r>
             <w:rPr>
@@ -1331,7 +1975,7 @@
             <w:fldChar w:fldCharType="begin"/>
           </w:r>
           <w:r>
-            <w:instrText xml:space="preserve"> PAGEREF _Toc3835 \h </w:instrText>
+            <w:instrText xml:space="preserve"> PAGEREF _Toc20935 \h </w:instrText>
           </w:r>
           <w:r>
             <w:fldChar w:fldCharType="separate"/>
@@ -1369,7 +2013,7 @@
               <w:rFonts w:ascii="Times New Roman" w:hAnsi="Times New Roman" w:eastAsia="Times New Roman" w:cs="Times New Roman"/>
               <w:szCs w:val="24"/>
             </w:rPr>
-            <w:instrText xml:space="preserve"> HYPERLINK \l _Toc7592 </w:instrText>
+            <w:instrText xml:space="preserve"> HYPERLINK \l _Toc1092 </w:instrText>
           </w:r>
           <w:r>
             <w:rPr>
@@ -1394,7 +2038,7 @@
             <w:fldChar w:fldCharType="begin"/>
           </w:r>
           <w:r>
-            <w:instrText xml:space="preserve"> PAGEREF _Toc7592 \h </w:instrText>
+            <w:instrText xml:space="preserve"> PAGEREF _Toc1092 \h </w:instrText>
           </w:r>
           <w:r>
             <w:fldChar w:fldCharType="separate"/>
@@ -1432,7 +2076,7 @@
               <w:rFonts w:ascii="Times New Roman" w:hAnsi="Times New Roman" w:eastAsia="Times New Roman" w:cs="Times New Roman"/>
               <w:szCs w:val="24"/>
             </w:rPr>
-            <w:instrText xml:space="preserve"> HYPERLINK \l _Toc22611 </w:instrText>
+            <w:instrText xml:space="preserve"> HYPERLINK \l _Toc12002 </w:instrText>
           </w:r>
           <w:r>
             <w:rPr>
@@ -1457,7 +2101,7 @@
             <w:fldChar w:fldCharType="begin"/>
           </w:r>
           <w:r>
-            <w:instrText xml:space="preserve"> PAGEREF _Toc22611 \h </w:instrText>
+            <w:instrText xml:space="preserve"> PAGEREF _Toc12002 \h </w:instrText>
           </w:r>
           <w:r>
             <w:fldChar w:fldCharType="separate"/>
@@ -1495,7 +2139,7 @@
               <w:rFonts w:ascii="Times New Roman" w:hAnsi="Times New Roman" w:eastAsia="Times New Roman" w:cs="Times New Roman"/>
               <w:szCs w:val="24"/>
             </w:rPr>
-            <w:instrText xml:space="preserve"> HYPERLINK \l _Toc22065 </w:instrText>
+            <w:instrText xml:space="preserve"> HYPERLINK \l _Toc27957 </w:instrText>
           </w:r>
           <w:r>
             <w:rPr>
@@ -1520,7 +2164,7 @@
             <w:fldChar w:fldCharType="begin"/>
           </w:r>
           <w:r>
-            <w:instrText xml:space="preserve"> PAGEREF _Toc22065 \h </w:instrText>
+            <w:instrText xml:space="preserve"> PAGEREF _Toc27957 \h </w:instrText>
           </w:r>
           <w:r>
             <w:fldChar w:fldCharType="separate"/>
@@ -1558,7 +2202,7 @@
               <w:rFonts w:ascii="Times New Roman" w:hAnsi="Times New Roman" w:eastAsia="Times New Roman" w:cs="Times New Roman"/>
               <w:szCs w:val="24"/>
             </w:rPr>
-            <w:instrText xml:space="preserve"> HYPERLINK \l _Toc27940 </w:instrText>
+            <w:instrText xml:space="preserve"> HYPERLINK \l _Toc10853 </w:instrText>
           </w:r>
           <w:r>
             <w:rPr>
@@ -1583,7 +2227,7 @@
             <w:fldChar w:fldCharType="begin"/>
           </w:r>
           <w:r>
-            <w:instrText xml:space="preserve"> PAGEREF _Toc27940 \h </w:instrText>
+            <w:instrText xml:space="preserve"> PAGEREF _Toc10853 \h </w:instrText>
           </w:r>
           <w:r>
             <w:fldChar w:fldCharType="separate"/>
@@ -1621,7 +2265,7 @@
               <w:rFonts w:ascii="Times New Roman" w:hAnsi="Times New Roman" w:eastAsia="Times New Roman" w:cs="Times New Roman"/>
               <w:szCs w:val="24"/>
             </w:rPr>
-            <w:instrText xml:space="preserve"> HYPERLINK \l _Toc26642 </w:instrText>
+            <w:instrText xml:space="preserve"> HYPERLINK \l _Toc12874 </w:instrText>
           </w:r>
           <w:r>
             <w:rPr>
@@ -1646,7 +2290,7 @@
             <w:fldChar w:fldCharType="begin"/>
           </w:r>
           <w:r>
-            <w:instrText xml:space="preserve"> PAGEREF _Toc26642 \h </w:instrText>
+            <w:instrText xml:space="preserve"> PAGEREF _Toc12874 \h </w:instrText>
           </w:r>
           <w:r>
             <w:fldChar w:fldCharType="separate"/>
@@ -1684,7 +2328,7 @@
               <w:rFonts w:ascii="Times New Roman" w:hAnsi="Times New Roman" w:eastAsia="Times New Roman" w:cs="Times New Roman"/>
               <w:szCs w:val="24"/>
             </w:rPr>
-            <w:instrText xml:space="preserve"> HYPERLINK \l _Toc9123 </w:instrText>
+            <w:instrText xml:space="preserve"> HYPERLINK \l _Toc9327 </w:instrText>
           </w:r>
           <w:r>
             <w:rPr>
@@ -1709,7 +2353,7 @@
             <w:fldChar w:fldCharType="begin"/>
           </w:r>
           <w:r>
-            <w:instrText xml:space="preserve"> PAGEREF _Toc9123 \h </w:instrText>
+            <w:instrText xml:space="preserve"> PAGEREF _Toc9327 \h </w:instrText>
           </w:r>
           <w:r>
             <w:fldChar w:fldCharType="separate"/>
@@ -1747,7 +2391,7 @@
               <w:rFonts w:ascii="Times New Roman" w:hAnsi="Times New Roman" w:eastAsia="Times New Roman" w:cs="Times New Roman"/>
               <w:szCs w:val="24"/>
             </w:rPr>
-            <w:instrText xml:space="preserve"> HYPERLINK \l _Toc26834 </w:instrText>
+            <w:instrText xml:space="preserve"> HYPERLINK \l _Toc6135 </w:instrText>
           </w:r>
           <w:r>
             <w:rPr>
@@ -1772,7 +2416,7 @@
             <w:fldChar w:fldCharType="begin"/>
           </w:r>
           <w:r>
-            <w:instrText xml:space="preserve"> PAGEREF _Toc26834 \h </w:instrText>
+            <w:instrText xml:space="preserve"> PAGEREF _Toc6135 \h </w:instrText>
           </w:r>
           <w:r>
             <w:fldChar w:fldCharType="separate"/>
@@ -1810,7 +2454,7 @@
               <w:rFonts w:ascii="Times New Roman" w:hAnsi="Times New Roman" w:eastAsia="Times New Roman" w:cs="Times New Roman"/>
               <w:szCs w:val="24"/>
             </w:rPr>
-            <w:instrText xml:space="preserve"> HYPERLINK \l _Toc31443 </w:instrText>
+            <w:instrText xml:space="preserve"> HYPERLINK \l _Toc26922 </w:instrText>
           </w:r>
           <w:r>
             <w:rPr>
@@ -1835,7 +2479,7 @@
             <w:fldChar w:fldCharType="begin"/>
           </w:r>
           <w:r>
-            <w:instrText xml:space="preserve"> PAGEREF _Toc31443 \h </w:instrText>
+            <w:instrText xml:space="preserve"> PAGEREF _Toc26922 \h </w:instrText>
           </w:r>
           <w:r>
             <w:fldChar w:fldCharType="separate"/>
@@ -1873,7 +2517,7 @@
               <w:rFonts w:ascii="Times New Roman" w:hAnsi="Times New Roman" w:eastAsia="Times New Roman" w:cs="Times New Roman"/>
               <w:szCs w:val="24"/>
             </w:rPr>
-            <w:instrText xml:space="preserve"> HYPERLINK \l _Toc1172 </w:instrText>
+            <w:instrText xml:space="preserve"> HYPERLINK \l _Toc5404 </w:instrText>
           </w:r>
           <w:r>
             <w:rPr>
@@ -1898,13 +2542,13 @@
             <w:fldChar w:fldCharType="begin"/>
           </w:r>
           <w:r>
-            <w:instrText xml:space="preserve"> PAGEREF _Toc1172 \h </w:instrText>
+            <w:instrText xml:space="preserve"> PAGEREF _Toc5404 \h </w:instrText>
           </w:r>
           <w:r>
             <w:fldChar w:fldCharType="separate"/>
           </w:r>
           <w:r>
-            <w:t>8</w:t>
+            <w:t>7</w:t>
           </w:r>
           <w:r>
             <w:fldChar w:fldCharType="end"/>
@@ -1936,7 +2580,7 @@
               <w:rFonts w:ascii="Times New Roman" w:hAnsi="Times New Roman" w:eastAsia="Times New Roman" w:cs="Times New Roman"/>
               <w:szCs w:val="24"/>
             </w:rPr>
-            <w:instrText xml:space="preserve"> HYPERLINK \l _Toc15027 </w:instrText>
+            <w:instrText xml:space="preserve"> HYPERLINK \l _Toc2515 </w:instrText>
           </w:r>
           <w:r>
             <w:rPr>
@@ -1961,7 +2605,7 @@
             <w:fldChar w:fldCharType="begin"/>
           </w:r>
           <w:r>
-            <w:instrText xml:space="preserve"> PAGEREF _Toc15027 \h </w:instrText>
+            <w:instrText xml:space="preserve"> PAGEREF _Toc2515 \h </w:instrText>
           </w:r>
           <w:r>
             <w:fldChar w:fldCharType="separate"/>
@@ -1999,7 +2643,7 @@
               <w:rFonts w:ascii="Times New Roman" w:hAnsi="Times New Roman" w:eastAsia="Times New Roman" w:cs="Times New Roman"/>
               <w:szCs w:val="24"/>
             </w:rPr>
-            <w:instrText xml:space="preserve"> HYPERLINK \l _Toc9761 </w:instrText>
+            <w:instrText xml:space="preserve"> HYPERLINK \l _Toc31866 </w:instrText>
           </w:r>
           <w:r>
             <w:rPr>
@@ -2024,7 +2668,7 @@
             <w:fldChar w:fldCharType="begin"/>
           </w:r>
           <w:r>
-            <w:instrText xml:space="preserve"> PAGEREF _Toc9761 \h </w:instrText>
+            <w:instrText xml:space="preserve"> PAGEREF _Toc31866 \h </w:instrText>
           </w:r>
           <w:r>
             <w:fldChar w:fldCharType="separate"/>
@@ -2062,7 +2706,7 @@
               <w:rFonts w:ascii="Times New Roman" w:hAnsi="Times New Roman" w:eastAsia="Times New Roman" w:cs="Times New Roman"/>
               <w:szCs w:val="24"/>
             </w:rPr>
-            <w:instrText xml:space="preserve"> HYPERLINK \l _Toc25251 </w:instrText>
+            <w:instrText xml:space="preserve"> HYPERLINK \l _Toc17103 </w:instrText>
           </w:r>
           <w:r>
             <w:rPr>
@@ -2087,7 +2731,7 @@
             <w:fldChar w:fldCharType="begin"/>
           </w:r>
           <w:r>
-            <w:instrText xml:space="preserve"> PAGEREF _Toc25251 \h </w:instrText>
+            <w:instrText xml:space="preserve"> PAGEREF _Toc17103 \h </w:instrText>
           </w:r>
           <w:r>
             <w:fldChar w:fldCharType="separate"/>
@@ -2125,7 +2769,7 @@
               <w:rFonts w:ascii="Times New Roman" w:hAnsi="Times New Roman" w:eastAsia="Times New Roman" w:cs="Times New Roman"/>
               <w:szCs w:val="24"/>
             </w:rPr>
-            <w:instrText xml:space="preserve"> HYPERLINK \l _Toc30763 </w:instrText>
+            <w:instrText xml:space="preserve"> HYPERLINK \l _Toc8928 </w:instrText>
           </w:r>
           <w:r>
             <w:rPr>
@@ -2150,13 +2794,13 @@
             <w:fldChar w:fldCharType="begin"/>
           </w:r>
           <w:r>
-            <w:instrText xml:space="preserve"> PAGEREF _Toc30763 \h </w:instrText>
+            <w:instrText xml:space="preserve"> PAGEREF _Toc8928 \h </w:instrText>
           </w:r>
           <w:r>
             <w:fldChar w:fldCharType="separate"/>
           </w:r>
           <w:r>
-            <w:t>8</w:t>
+            <w:t>9</w:t>
           </w:r>
           <w:r>
             <w:fldChar w:fldCharType="end"/>
@@ -2188,7 +2832,7 @@
               <w:rFonts w:ascii="Times New Roman" w:hAnsi="Times New Roman" w:eastAsia="Times New Roman" w:cs="Times New Roman"/>
               <w:szCs w:val="24"/>
             </w:rPr>
-            <w:instrText xml:space="preserve"> HYPERLINK \l _Toc16407 </w:instrText>
+            <w:instrText xml:space="preserve"> HYPERLINK \l _Toc32686 </w:instrText>
           </w:r>
           <w:r>
             <w:rPr>
@@ -2213,7 +2857,7 @@
             <w:fldChar w:fldCharType="begin"/>
           </w:r>
           <w:r>
-            <w:instrText xml:space="preserve"> PAGEREF _Toc16407 \h </w:instrText>
+            <w:instrText xml:space="preserve"> PAGEREF _Toc32686 \h </w:instrText>
           </w:r>
           <w:r>
             <w:fldChar w:fldCharType="separate"/>
@@ -2251,7 +2895,7 @@
               <w:rFonts w:ascii="Times New Roman" w:hAnsi="Times New Roman" w:eastAsia="Times New Roman" w:cs="Times New Roman"/>
               <w:szCs w:val="24"/>
             </w:rPr>
-            <w:instrText xml:space="preserve"> HYPERLINK \l _Toc20919 </w:instrText>
+            <w:instrText xml:space="preserve"> HYPERLINK \l _Toc28593 </w:instrText>
           </w:r>
           <w:r>
             <w:rPr>
@@ -2276,7 +2920,7 @@
             <w:fldChar w:fldCharType="begin"/>
           </w:r>
           <w:r>
-            <w:instrText xml:space="preserve"> PAGEREF _Toc20919 \h </w:instrText>
+            <w:instrText xml:space="preserve"> PAGEREF _Toc28593 \h </w:instrText>
           </w:r>
           <w:r>
             <w:fldChar w:fldCharType="separate"/>
@@ -2314,7 +2958,7 @@
               <w:rFonts w:ascii="Times New Roman" w:hAnsi="Times New Roman" w:eastAsia="Times New Roman" w:cs="Times New Roman"/>
               <w:szCs w:val="24"/>
             </w:rPr>
-            <w:instrText xml:space="preserve"> HYPERLINK \l _Toc6107 </w:instrText>
+            <w:instrText xml:space="preserve"> HYPERLINK \l _Toc21519 </w:instrText>
           </w:r>
           <w:r>
             <w:rPr>
@@ -2339,7 +2983,7 @@
             <w:fldChar w:fldCharType="begin"/>
           </w:r>
           <w:r>
-            <w:instrText xml:space="preserve"> PAGEREF _Toc6107 \h </w:instrText>
+            <w:instrText xml:space="preserve"> PAGEREF _Toc21519 \h </w:instrText>
           </w:r>
           <w:r>
             <w:fldChar w:fldCharType="separate"/>
@@ -2377,7 +3021,7 @@
               <w:rFonts w:ascii="Times New Roman" w:hAnsi="Times New Roman" w:eastAsia="Times New Roman" w:cs="Times New Roman"/>
               <w:szCs w:val="24"/>
             </w:rPr>
-            <w:instrText xml:space="preserve"> HYPERLINK \l _Toc28371 </w:instrText>
+            <w:instrText xml:space="preserve"> HYPERLINK \l _Toc29365 </w:instrText>
           </w:r>
           <w:r>
             <w:rPr>
@@ -2402,7 +3046,7 @@
             <w:fldChar w:fldCharType="begin"/>
           </w:r>
           <w:r>
-            <w:instrText xml:space="preserve"> PAGEREF _Toc28371 \h </w:instrText>
+            <w:instrText xml:space="preserve"> PAGEREF _Toc29365 \h </w:instrText>
           </w:r>
           <w:r>
             <w:fldChar w:fldCharType="separate"/>
@@ -2440,7 +3084,7 @@
               <w:rFonts w:ascii="Times New Roman" w:hAnsi="Times New Roman" w:eastAsia="Times New Roman" w:cs="Times New Roman"/>
               <w:szCs w:val="24"/>
             </w:rPr>
-            <w:instrText xml:space="preserve"> HYPERLINK \l _Toc24175 </w:instrText>
+            <w:instrText xml:space="preserve"> HYPERLINK \l _Toc14517 </w:instrText>
           </w:r>
           <w:r>
             <w:rPr>
@@ -2465,7 +3109,7 @@
             <w:fldChar w:fldCharType="begin"/>
           </w:r>
           <w:r>
-            <w:instrText xml:space="preserve"> PAGEREF _Toc24175 \h </w:instrText>
+            <w:instrText xml:space="preserve"> PAGEREF _Toc14517 \h </w:instrText>
           </w:r>
           <w:r>
             <w:fldChar w:fldCharType="separate"/>
@@ -2503,7 +3147,7 @@
               <w:rFonts w:ascii="Times New Roman" w:hAnsi="Times New Roman" w:eastAsia="Times New Roman" w:cs="Times New Roman"/>
               <w:szCs w:val="24"/>
             </w:rPr>
-            <w:instrText xml:space="preserve"> HYPERLINK \l _Toc8194 </w:instrText>
+            <w:instrText xml:space="preserve"> HYPERLINK \l _Toc12624 </w:instrText>
           </w:r>
           <w:r>
             <w:rPr>
@@ -2528,7 +3172,7 @@
             <w:fldChar w:fldCharType="begin"/>
           </w:r>
           <w:r>
-            <w:instrText xml:space="preserve"> PAGEREF _Toc8194 \h </w:instrText>
+            <w:instrText xml:space="preserve"> PAGEREF _Toc12624 \h </w:instrText>
           </w:r>
           <w:r>
             <w:fldChar w:fldCharType="separate"/>
@@ -2566,7 +3210,7 @@
               <w:rFonts w:ascii="Times New Roman" w:hAnsi="Times New Roman" w:eastAsia="Times New Roman" w:cs="Times New Roman"/>
               <w:szCs w:val="24"/>
             </w:rPr>
-            <w:instrText xml:space="preserve"> HYPERLINK \l _Toc8259 </w:instrText>
+            <w:instrText xml:space="preserve"> HYPERLINK \l _Toc5723 </w:instrText>
           </w:r>
           <w:r>
             <w:rPr>
@@ -2591,7 +3235,7 @@
             <w:fldChar w:fldCharType="begin"/>
           </w:r>
           <w:r>
-            <w:instrText xml:space="preserve"> PAGEREF _Toc8259 \h </w:instrText>
+            <w:instrText xml:space="preserve"> PAGEREF _Toc5723 \h </w:instrText>
           </w:r>
           <w:r>
             <w:fldChar w:fldCharType="separate"/>
@@ -2629,7 +3273,7 @@
               <w:rFonts w:ascii="Times New Roman" w:hAnsi="Times New Roman" w:eastAsia="Times New Roman" w:cs="Times New Roman"/>
               <w:szCs w:val="24"/>
             </w:rPr>
-            <w:instrText xml:space="preserve"> HYPERLINK \l _Toc11780 </w:instrText>
+            <w:instrText xml:space="preserve"> HYPERLINK \l _Toc11926 </w:instrText>
           </w:r>
           <w:r>
             <w:rPr>
@@ -2654,7 +3298,7 @@
             <w:fldChar w:fldCharType="begin"/>
           </w:r>
           <w:r>
-            <w:instrText xml:space="preserve"> PAGEREF _Toc11780 \h </w:instrText>
+            <w:instrText xml:space="preserve"> PAGEREF _Toc11926 \h </w:instrText>
           </w:r>
           <w:r>
             <w:fldChar w:fldCharType="separate"/>
@@ -2692,7 +3336,7 @@
               <w:rFonts w:ascii="Times New Roman" w:hAnsi="Times New Roman" w:eastAsia="Times New Roman" w:cs="Times New Roman"/>
               <w:szCs w:val="24"/>
             </w:rPr>
-            <w:instrText xml:space="preserve"> HYPERLINK \l _Toc223 </w:instrText>
+            <w:instrText xml:space="preserve"> HYPERLINK \l _Toc13314 </w:instrText>
           </w:r>
           <w:r>
             <w:rPr>
@@ -2717,13 +3361,13 @@
             <w:fldChar w:fldCharType="begin"/>
           </w:r>
           <w:r>
-            <w:instrText xml:space="preserve"> PAGEREF _Toc223 \h </w:instrText>
+            <w:instrText xml:space="preserve"> PAGEREF _Toc13314 \h </w:instrText>
           </w:r>
           <w:r>
             <w:fldChar w:fldCharType="separate"/>
           </w:r>
           <w:r>
-            <w:t>12</w:t>
+            <w:t>11</w:t>
           </w:r>
           <w:r>
             <w:fldChar w:fldCharType="end"/>
@@ -2755,7 +3399,7 @@
               <w:rFonts w:ascii="Times New Roman" w:hAnsi="Times New Roman" w:eastAsia="Times New Roman" w:cs="Times New Roman"/>
               <w:szCs w:val="24"/>
             </w:rPr>
-            <w:instrText xml:space="preserve"> HYPERLINK \l _Toc23783 </w:instrText>
+            <w:instrText xml:space="preserve"> HYPERLINK \l _Toc3284 </w:instrText>
           </w:r>
           <w:r>
             <w:rPr>
@@ -2780,7 +3424,7 @@
             <w:fldChar w:fldCharType="begin"/>
           </w:r>
           <w:r>
-            <w:instrText xml:space="preserve"> PAGEREF _Toc23783 \h </w:instrText>
+            <w:instrText xml:space="preserve"> PAGEREF _Toc3284 \h </w:instrText>
           </w:r>
           <w:r>
             <w:fldChar w:fldCharType="separate"/>
@@ -2818,7 +3462,7 @@
               <w:rFonts w:ascii="Times New Roman" w:hAnsi="Times New Roman" w:eastAsia="Times New Roman" w:cs="Times New Roman"/>
               <w:szCs w:val="24"/>
             </w:rPr>
-            <w:instrText xml:space="preserve"> HYPERLINK \l _Toc12343 </w:instrText>
+            <w:instrText xml:space="preserve"> HYPERLINK \l _Toc3278 </w:instrText>
           </w:r>
           <w:r>
             <w:rPr>
@@ -2843,7 +3487,7 @@
             <w:fldChar w:fldCharType="begin"/>
           </w:r>
           <w:r>
-            <w:instrText xml:space="preserve"> PAGEREF _Toc12343 \h </w:instrText>
+            <w:instrText xml:space="preserve"> PAGEREF _Toc3278 \h </w:instrText>
           </w:r>
           <w:r>
             <w:fldChar w:fldCharType="separate"/>
@@ -2881,7 +3525,7 @@
               <w:rFonts w:ascii="Times New Roman" w:hAnsi="Times New Roman" w:eastAsia="Times New Roman" w:cs="Times New Roman"/>
               <w:szCs w:val="24"/>
             </w:rPr>
-            <w:instrText xml:space="preserve"> HYPERLINK \l _Toc4221 </w:instrText>
+            <w:instrText xml:space="preserve"> HYPERLINK \l _Toc23681 </w:instrText>
           </w:r>
           <w:r>
             <w:rPr>
@@ -2906,7 +3550,7 @@
             <w:fldChar w:fldCharType="begin"/>
           </w:r>
           <w:r>
-            <w:instrText xml:space="preserve"> PAGEREF _Toc4221 \h </w:instrText>
+            <w:instrText xml:space="preserve"> PAGEREF _Toc23681 \h </w:instrText>
           </w:r>
           <w:r>
             <w:fldChar w:fldCharType="separate"/>
@@ -2944,7 +3588,7 @@
               <w:rFonts w:ascii="Times New Roman" w:hAnsi="Times New Roman" w:eastAsia="Times New Roman" w:cs="Times New Roman"/>
               <w:szCs w:val="24"/>
             </w:rPr>
-            <w:instrText xml:space="preserve"> HYPERLINK \l _Toc28607 </w:instrText>
+            <w:instrText xml:space="preserve"> HYPERLINK \l _Toc29102 </w:instrText>
           </w:r>
           <w:r>
             <w:rPr>
@@ -2969,7 +3613,7 @@
             <w:fldChar w:fldCharType="begin"/>
           </w:r>
           <w:r>
-            <w:instrText xml:space="preserve"> PAGEREF _Toc28607 \h </w:instrText>
+            <w:instrText xml:space="preserve"> PAGEREF _Toc29102 \h </w:instrText>
           </w:r>
           <w:r>
             <w:fldChar w:fldCharType="separate"/>
@@ -3007,7 +3651,7 @@
               <w:rFonts w:ascii="Times New Roman" w:hAnsi="Times New Roman" w:eastAsia="Times New Roman" w:cs="Times New Roman"/>
               <w:szCs w:val="24"/>
             </w:rPr>
-            <w:instrText xml:space="preserve"> HYPERLINK \l _Toc26028 </w:instrText>
+            <w:instrText xml:space="preserve"> HYPERLINK \l _Toc3011 </w:instrText>
           </w:r>
           <w:r>
             <w:rPr>
@@ -3032,7 +3676,7 @@
             <w:fldChar w:fldCharType="begin"/>
           </w:r>
           <w:r>
-            <w:instrText xml:space="preserve"> PAGEREF _Toc26028 \h </w:instrText>
+            <w:instrText xml:space="preserve"> PAGEREF _Toc3011 \h </w:instrText>
           </w:r>
           <w:r>
             <w:fldChar w:fldCharType="separate"/>
@@ -3070,7 +3714,7 @@
               <w:rFonts w:ascii="Times New Roman" w:hAnsi="Times New Roman" w:eastAsia="Times New Roman" w:cs="Times New Roman"/>
               <w:szCs w:val="24"/>
             </w:rPr>
-            <w:instrText xml:space="preserve"> HYPERLINK \l _Toc19705 </w:instrText>
+            <w:instrText xml:space="preserve"> HYPERLINK \l _Toc15715 </w:instrText>
           </w:r>
           <w:r>
             <w:rPr>
@@ -3095,7 +3739,7 @@
             <w:fldChar w:fldCharType="begin"/>
           </w:r>
           <w:r>
-            <w:instrText xml:space="preserve"> PAGEREF _Toc19705 \h </w:instrText>
+            <w:instrText xml:space="preserve"> PAGEREF _Toc15715 \h </w:instrText>
           </w:r>
           <w:r>
             <w:fldChar w:fldCharType="separate"/>
@@ -3133,7 +3777,7 @@
               <w:rFonts w:ascii="Times New Roman" w:hAnsi="Times New Roman" w:eastAsia="Times New Roman" w:cs="Times New Roman"/>
               <w:szCs w:val="24"/>
             </w:rPr>
-            <w:instrText xml:space="preserve"> HYPERLINK \l _Toc28480 </w:instrText>
+            <w:instrText xml:space="preserve"> HYPERLINK \l _Toc17113 </w:instrText>
           </w:r>
           <w:r>
             <w:rPr>
@@ -3158,7 +3802,7 @@
             <w:fldChar w:fldCharType="begin"/>
           </w:r>
           <w:r>
-            <w:instrText xml:space="preserve"> PAGEREF _Toc28480 \h </w:instrText>
+            <w:instrText xml:space="preserve"> PAGEREF _Toc17113 \h </w:instrText>
           </w:r>
           <w:r>
             <w:fldChar w:fldCharType="separate"/>
@@ -3196,7 +3840,7 @@
               <w:rFonts w:ascii="Times New Roman" w:hAnsi="Times New Roman" w:eastAsia="Times New Roman" w:cs="Times New Roman"/>
               <w:szCs w:val="24"/>
             </w:rPr>
-            <w:instrText xml:space="preserve"> HYPERLINK \l _Toc9619 </w:instrText>
+            <w:instrText xml:space="preserve"> HYPERLINK \l _Toc21922 </w:instrText>
           </w:r>
           <w:r>
             <w:rPr>
@@ -3221,7 +3865,7 @@
             <w:fldChar w:fldCharType="begin"/>
           </w:r>
           <w:r>
-            <w:instrText xml:space="preserve"> PAGEREF _Toc9619 \h </w:instrText>
+            <w:instrText xml:space="preserve"> PAGEREF _Toc21922 \h </w:instrText>
           </w:r>
           <w:r>
             <w:fldChar w:fldCharType="separate"/>
@@ -3259,7 +3903,7 @@
               <w:rFonts w:ascii="Times New Roman" w:hAnsi="Times New Roman" w:eastAsia="Times New Roman" w:cs="Times New Roman"/>
               <w:szCs w:val="24"/>
             </w:rPr>
-            <w:instrText xml:space="preserve"> HYPERLINK \l _Toc31254 </w:instrText>
+            <w:instrText xml:space="preserve"> HYPERLINK \l _Toc7477 </w:instrText>
           </w:r>
           <w:r>
             <w:rPr>
@@ -3284,13 +3928,13 @@
             <w:fldChar w:fldCharType="begin"/>
           </w:r>
           <w:r>
-            <w:instrText xml:space="preserve"> PAGEREF _Toc31254 \h </w:instrText>
+            <w:instrText xml:space="preserve"> PAGEREF _Toc7477 \h </w:instrText>
           </w:r>
           <w:r>
             <w:fldChar w:fldCharType="separate"/>
           </w:r>
           <w:r>
-            <w:t>14</w:t>
+            <w:t>13</w:t>
           </w:r>
           <w:r>
             <w:fldChar w:fldCharType="end"/>
@@ -3305,7 +3949,21 @@
         </w:p>
         <w:p>
           <w:pPr>
+            <w:keepNext w:val="0"/>
+            <w:keepLines w:val="0"/>
+            <w:pageBreakBefore w:val="0"/>
+            <w:widowControl w:val="0"/>
+            <w:kinsoku w:val="0"/>
+            <w:wordWrap/>
+            <w:overflowPunct/>
+            <w:topLinePunct w:val="0"/>
+            <w:autoSpaceDE w:val="0"/>
+            <w:autoSpaceDN w:val="0"/>
+            <w:bidi w:val="0"/>
+            <w:adjustRightInd w:val="0"/>
+            <w:snapToGrid w:val="0"/>
             <w:spacing w:line="220" w:lineRule="auto"/>
+            <w:textAlignment w:val="baseline"/>
             <w:rPr>
               <w:rFonts w:ascii="Times New Roman" w:hAnsi="Times New Roman" w:eastAsia="Times New Roman" w:cs="Times New Roman"/>
               <w:snapToGrid w:val="0"/>
@@ -3328,7 +3986,21 @@
     </w:sdt>
     <w:p>
       <w:pPr>
+        <w:keepNext w:val="0"/>
+        <w:keepLines w:val="0"/>
+        <w:pageBreakBefore w:val="0"/>
+        <w:widowControl w:val="0"/>
+        <w:kinsoku w:val="0"/>
+        <w:wordWrap/>
+        <w:overflowPunct/>
+        <w:topLinePunct w:val="0"/>
+        <w:autoSpaceDE w:val="0"/>
+        <w:autoSpaceDN w:val="0"/>
+        <w:bidi w:val="0"/>
+        <w:adjustRightInd w:val="0"/>
+        <w:snapToGrid w:val="0"/>
         <w:spacing w:line="220" w:lineRule="auto"/>
+        <w:textAlignment w:val="baseline"/>
         <w:rPr>
           <w:rFonts w:ascii="Times New Roman" w:hAnsi="Times New Roman" w:eastAsia="Times New Roman" w:cs="Times New Roman"/>
           <w:snapToGrid w:val="0"/>
@@ -3341,7 +4013,7 @@
         <w:sectPr>
           <w:footerReference r:id="rId9" w:type="default"/>
           <w:pgSz w:w="11906" w:h="16839"/>
-          <w:pgMar w:top="400" w:right="1710" w:bottom="1234" w:left="1704" w:header="0" w:footer="1070" w:gutter="0"/>
+          <w:pgMar w:top="1240" w:right="1710" w:bottom="1234" w:left="1704" w:header="0" w:footer="1070" w:gutter="0"/>
           <w:cols w:space="720" w:num="1"/>
         </w:sectPr>
       </w:pPr>
@@ -3349,9 +4021,22 @@
     <w:p>
       <w:pPr>
         <w:pStyle w:val="26"/>
+        <w:keepNext w:val="0"/>
+        <w:keepLines w:val="0"/>
+        <w:pageBreakBefore w:val="0"/>
+        <w:widowControl w:val="0"/>
+        <w:kinsoku w:val="0"/>
+        <w:wordWrap/>
+        <w:overflowPunct/>
+        <w:topLinePunct w:val="0"/>
+        <w:autoSpaceDE w:val="0"/>
+        <w:autoSpaceDN w:val="0"/>
         <w:bidi w:val="0"/>
-      </w:pPr>
-      <w:bookmarkStart w:id="3" w:name="_Toc14860"/>
+        <w:adjustRightInd w:val="0"/>
+        <w:snapToGrid w:val="0"/>
+        <w:textAlignment w:val="baseline"/>
+      </w:pPr>
+      <w:bookmarkStart w:id="3" w:name="_Toc5947"/>
       <w:r>
         <w:t>目的</w:t>
       </w:r>
@@ -3360,27 +4045,54 @@
     <w:p>
       <w:pPr>
         <w:pStyle w:val="27"/>
-        <w:bidi w:val="0"/>
-      </w:pPr>
-      <w:r>
-        <w:t>本文档内容是依据甘肃国邦信息科技有限公司目前的运维服务团队现状而制定的，旨在规范运维服务中的问题管理过程，其目的是减少或消除重复事件的发生，提高IT运维服务的质量，将事件对客户信息系统的负面影响降到最低，为客户建立一个稳定的 IT 业务环境。</w:t>
-      </w:r>
-    </w:p>
-    <w:p>
-      <w:pPr>
-        <w:pStyle w:val="27"/>
-        <w:bidi w:val="0"/>
-      </w:pPr>
-      <w:r>
-        <w:t>本文档的制定将建立一个完整的问题管理体系，从而实现：</w:t>
-      </w:r>
-    </w:p>
-    <w:p>
-      <w:pPr>
         <w:keepNext w:val="0"/>
         <w:keepLines w:val="0"/>
         <w:pageBreakBefore w:val="0"/>
-        <w:widowControl/>
+        <w:widowControl w:val="0"/>
+        <w:kinsoku w:val="0"/>
+        <w:wordWrap/>
+        <w:overflowPunct/>
+        <w:topLinePunct w:val="0"/>
+        <w:autoSpaceDE w:val="0"/>
+        <w:autoSpaceDN w:val="0"/>
+        <w:bidi w:val="0"/>
+        <w:adjustRightInd w:val="0"/>
+        <w:snapToGrid w:val="0"/>
+        <w:textAlignment w:val="baseline"/>
+      </w:pPr>
+      <w:r>
+        <w:t>本文档内容是依据甘肃国邦信息科技有限公司目前的运维服务团队现状而制定的，旨在规范运维服务中的问题管理过程，其目的是减少或消除重复事件的发生，提高IT运维服务的质量，将事件对客户信息系统的负面影响降到最低，为客户建立一个稳定的IT业务环境。</w:t>
+      </w:r>
+    </w:p>
+    <w:p>
+      <w:pPr>
+        <w:pStyle w:val="27"/>
+        <w:keepNext w:val="0"/>
+        <w:keepLines w:val="0"/>
+        <w:pageBreakBefore w:val="0"/>
+        <w:widowControl w:val="0"/>
+        <w:kinsoku w:val="0"/>
+        <w:wordWrap/>
+        <w:overflowPunct/>
+        <w:topLinePunct w:val="0"/>
+        <w:autoSpaceDE w:val="0"/>
+        <w:autoSpaceDN w:val="0"/>
+        <w:bidi w:val="0"/>
+        <w:adjustRightInd w:val="0"/>
+        <w:snapToGrid w:val="0"/>
+        <w:textAlignment w:val="baseline"/>
+      </w:pPr>
+      <w:r>
+        <w:t>本文档的制定将建立一个完整的问题管理体系，从而实现：</w:t>
+      </w:r>
+    </w:p>
+    <w:p>
+      <w:pPr>
+        <w:pStyle w:val="39"/>
+        <w:keepNext w:val="0"/>
+        <w:keepLines w:val="0"/>
+        <w:pageBreakBefore w:val="0"/>
+        <w:widowControl w:val="0"/>
         <w:numPr>
           <w:ilvl w:val="0"/>
           <w:numId w:val="2"/>
@@ -3394,31 +4106,19 @@
         <w:bidi w:val="0"/>
         <w:adjustRightInd w:val="0"/>
         <w:snapToGrid w:val="0"/>
-        <w:spacing w:line="360" w:lineRule="auto"/>
-        <w:ind w:left="425" w:leftChars="0" w:right="0" w:hanging="425" w:firstLineChars="0"/>
-        <w:jc w:val="both"/>
         <w:textAlignment w:val="baseline"/>
-        <w:rPr>
-          <w:rFonts w:ascii="宋体" w:hAnsi="宋体" w:eastAsia="宋体" w:cs="宋体"/>
-          <w:sz w:val="24"/>
-          <w:szCs w:val="24"/>
-        </w:rPr>
-      </w:pPr>
-      <w:r>
-        <w:rPr>
-          <w:rFonts w:ascii="宋体" w:hAnsi="宋体" w:eastAsia="宋体" w:cs="宋体"/>
-          <w:sz w:val="24"/>
-          <w:szCs w:val="24"/>
-        </w:rPr>
+      </w:pPr>
+      <w:r>
         <w:t>防止事件再次发生，减少对客户信息系统的负面影响</w:t>
       </w:r>
     </w:p>
     <w:p>
       <w:pPr>
+        <w:pStyle w:val="39"/>
         <w:keepNext w:val="0"/>
         <w:keepLines w:val="0"/>
         <w:pageBreakBefore w:val="0"/>
-        <w:widowControl/>
+        <w:widowControl w:val="0"/>
         <w:numPr>
           <w:ilvl w:val="0"/>
           <w:numId w:val="2"/>
@@ -3432,31 +4132,19 @@
         <w:bidi w:val="0"/>
         <w:adjustRightInd w:val="0"/>
         <w:snapToGrid w:val="0"/>
-        <w:spacing w:line="360" w:lineRule="auto"/>
-        <w:ind w:left="425" w:leftChars="0" w:right="0" w:hanging="425" w:firstLineChars="0"/>
-        <w:jc w:val="both"/>
         <w:textAlignment w:val="baseline"/>
-        <w:rPr>
-          <w:rFonts w:ascii="宋体" w:hAnsi="宋体" w:eastAsia="宋体" w:cs="宋体"/>
-          <w:sz w:val="24"/>
-          <w:szCs w:val="24"/>
-        </w:rPr>
-      </w:pPr>
-      <w:r>
-        <w:rPr>
-          <w:rFonts w:ascii="宋体" w:hAnsi="宋体" w:eastAsia="宋体" w:cs="宋体"/>
-          <w:sz w:val="24"/>
-          <w:szCs w:val="24"/>
-        </w:rPr>
+      </w:pPr>
+      <w:r>
         <w:t>提供主动预防性措施</w:t>
       </w:r>
     </w:p>
     <w:p>
       <w:pPr>
+        <w:pStyle w:val="39"/>
         <w:keepNext w:val="0"/>
         <w:keepLines w:val="0"/>
         <w:pageBreakBefore w:val="0"/>
-        <w:widowControl/>
+        <w:widowControl w:val="0"/>
         <w:numPr>
           <w:ilvl w:val="0"/>
           <w:numId w:val="2"/>
@@ -3470,31 +4158,19 @@
         <w:bidi w:val="0"/>
         <w:adjustRightInd w:val="0"/>
         <w:snapToGrid w:val="0"/>
-        <w:spacing w:line="360" w:lineRule="auto"/>
-        <w:ind w:left="425" w:leftChars="0" w:right="0" w:hanging="425" w:firstLineChars="0"/>
-        <w:jc w:val="both"/>
         <w:textAlignment w:val="baseline"/>
-        <w:rPr>
-          <w:rFonts w:ascii="宋体" w:hAnsi="宋体" w:eastAsia="宋体" w:cs="宋体"/>
-          <w:sz w:val="24"/>
-          <w:szCs w:val="24"/>
-        </w:rPr>
-      </w:pPr>
-      <w:r>
-        <w:rPr>
-          <w:rFonts w:ascii="宋体" w:hAnsi="宋体" w:eastAsia="宋体" w:cs="宋体"/>
-          <w:sz w:val="24"/>
-          <w:szCs w:val="24"/>
-        </w:rPr>
+      </w:pPr>
+      <w:r>
         <w:t>提高客户信息系统的可靠性</w:t>
       </w:r>
     </w:p>
     <w:p>
       <w:pPr>
+        <w:pStyle w:val="39"/>
         <w:keepNext w:val="0"/>
         <w:keepLines w:val="0"/>
         <w:pageBreakBefore w:val="0"/>
-        <w:widowControl/>
+        <w:widowControl w:val="0"/>
         <w:numPr>
           <w:ilvl w:val="0"/>
           <w:numId w:val="2"/>
@@ -3508,31 +4184,19 @@
         <w:bidi w:val="0"/>
         <w:adjustRightInd w:val="0"/>
         <w:snapToGrid w:val="0"/>
-        <w:spacing w:line="360" w:lineRule="auto"/>
-        <w:ind w:left="425" w:leftChars="0" w:right="0" w:hanging="425" w:firstLineChars="0"/>
-        <w:jc w:val="both"/>
         <w:textAlignment w:val="baseline"/>
-        <w:rPr>
-          <w:rFonts w:ascii="宋体" w:hAnsi="宋体" w:eastAsia="宋体" w:cs="宋体"/>
-          <w:sz w:val="24"/>
-          <w:szCs w:val="24"/>
-        </w:rPr>
-      </w:pPr>
-      <w:r>
-        <w:rPr>
-          <w:rFonts w:ascii="宋体" w:hAnsi="宋体" w:eastAsia="宋体" w:cs="宋体"/>
-          <w:sz w:val="24"/>
-          <w:szCs w:val="24"/>
-        </w:rPr>
+      </w:pPr>
+      <w:r>
         <w:t xml:space="preserve"> 降低运维支持成本</w:t>
       </w:r>
     </w:p>
     <w:p>
       <w:pPr>
+        <w:pStyle w:val="39"/>
         <w:keepNext w:val="0"/>
         <w:keepLines w:val="0"/>
         <w:pageBreakBefore w:val="0"/>
-        <w:widowControl/>
+        <w:widowControl w:val="0"/>
         <w:numPr>
           <w:ilvl w:val="0"/>
           <w:numId w:val="2"/>
@@ -3546,42 +4210,19 @@
         <w:bidi w:val="0"/>
         <w:adjustRightInd w:val="0"/>
         <w:snapToGrid w:val="0"/>
-        <w:spacing w:line="360" w:lineRule="auto"/>
-        <w:ind w:left="425" w:leftChars="0" w:right="0" w:hanging="425" w:firstLineChars="0"/>
-        <w:jc w:val="both"/>
         <w:textAlignment w:val="baseline"/>
-        <w:rPr>
-          <w:rFonts w:ascii="宋体" w:hAnsi="宋体" w:eastAsia="宋体" w:cs="宋体"/>
-          <w:sz w:val="24"/>
-          <w:szCs w:val="24"/>
-        </w:rPr>
-      </w:pPr>
-      <w:r>
-        <w:rPr>
-          <w:rFonts w:ascii="宋体" w:hAnsi="宋体" w:eastAsia="宋体" w:cs="宋体"/>
-          <w:sz w:val="24"/>
-          <w:szCs w:val="24"/>
-        </w:rPr>
+      </w:pPr>
+      <w:r>
         <w:t>提高公司运维服务团队的整体形象和声誉</w:t>
       </w:r>
     </w:p>
     <w:p>
       <w:pPr>
         <w:pStyle w:val="26"/>
-        <w:bidi w:val="0"/>
-      </w:pPr>
-      <w:bookmarkStart w:id="4" w:name="_Toc22028"/>
-      <w:r>
-        <w:t>适用范围</w:t>
-      </w:r>
-      <w:bookmarkEnd w:id="4"/>
-    </w:p>
-    <w:p>
-      <w:pPr>
         <w:keepNext w:val="0"/>
         <w:keepLines w:val="0"/>
         <w:pageBreakBefore w:val="0"/>
-        <w:widowControl/>
+        <w:widowControl w:val="0"/>
         <w:kinsoku w:val="0"/>
         <w:wordWrap/>
         <w:overflowPunct/>
@@ -3591,31 +4232,55 @@
         <w:bidi w:val="0"/>
         <w:adjustRightInd w:val="0"/>
         <w:snapToGrid w:val="0"/>
-        <w:spacing w:line="360" w:lineRule="auto"/>
-        <w:ind w:left="0" w:right="0" w:firstLine="480" w:firstLineChars="200"/>
-        <w:jc w:val="both"/>
         <w:textAlignment w:val="baseline"/>
-        <w:rPr>
-          <w:rFonts w:ascii="宋体" w:hAnsi="宋体" w:eastAsia="宋体" w:cs="宋体"/>
-          <w:sz w:val="24"/>
-          <w:szCs w:val="24"/>
-        </w:rPr>
-      </w:pPr>
-      <w:r>
-        <w:rPr>
-          <w:rFonts w:ascii="宋体" w:hAnsi="宋体" w:eastAsia="宋体" w:cs="宋体"/>
-          <w:sz w:val="24"/>
-          <w:szCs w:val="24"/>
-        </w:rPr>
-        <w:t>本文档适用于甘肃国邦信息科技有限公司运维部，管理范围为本公司运维部所有运维服务对象。</w:t>
-      </w:r>
+      </w:pPr>
+      <w:bookmarkStart w:id="4" w:name="_Toc26254"/>
+      <w:r>
+        <w:t>适用范围</w:t>
+      </w:r>
+      <w:bookmarkEnd w:id="4"/>
     </w:p>
     <w:p>
       <w:pPr>
+        <w:pStyle w:val="27"/>
+        <w:keepNext w:val="0"/>
+        <w:keepLines w:val="0"/>
+        <w:pageBreakBefore w:val="0"/>
+        <w:widowControl w:val="0"/>
+        <w:kinsoku w:val="0"/>
+        <w:wordWrap/>
+        <w:overflowPunct/>
+        <w:topLinePunct w:val="0"/>
+        <w:autoSpaceDE w:val="0"/>
+        <w:autoSpaceDN w:val="0"/>
+        <w:bidi w:val="0"/>
+        <w:adjustRightInd w:val="0"/>
+        <w:snapToGrid w:val="0"/>
+        <w:textAlignment w:val="baseline"/>
+      </w:pPr>
+      <w:r>
+        <w:t>本文档适用于甘肃国邦信息科技有限公司运维部，管理范围为本公司运维部所有运维服务对象。</w:t>
+      </w:r>
+    </w:p>
+    <w:p>
+      <w:pPr>
         <w:pStyle w:val="26"/>
+        <w:keepNext w:val="0"/>
+        <w:keepLines w:val="0"/>
+        <w:pageBreakBefore w:val="0"/>
+        <w:widowControl w:val="0"/>
+        <w:kinsoku w:val="0"/>
+        <w:wordWrap/>
+        <w:overflowPunct/>
+        <w:topLinePunct w:val="0"/>
+        <w:autoSpaceDE w:val="0"/>
+        <w:autoSpaceDN w:val="0"/>
         <w:bidi w:val="0"/>
-      </w:pPr>
-      <w:bookmarkStart w:id="5" w:name="_Toc1048"/>
+        <w:adjustRightInd w:val="0"/>
+        <w:snapToGrid w:val="0"/>
+        <w:textAlignment w:val="baseline"/>
+      </w:pPr>
+      <w:bookmarkStart w:id="5" w:name="_Toc24131"/>
       <w:r>
         <w:t>术语和定义</w:t>
       </w:r>
@@ -3625,7 +4290,7 @@
       <w:tblPr>
         <w:tblStyle w:val="24"/>
         <w:tblW w:w="8473" w:type="dxa"/>
-        <w:tblInd w:w="15" w:type="dxa"/>
+        <w:jc w:val="center"/>
         <w:tblBorders>
           <w:top w:val="single" w:color="000000" w:sz="6" w:space="0"/>
           <w:left w:val="single" w:color="000000" w:sz="6" w:space="0"/>
@@ -3665,6 +4330,7 @@
         </w:tblPrEx>
         <w:trPr>
           <w:trHeight w:val="784" w:hRule="atLeast"/>
+          <w:jc w:val="center"/>
         </w:trPr>
         <w:tc>
           <w:tcPr>
@@ -3678,8 +4344,22 @@
           </w:tcPr>
           <w:p>
             <w:pPr>
+              <w:keepNext w:val="0"/>
+              <w:keepLines w:val="0"/>
+              <w:pageBreakBefore w:val="0"/>
+              <w:widowControl w:val="0"/>
+              <w:kinsoku w:val="0"/>
+              <w:wordWrap/>
+              <w:overflowPunct/>
+              <w:topLinePunct w:val="0"/>
+              <w:autoSpaceDE w:val="0"/>
+              <w:autoSpaceDN w:val="0"/>
+              <w:bidi w:val="0"/>
+              <w:adjustRightInd w:val="0"/>
+              <w:snapToGrid w:val="0"/>
               <w:spacing w:before="271" w:line="220" w:lineRule="auto"/>
               <w:ind w:left="368"/>
+              <w:textAlignment w:val="baseline"/>
               <w:rPr>
                 <w:rFonts w:ascii="宋体" w:hAnsi="宋体" w:eastAsia="宋体" w:cs="宋体"/>
                 <w:sz w:val="24"/>
@@ -3731,8 +4411,22 @@
           </w:tcPr>
           <w:p>
             <w:pPr>
+              <w:keepNext w:val="0"/>
+              <w:keepLines w:val="0"/>
+              <w:pageBreakBefore w:val="0"/>
+              <w:widowControl w:val="0"/>
+              <w:kinsoku w:val="0"/>
+              <w:wordWrap/>
+              <w:overflowPunct/>
+              <w:topLinePunct w:val="0"/>
+              <w:autoSpaceDE w:val="0"/>
+              <w:autoSpaceDN w:val="0"/>
+              <w:bidi w:val="0"/>
+              <w:adjustRightInd w:val="0"/>
+              <w:snapToGrid w:val="0"/>
               <w:spacing w:before="272" w:line="220" w:lineRule="auto"/>
               <w:ind w:left="3267"/>
+              <w:textAlignment w:val="baseline"/>
               <w:rPr>
                 <w:rFonts w:ascii="宋体" w:hAnsi="宋体" w:eastAsia="宋体" w:cs="宋体"/>
                 <w:sz w:val="24"/>
@@ -3792,6 +4486,7 @@
         </w:tblPrEx>
         <w:trPr>
           <w:trHeight w:val="427" w:hRule="atLeast"/>
+          <w:jc w:val="center"/>
         </w:trPr>
         <w:tc>
           <w:tcPr>
@@ -3799,11 +4494,25 @@
             <w:tcBorders>
               <w:left w:val="single" w:color="000000" w:sz="12" w:space="0"/>
             </w:tcBorders>
+            <w:vAlign w:val="center"/>
           </w:tcPr>
           <w:p>
             <w:pPr>
               <w:pStyle w:val="39"/>
-              <w:bidi w:val="0"/>
+              <w:keepNext w:val="0"/>
+              <w:keepLines w:val="0"/>
+              <w:pageBreakBefore w:val="0"/>
+              <w:widowControl w:val="0"/>
+              <w:kinsoku w:val="0"/>
+              <w:wordWrap/>
+              <w:overflowPunct/>
+              <w:topLinePunct w:val="0"/>
+              <w:autoSpaceDE w:val="0"/>
+              <w:autoSpaceDN w:val="0"/>
+              <w:bidi w:val="0"/>
+              <w:adjustRightInd w:val="0"/>
+              <w:snapToGrid w:val="0"/>
+              <w:textAlignment w:val="baseline"/>
               <w:rPr>
                 <w:sz w:val="21"/>
                 <w:szCs w:val="21"/>
@@ -3828,7 +4537,20 @@
           <w:p>
             <w:pPr>
               <w:pStyle w:val="39"/>
-              <w:bidi w:val="0"/>
+              <w:keepNext w:val="0"/>
+              <w:keepLines w:val="0"/>
+              <w:pageBreakBefore w:val="0"/>
+              <w:widowControl w:val="0"/>
+              <w:kinsoku w:val="0"/>
+              <w:wordWrap/>
+              <w:overflowPunct/>
+              <w:topLinePunct w:val="0"/>
+              <w:autoSpaceDE w:val="0"/>
+              <w:autoSpaceDN w:val="0"/>
+              <w:bidi w:val="0"/>
+              <w:adjustRightInd w:val="0"/>
+              <w:snapToGrid w:val="0"/>
+              <w:textAlignment w:val="baseline"/>
               <w:rPr>
                 <w:sz w:val="21"/>
                 <w:szCs w:val="21"/>
@@ -3863,6 +4585,7 @@
         </w:tblPrEx>
         <w:trPr>
           <w:trHeight w:val="1865" w:hRule="atLeast"/>
+          <w:jc w:val="center"/>
         </w:trPr>
         <w:tc>
           <w:tcPr>
@@ -3870,41 +4593,25 @@
             <w:tcBorders>
               <w:left w:val="single" w:color="000000" w:sz="12" w:space="0"/>
             </w:tcBorders>
+            <w:vAlign w:val="center"/>
           </w:tcPr>
           <w:p>
             <w:pPr>
               <w:pStyle w:val="39"/>
-              <w:bidi w:val="0"/>
-              <w:rPr>
-                <w:sz w:val="21"/>
-                <w:szCs w:val="21"/>
-              </w:rPr>
-            </w:pPr>
-          </w:p>
-          <w:p>
-            <w:pPr>
-              <w:pStyle w:val="39"/>
-              <w:bidi w:val="0"/>
-              <w:rPr>
-                <w:sz w:val="21"/>
-                <w:szCs w:val="21"/>
-              </w:rPr>
-            </w:pPr>
-          </w:p>
-          <w:p>
-            <w:pPr>
-              <w:pStyle w:val="39"/>
-              <w:bidi w:val="0"/>
-              <w:rPr>
-                <w:sz w:val="21"/>
-                <w:szCs w:val="21"/>
-              </w:rPr>
-            </w:pPr>
-          </w:p>
-          <w:p>
-            <w:pPr>
-              <w:pStyle w:val="39"/>
-              <w:bidi w:val="0"/>
+              <w:keepNext w:val="0"/>
+              <w:keepLines w:val="0"/>
+              <w:pageBreakBefore w:val="0"/>
+              <w:widowControl w:val="0"/>
+              <w:kinsoku w:val="0"/>
+              <w:wordWrap/>
+              <w:overflowPunct/>
+              <w:topLinePunct w:val="0"/>
+              <w:autoSpaceDE w:val="0"/>
+              <w:autoSpaceDN w:val="0"/>
+              <w:bidi w:val="0"/>
+              <w:adjustRightInd w:val="0"/>
+              <w:snapToGrid w:val="0"/>
+              <w:textAlignment w:val="baseline"/>
               <w:rPr>
                 <w:sz w:val="21"/>
                 <w:szCs w:val="21"/>
@@ -3929,7 +4636,20 @@
           <w:p>
             <w:pPr>
               <w:pStyle w:val="39"/>
-              <w:bidi w:val="0"/>
+              <w:keepNext w:val="0"/>
+              <w:keepLines w:val="0"/>
+              <w:pageBreakBefore w:val="0"/>
+              <w:widowControl w:val="0"/>
+              <w:kinsoku w:val="0"/>
+              <w:wordWrap/>
+              <w:overflowPunct/>
+              <w:topLinePunct w:val="0"/>
+              <w:autoSpaceDE w:val="0"/>
+              <w:autoSpaceDN w:val="0"/>
+              <w:bidi w:val="0"/>
+              <w:adjustRightInd w:val="0"/>
+              <w:snapToGrid w:val="0"/>
+              <w:textAlignment w:val="baseline"/>
               <w:rPr>
                 <w:sz w:val="21"/>
                 <w:szCs w:val="21"/>
@@ -3964,6 +4684,7 @@
         </w:tblPrEx>
         <w:trPr>
           <w:trHeight w:val="1722" w:hRule="atLeast"/>
+          <w:jc w:val="center"/>
         </w:trPr>
         <w:tc>
           <w:tcPr>
@@ -3971,11 +4692,25 @@
             <w:tcBorders>
               <w:left w:val="single" w:color="000000" w:sz="12" w:space="0"/>
             </w:tcBorders>
+            <w:vAlign w:val="center"/>
           </w:tcPr>
           <w:p>
             <w:pPr>
               <w:pStyle w:val="39"/>
-              <w:bidi w:val="0"/>
+              <w:keepNext w:val="0"/>
+              <w:keepLines w:val="0"/>
+              <w:pageBreakBefore w:val="0"/>
+              <w:widowControl w:val="0"/>
+              <w:kinsoku w:val="0"/>
+              <w:wordWrap/>
+              <w:overflowPunct/>
+              <w:topLinePunct w:val="0"/>
+              <w:autoSpaceDE w:val="0"/>
+              <w:autoSpaceDN w:val="0"/>
+              <w:bidi w:val="0"/>
+              <w:adjustRightInd w:val="0"/>
+              <w:snapToGrid w:val="0"/>
+              <w:textAlignment w:val="baseline"/>
               <w:rPr>
                 <w:sz w:val="21"/>
                 <w:szCs w:val="21"/>
@@ -4000,7 +4735,20 @@
           <w:p>
             <w:pPr>
               <w:pStyle w:val="39"/>
-              <w:bidi w:val="0"/>
+              <w:keepNext w:val="0"/>
+              <w:keepLines w:val="0"/>
+              <w:pageBreakBefore w:val="0"/>
+              <w:widowControl w:val="0"/>
+              <w:kinsoku w:val="0"/>
+              <w:wordWrap/>
+              <w:overflowPunct/>
+              <w:topLinePunct w:val="0"/>
+              <w:autoSpaceDE w:val="0"/>
+              <w:autoSpaceDN w:val="0"/>
+              <w:bidi w:val="0"/>
+              <w:adjustRightInd w:val="0"/>
+              <w:snapToGrid w:val="0"/>
+              <w:textAlignment w:val="baseline"/>
               <w:rPr>
                 <w:sz w:val="21"/>
                 <w:szCs w:val="21"/>
@@ -4035,6 +4783,7 @@
         </w:tblPrEx>
         <w:trPr>
           <w:trHeight w:val="466" w:hRule="atLeast"/>
+          <w:jc w:val="center"/>
         </w:trPr>
         <w:tc>
           <w:tcPr>
@@ -4043,31 +4792,25 @@
               <w:left w:val="single" w:color="000000" w:sz="12" w:space="0"/>
             </w:tcBorders>
             <w:shd w:val="clear" w:color="auto" w:fill="auto"/>
+            <w:vAlign w:val="center"/>
           </w:tcPr>
           <w:p>
             <w:pPr>
               <w:pStyle w:val="39"/>
-              <w:bidi w:val="0"/>
-              <w:rPr>
-                <w:sz w:val="21"/>
-                <w:szCs w:val="21"/>
-              </w:rPr>
-            </w:pPr>
-          </w:p>
-          <w:p>
-            <w:pPr>
-              <w:pStyle w:val="39"/>
-              <w:bidi w:val="0"/>
-              <w:rPr>
-                <w:sz w:val="21"/>
-                <w:szCs w:val="21"/>
-              </w:rPr>
-            </w:pPr>
-          </w:p>
-          <w:p>
-            <w:pPr>
-              <w:pStyle w:val="39"/>
-              <w:bidi w:val="0"/>
+              <w:keepNext w:val="0"/>
+              <w:keepLines w:val="0"/>
+              <w:pageBreakBefore w:val="0"/>
+              <w:widowControl w:val="0"/>
+              <w:kinsoku w:val="0"/>
+              <w:wordWrap/>
+              <w:overflowPunct/>
+              <w:topLinePunct w:val="0"/>
+              <w:autoSpaceDE w:val="0"/>
+              <w:autoSpaceDN w:val="0"/>
+              <w:bidi w:val="0"/>
+              <w:adjustRightInd w:val="0"/>
+              <w:snapToGrid w:val="0"/>
+              <w:textAlignment w:val="baseline"/>
               <w:rPr>
                 <w:sz w:val="21"/>
                 <w:szCs w:val="21"/>
@@ -4094,7 +4837,20 @@
           <w:p>
             <w:pPr>
               <w:pStyle w:val="39"/>
-              <w:bidi w:val="0"/>
+              <w:keepNext w:val="0"/>
+              <w:keepLines w:val="0"/>
+              <w:pageBreakBefore w:val="0"/>
+              <w:widowControl w:val="0"/>
+              <w:kinsoku w:val="0"/>
+              <w:wordWrap/>
+              <w:overflowPunct/>
+              <w:topLinePunct w:val="0"/>
+              <w:autoSpaceDE w:val="0"/>
+              <w:autoSpaceDN w:val="0"/>
+              <w:bidi w:val="0"/>
+              <w:adjustRightInd w:val="0"/>
+              <w:snapToGrid w:val="0"/>
+              <w:textAlignment w:val="baseline"/>
               <w:rPr>
                 <w:sz w:val="21"/>
                 <w:szCs w:val="21"/>
@@ -4115,9 +4871,22 @@
     <w:p>
       <w:pPr>
         <w:pStyle w:val="26"/>
+        <w:keepNext w:val="0"/>
+        <w:keepLines w:val="0"/>
+        <w:pageBreakBefore w:val="0"/>
+        <w:widowControl w:val="0"/>
+        <w:kinsoku w:val="0"/>
+        <w:wordWrap/>
+        <w:overflowPunct/>
+        <w:topLinePunct w:val="0"/>
+        <w:autoSpaceDE w:val="0"/>
+        <w:autoSpaceDN w:val="0"/>
         <w:bidi w:val="0"/>
-      </w:pPr>
-      <w:bookmarkStart w:id="6" w:name="_Toc3835"/>
+        <w:adjustRightInd w:val="0"/>
+        <w:snapToGrid w:val="0"/>
+        <w:textAlignment w:val="baseline"/>
+      </w:pPr>
+      <w:bookmarkStart w:id="6" w:name="_Toc20935"/>
       <w:r>
         <w:t>角色与职责</w:t>
       </w:r>
@@ -4127,7 +4896,7 @@
       <w:tblPr>
         <w:tblStyle w:val="24"/>
         <w:tblW w:w="8471" w:type="dxa"/>
-        <w:tblInd w:w="15" w:type="dxa"/>
+        <w:jc w:val="center"/>
         <w:tblBorders>
           <w:top w:val="single" w:color="000000" w:sz="4" w:space="0"/>
           <w:left w:val="single" w:color="000000" w:sz="4" w:space="0"/>
@@ -4145,8 +4914,8 @@
         </w:tblCellMar>
       </w:tblPr>
       <w:tblGrid>
-        <w:gridCol w:w="1279"/>
-        <w:gridCol w:w="5640"/>
+        <w:gridCol w:w="1426"/>
+        <w:gridCol w:w="5493"/>
         <w:gridCol w:w="1552"/>
       </w:tblGrid>
       <w:tr>
@@ -4168,16 +4937,31 @@
         </w:tblPrEx>
         <w:trPr>
           <w:trHeight w:val="784" w:hRule="atLeast"/>
+          <w:jc w:val="center"/>
         </w:trPr>
         <w:tc>
           <w:tcPr>
-            <w:tcW w:w="1279" w:type="dxa"/>
+            <w:tcW w:w="1426" w:type="dxa"/>
             <w:shd w:val="clear" w:color="auto" w:fill="C0C0C0"/>
           </w:tcPr>
           <w:p>
             <w:pPr>
+              <w:keepNext w:val="0"/>
+              <w:keepLines w:val="0"/>
+              <w:pageBreakBefore w:val="0"/>
+              <w:widowControl w:val="0"/>
+              <w:kinsoku w:val="0"/>
+              <w:wordWrap/>
+              <w:overflowPunct/>
+              <w:topLinePunct w:val="0"/>
+              <w:autoSpaceDE w:val="0"/>
+              <w:autoSpaceDN w:val="0"/>
+              <w:bidi w:val="0"/>
+              <w:adjustRightInd w:val="0"/>
+              <w:snapToGrid w:val="0"/>
               <w:spacing w:before="271" w:line="219" w:lineRule="auto"/>
               <w:ind w:left="406"/>
+              <w:textAlignment w:val="baseline"/>
               <w:rPr>
                 <w:rFonts w:ascii="宋体" w:hAnsi="宋体" w:eastAsia="宋体" w:cs="宋体"/>
                 <w:sz w:val="24"/>
@@ -4199,13 +4983,27 @@
         </w:tc>
         <w:tc>
           <w:tcPr>
-            <w:tcW w:w="5640" w:type="dxa"/>
+            <w:tcW w:w="5493" w:type="dxa"/>
             <w:shd w:val="clear" w:color="auto" w:fill="C0C0C0"/>
           </w:tcPr>
           <w:p>
             <w:pPr>
+              <w:keepNext w:val="0"/>
+              <w:keepLines w:val="0"/>
+              <w:pageBreakBefore w:val="0"/>
+              <w:widowControl w:val="0"/>
+              <w:kinsoku w:val="0"/>
+              <w:wordWrap/>
+              <w:overflowPunct/>
+              <w:topLinePunct w:val="0"/>
+              <w:autoSpaceDE w:val="0"/>
+              <w:autoSpaceDN w:val="0"/>
+              <w:bidi w:val="0"/>
+              <w:adjustRightInd w:val="0"/>
+              <w:snapToGrid w:val="0"/>
               <w:spacing w:before="271" w:line="221" w:lineRule="auto"/>
               <w:ind w:left="2585"/>
+              <w:textAlignment w:val="baseline"/>
               <w:rPr>
                 <w:rFonts w:ascii="宋体" w:hAnsi="宋体" w:eastAsia="宋体" w:cs="宋体"/>
                 <w:sz w:val="24"/>
@@ -4232,24 +5030,40 @@
           </w:tcPr>
           <w:p>
             <w:pPr>
+              <w:keepNext w:val="0"/>
+              <w:keepLines w:val="0"/>
+              <w:pageBreakBefore w:val="0"/>
+              <w:widowControl w:val="0"/>
+              <w:kinsoku w:val="0"/>
+              <w:wordWrap/>
+              <w:overflowPunct/>
+              <w:topLinePunct w:val="0"/>
+              <w:autoSpaceDE w:val="0"/>
+              <w:autoSpaceDN w:val="0"/>
+              <w:bidi w:val="0"/>
+              <w:adjustRightInd w:val="0"/>
+              <w:snapToGrid w:val="0"/>
               <w:spacing w:before="271" w:line="220" w:lineRule="auto"/>
               <w:ind w:left="181"/>
-              <w:rPr>
-                <w:rFonts w:ascii="宋体" w:hAnsi="宋体" w:eastAsia="宋体" w:cs="宋体"/>
+              <w:textAlignment w:val="baseline"/>
+              <w:rPr>
+                <w:rFonts w:hint="eastAsia" w:ascii="宋体" w:hAnsi="宋体" w:eastAsia="宋体" w:cs="宋体"/>
                 <w:sz w:val="24"/>
                 <w:szCs w:val="24"/>
-              </w:rPr>
-            </w:pPr>
-            <w:r>
-              <w:rPr>
-                <w:rFonts w:ascii="宋体" w:hAnsi="宋体" w:eastAsia="宋体" w:cs="宋体"/>
+                <w:lang w:eastAsia="zh-CN"/>
+              </w:rPr>
+            </w:pPr>
+            <w:r>
+              <w:rPr>
+                <w:rFonts w:hint="eastAsia" w:ascii="宋体" w:hAnsi="宋体" w:cs="宋体"/>
                 <w:b/>
                 <w:bCs/>
                 <w:spacing w:val="-4"/>
                 <w:sz w:val="24"/>
                 <w:szCs w:val="24"/>
-              </w:rPr>
-              <w:t>对应责任人</w:t>
+                <w:lang w:val="en-US" w:eastAsia="zh-CN"/>
+              </w:rPr>
+              <w:t>责任人</w:t>
             </w:r>
           </w:p>
         </w:tc>
@@ -4273,39 +5087,31 @@
         </w:tblPrEx>
         <w:trPr>
           <w:trHeight w:val="3115" w:hRule="atLeast"/>
+          <w:jc w:val="center"/>
         </w:trPr>
         <w:tc>
           <w:tcPr>
-            <w:tcW w:w="1279" w:type="dxa"/>
+            <w:tcW w:w="1426" w:type="dxa"/>
+            <w:vAlign w:val="center"/>
           </w:tcPr>
           <w:p>
             <w:pPr>
-              <w:pStyle w:val="25"/>
-              <w:spacing w:line="298" w:lineRule="auto"/>
-            </w:pPr>
-          </w:p>
-          <w:p>
-            <w:pPr>
-              <w:pStyle w:val="25"/>
-              <w:spacing w:line="299" w:lineRule="auto"/>
-            </w:pPr>
-          </w:p>
-          <w:p>
-            <w:pPr>
-              <w:pStyle w:val="25"/>
-              <w:spacing w:line="299" w:lineRule="auto"/>
-            </w:pPr>
-          </w:p>
-          <w:p>
-            <w:pPr>
-              <w:pStyle w:val="25"/>
-              <w:spacing w:line="299" w:lineRule="auto"/>
-            </w:pPr>
-          </w:p>
-          <w:p>
-            <w:pPr>
+              <w:keepNext w:val="0"/>
+              <w:keepLines w:val="0"/>
+              <w:pageBreakBefore w:val="0"/>
+              <w:widowControl w:val="0"/>
+              <w:kinsoku w:val="0"/>
+              <w:wordWrap/>
+              <w:overflowPunct/>
+              <w:topLinePunct w:val="0"/>
+              <w:autoSpaceDE w:val="0"/>
+              <w:autoSpaceDN w:val="0"/>
+              <w:bidi w:val="0"/>
+              <w:adjustRightInd w:val="0"/>
+              <w:snapToGrid w:val="0"/>
               <w:spacing w:before="78" w:line="243" w:lineRule="auto"/>
               <w:ind w:left="403" w:right="156" w:hanging="214"/>
+              <w:textAlignment w:val="baseline"/>
               <w:rPr>
                 <w:rFonts w:ascii="宋体" w:hAnsi="宋体" w:eastAsia="宋体" w:cs="宋体"/>
                 <w:sz w:val="24"/>
@@ -4334,16 +5140,29 @@
         </w:tc>
         <w:tc>
           <w:tcPr>
-            <w:tcW w:w="5640" w:type="dxa"/>
+            <w:tcW w:w="5493" w:type="dxa"/>
           </w:tcPr>
           <w:p>
             <w:pPr>
               <w:pStyle w:val="39"/>
+              <w:keepNext w:val="0"/>
+              <w:keepLines w:val="0"/>
+              <w:pageBreakBefore w:val="0"/>
+              <w:widowControl w:val="0"/>
               <w:numPr>
                 <w:ilvl w:val="0"/>
                 <w:numId w:val="3"/>
               </w:numPr>
-              <w:bidi w:val="0"/>
+              <w:kinsoku w:val="0"/>
+              <w:wordWrap/>
+              <w:overflowPunct/>
+              <w:topLinePunct w:val="0"/>
+              <w:autoSpaceDE w:val="0"/>
+              <w:autoSpaceDN w:val="0"/>
+              <w:bidi w:val="0"/>
+              <w:adjustRightInd w:val="0"/>
+              <w:snapToGrid w:val="0"/>
+              <w:textAlignment w:val="baseline"/>
             </w:pPr>
             <w:r>
               <w:t>负责问题管理相关文档的分析统计，文档版本发生变更需要提交部门负责人进行审批。</w:t>
@@ -4352,11 +5171,24 @@
           <w:p>
             <w:pPr>
               <w:pStyle w:val="39"/>
+              <w:keepNext w:val="0"/>
+              <w:keepLines w:val="0"/>
+              <w:pageBreakBefore w:val="0"/>
+              <w:widowControl w:val="0"/>
               <w:numPr>
                 <w:ilvl w:val="0"/>
                 <w:numId w:val="3"/>
               </w:numPr>
-              <w:bidi w:val="0"/>
+              <w:kinsoku w:val="0"/>
+              <w:wordWrap/>
+              <w:overflowPunct/>
+              <w:topLinePunct w:val="0"/>
+              <w:autoSpaceDE w:val="0"/>
+              <w:autoSpaceDN w:val="0"/>
+              <w:bidi w:val="0"/>
+              <w:adjustRightInd w:val="0"/>
+              <w:snapToGrid w:val="0"/>
+              <w:textAlignment w:val="baseline"/>
             </w:pPr>
             <w:r>
               <w:t>记录并识别一线工程师、事件经理提交的问题请求，建立问题。</w:t>
@@ -4365,11 +5197,24 @@
           <w:p>
             <w:pPr>
               <w:pStyle w:val="39"/>
+              <w:keepNext w:val="0"/>
+              <w:keepLines w:val="0"/>
+              <w:pageBreakBefore w:val="0"/>
+              <w:widowControl w:val="0"/>
               <w:numPr>
                 <w:ilvl w:val="0"/>
                 <w:numId w:val="3"/>
               </w:numPr>
-              <w:bidi w:val="0"/>
+              <w:kinsoku w:val="0"/>
+              <w:wordWrap/>
+              <w:overflowPunct/>
+              <w:topLinePunct w:val="0"/>
+              <w:autoSpaceDE w:val="0"/>
+              <w:autoSpaceDN w:val="0"/>
+              <w:bidi w:val="0"/>
+              <w:adjustRightInd w:val="0"/>
+              <w:snapToGrid w:val="0"/>
+              <w:textAlignment w:val="baseline"/>
             </w:pPr>
             <w:r>
               <w:t>对新建问题进行分类、分派。</w:t>
@@ -4378,11 +5223,24 @@
           <w:p>
             <w:pPr>
               <w:pStyle w:val="39"/>
+              <w:keepNext w:val="0"/>
+              <w:keepLines w:val="0"/>
+              <w:pageBreakBefore w:val="0"/>
+              <w:widowControl w:val="0"/>
               <w:numPr>
                 <w:ilvl w:val="0"/>
                 <w:numId w:val="3"/>
               </w:numPr>
-              <w:bidi w:val="0"/>
+              <w:kinsoku w:val="0"/>
+              <w:wordWrap/>
+              <w:overflowPunct/>
+              <w:topLinePunct w:val="0"/>
+              <w:autoSpaceDE w:val="0"/>
+              <w:autoSpaceDN w:val="0"/>
+              <w:bidi w:val="0"/>
+              <w:adjustRightInd w:val="0"/>
+              <w:snapToGrid w:val="0"/>
+              <w:textAlignment w:val="baseline"/>
             </w:pPr>
             <w:r>
               <w:t>负责问题评审和关闭。</w:t>
@@ -4391,11 +5249,24 @@
           <w:p>
             <w:pPr>
               <w:pStyle w:val="39"/>
+              <w:keepNext w:val="0"/>
+              <w:keepLines w:val="0"/>
+              <w:pageBreakBefore w:val="0"/>
+              <w:widowControl w:val="0"/>
               <w:numPr>
                 <w:ilvl w:val="0"/>
                 <w:numId w:val="3"/>
               </w:numPr>
-              <w:bidi w:val="0"/>
+              <w:kinsoku w:val="0"/>
+              <w:wordWrap/>
+              <w:overflowPunct/>
+              <w:topLinePunct w:val="0"/>
+              <w:autoSpaceDE w:val="0"/>
+              <w:autoSpaceDN w:val="0"/>
+              <w:bidi w:val="0"/>
+              <w:adjustRightInd w:val="0"/>
+              <w:snapToGrid w:val="0"/>
+              <w:textAlignment w:val="baseline"/>
               <w:rPr>
                 <w:rFonts w:ascii="宋体" w:hAnsi="宋体" w:eastAsia="宋体" w:cs="宋体"/>
                 <w:szCs w:val="24"/>
@@ -4412,31 +5283,22 @@
           </w:tcPr>
           <w:p>
             <w:pPr>
-              <w:pStyle w:val="25"/>
-            </w:pPr>
-          </w:p>
-          <w:p>
-            <w:pPr>
-              <w:pStyle w:val="25"/>
-              <w:spacing w:line="241" w:lineRule="auto"/>
-            </w:pPr>
-          </w:p>
-          <w:p>
-            <w:pPr>
-              <w:pStyle w:val="25"/>
-              <w:spacing w:line="241" w:lineRule="auto"/>
-            </w:pPr>
-          </w:p>
-          <w:p>
-            <w:pPr>
-              <w:pStyle w:val="25"/>
-              <w:spacing w:line="241" w:lineRule="auto"/>
-            </w:pPr>
-          </w:p>
-          <w:p>
-            <w:pPr>
+              <w:keepNext w:val="0"/>
+              <w:keepLines w:val="0"/>
+              <w:pageBreakBefore w:val="0"/>
+              <w:widowControl w:val="0"/>
+              <w:kinsoku w:val="0"/>
+              <w:wordWrap/>
+              <w:overflowPunct/>
+              <w:topLinePunct w:val="0"/>
+              <w:autoSpaceDE w:val="0"/>
+              <w:autoSpaceDN w:val="0"/>
+              <w:bidi w:val="0"/>
+              <w:adjustRightInd w:val="0"/>
+              <w:snapToGrid w:val="0"/>
               <w:spacing w:before="78" w:line="242" w:lineRule="auto"/>
               <w:ind w:left="118" w:right="235" w:hanging="2"/>
+              <w:textAlignment w:val="baseline"/>
               <w:rPr>
                 <w:rFonts w:hint="eastAsia" w:ascii="宋体" w:hAnsi="宋体" w:eastAsia="宋体" w:cs="宋体"/>
                 <w:sz w:val="24"/>
@@ -4485,45 +5347,31 @@
         </w:tblPrEx>
         <w:trPr>
           <w:trHeight w:val="2862" w:hRule="atLeast"/>
+          <w:jc w:val="center"/>
         </w:trPr>
         <w:tc>
           <w:tcPr>
-            <w:tcW w:w="1279" w:type="dxa"/>
+            <w:tcW w:w="1426" w:type="dxa"/>
+            <w:vAlign w:val="center"/>
           </w:tcPr>
           <w:p>
             <w:pPr>
-              <w:pStyle w:val="25"/>
-              <w:spacing w:line="271" w:lineRule="auto"/>
-            </w:pPr>
-          </w:p>
-          <w:p>
-            <w:pPr>
-              <w:pStyle w:val="25"/>
-              <w:spacing w:line="271" w:lineRule="auto"/>
-            </w:pPr>
-          </w:p>
-          <w:p>
-            <w:pPr>
-              <w:pStyle w:val="25"/>
-              <w:spacing w:line="271" w:lineRule="auto"/>
-            </w:pPr>
-          </w:p>
-          <w:p>
-            <w:pPr>
-              <w:pStyle w:val="25"/>
-              <w:spacing w:line="272" w:lineRule="auto"/>
-            </w:pPr>
-          </w:p>
-          <w:p>
-            <w:pPr>
-              <w:pStyle w:val="25"/>
-              <w:spacing w:line="272" w:lineRule="auto"/>
-            </w:pPr>
-          </w:p>
-          <w:p>
-            <w:pPr>
+              <w:keepNext w:val="0"/>
+              <w:keepLines w:val="0"/>
+              <w:pageBreakBefore w:val="0"/>
+              <w:widowControl w:val="0"/>
+              <w:kinsoku w:val="0"/>
+              <w:wordWrap/>
+              <w:overflowPunct/>
+              <w:topLinePunct w:val="0"/>
+              <w:autoSpaceDE w:val="0"/>
+              <w:autoSpaceDN w:val="0"/>
+              <w:bidi w:val="0"/>
+              <w:adjustRightInd w:val="0"/>
+              <w:snapToGrid w:val="0"/>
               <w:spacing w:before="78" w:line="247" w:lineRule="auto"/>
               <w:ind w:right="156"/>
+              <w:textAlignment w:val="baseline"/>
               <w:rPr>
                 <w:rFonts w:ascii="宋体" w:hAnsi="宋体" w:eastAsia="宋体" w:cs="宋体"/>
                 <w:sz w:val="24"/>
@@ -4551,17 +5399,30 @@
         </w:tc>
         <w:tc>
           <w:tcPr>
-            <w:tcW w:w="5640" w:type="dxa"/>
+            <w:tcW w:w="5493" w:type="dxa"/>
           </w:tcPr>
           <w:p>
             <w:pPr>
               <w:pStyle w:val="39"/>
+              <w:keepNext w:val="0"/>
+              <w:keepLines w:val="0"/>
+              <w:pageBreakBefore w:val="0"/>
+              <w:widowControl w:val="0"/>
               <w:numPr>
                 <w:ilvl w:val="0"/>
                 <w:numId w:val="4"/>
               </w:numPr>
-              <w:bidi w:val="0"/>
+              <w:kinsoku w:val="0"/>
+              <w:wordWrap/>
+              <w:overflowPunct/>
+              <w:topLinePunct w:val="0"/>
+              <w:autoSpaceDE w:val="0"/>
+              <w:autoSpaceDN w:val="0"/>
+              <w:bidi w:val="0"/>
+              <w:adjustRightInd w:val="0"/>
+              <w:snapToGrid w:val="0"/>
               <w:ind w:left="425" w:leftChars="0" w:hanging="425" w:firstLineChars="0"/>
+              <w:textAlignment w:val="baseline"/>
             </w:pPr>
             <w:r>
               <w:t>受理运维部一线人员分派的问题请求。</w:t>
@@ -4570,12 +5431,25 @@
           <w:p>
             <w:pPr>
               <w:pStyle w:val="39"/>
+              <w:keepNext w:val="0"/>
+              <w:keepLines w:val="0"/>
+              <w:pageBreakBefore w:val="0"/>
+              <w:widowControl w:val="0"/>
               <w:numPr>
                 <w:ilvl w:val="0"/>
                 <w:numId w:val="4"/>
               </w:numPr>
-              <w:bidi w:val="0"/>
+              <w:kinsoku w:val="0"/>
+              <w:wordWrap/>
+              <w:overflowPunct/>
+              <w:topLinePunct w:val="0"/>
+              <w:autoSpaceDE w:val="0"/>
+              <w:autoSpaceDN w:val="0"/>
+              <w:bidi w:val="0"/>
+              <w:adjustRightInd w:val="0"/>
+              <w:snapToGrid w:val="0"/>
               <w:ind w:left="425" w:leftChars="0" w:hanging="425" w:firstLineChars="0"/>
+              <w:textAlignment w:val="baseline"/>
             </w:pPr>
             <w:r>
               <w:t>对受理的问题进行原因分析，制定根本解决方案</w:t>
@@ -4584,12 +5458,25 @@
           <w:p>
             <w:pPr>
               <w:pStyle w:val="39"/>
+              <w:keepNext w:val="0"/>
+              <w:keepLines w:val="0"/>
+              <w:pageBreakBefore w:val="0"/>
+              <w:widowControl w:val="0"/>
               <w:numPr>
                 <w:ilvl w:val="0"/>
                 <w:numId w:val="4"/>
               </w:numPr>
-              <w:bidi w:val="0"/>
+              <w:kinsoku w:val="0"/>
+              <w:wordWrap/>
+              <w:overflowPunct/>
+              <w:topLinePunct w:val="0"/>
+              <w:autoSpaceDE w:val="0"/>
+              <w:autoSpaceDN w:val="0"/>
+              <w:bidi w:val="0"/>
+              <w:adjustRightInd w:val="0"/>
+              <w:snapToGrid w:val="0"/>
               <w:ind w:left="425" w:leftChars="0" w:hanging="425" w:firstLineChars="0"/>
+              <w:textAlignment w:val="baseline"/>
             </w:pPr>
             <w:r>
               <w:t>对暂时不能制定根本解决方案的问题，需要提供临时的变通措施，并反馈给运维部服务台</w:t>
@@ -4608,12 +5495,25 @@
           <w:p>
             <w:pPr>
               <w:pStyle w:val="39"/>
+              <w:keepNext w:val="0"/>
+              <w:keepLines w:val="0"/>
+              <w:pageBreakBefore w:val="0"/>
+              <w:widowControl w:val="0"/>
               <w:numPr>
                 <w:ilvl w:val="0"/>
                 <w:numId w:val="4"/>
               </w:numPr>
-              <w:bidi w:val="0"/>
+              <w:kinsoku w:val="0"/>
+              <w:wordWrap/>
+              <w:overflowPunct/>
+              <w:topLinePunct w:val="0"/>
+              <w:autoSpaceDE w:val="0"/>
+              <w:autoSpaceDN w:val="0"/>
+              <w:bidi w:val="0"/>
+              <w:adjustRightInd w:val="0"/>
+              <w:snapToGrid w:val="0"/>
               <w:ind w:left="425" w:leftChars="0" w:hanging="425" w:firstLineChars="0"/>
+              <w:textAlignment w:val="baseline"/>
               <w:rPr>
                 <w:rFonts w:ascii="宋体" w:hAnsi="宋体" w:eastAsia="宋体" w:cs="宋体"/>
                 <w:szCs w:val="24"/>
@@ -4630,58 +5530,37 @@
           </w:tcPr>
           <w:p>
             <w:pPr>
-              <w:pStyle w:val="25"/>
-              <w:spacing w:line="251" w:lineRule="auto"/>
-            </w:pPr>
-          </w:p>
-          <w:p>
-            <w:pPr>
-              <w:pStyle w:val="25"/>
-              <w:spacing w:line="251" w:lineRule="auto"/>
-            </w:pPr>
-          </w:p>
-          <w:p>
-            <w:pPr>
-              <w:pStyle w:val="25"/>
-              <w:spacing w:line="252" w:lineRule="auto"/>
-            </w:pPr>
-          </w:p>
-          <w:p>
-            <w:pPr>
-              <w:pStyle w:val="25"/>
-              <w:spacing w:line="252" w:lineRule="auto"/>
-            </w:pPr>
-          </w:p>
-          <w:p>
-            <w:pPr>
-              <w:pStyle w:val="25"/>
-              <w:spacing w:line="252" w:lineRule="auto"/>
-            </w:pPr>
-          </w:p>
-          <w:p>
-            <w:pPr>
-              <w:pStyle w:val="25"/>
-              <w:spacing w:line="252" w:lineRule="auto"/>
-            </w:pPr>
-          </w:p>
-          <w:p>
-            <w:pPr>
+              <w:keepNext w:val="0"/>
+              <w:keepLines w:val="0"/>
+              <w:pageBreakBefore w:val="0"/>
+              <w:widowControl w:val="0"/>
+              <w:kinsoku w:val="0"/>
+              <w:wordWrap/>
+              <w:overflowPunct/>
+              <w:topLinePunct w:val="0"/>
+              <w:autoSpaceDE w:val="0"/>
+              <w:autoSpaceDN w:val="0"/>
+              <w:bidi w:val="0"/>
+              <w:adjustRightInd w:val="0"/>
+              <w:snapToGrid w:val="0"/>
               <w:spacing w:before="78" w:line="220" w:lineRule="auto"/>
               <w:ind w:left="186"/>
-              <w:rPr>
-                <w:rFonts w:ascii="宋体" w:hAnsi="宋体" w:eastAsia="宋体" w:cs="宋体"/>
+              <w:textAlignment w:val="baseline"/>
+              <w:rPr>
+                <w:rFonts w:hint="default" w:ascii="宋体" w:hAnsi="宋体" w:eastAsia="宋体" w:cs="宋体"/>
                 <w:sz w:val="24"/>
                 <w:szCs w:val="24"/>
-              </w:rPr>
-            </w:pPr>
-            <w:r>
-              <w:rPr>
-                <w:rFonts w:ascii="宋体" w:hAnsi="宋体" w:eastAsia="宋体" w:cs="宋体"/>
-                <w:spacing w:val="-3"/>
+                <w:lang w:val="en-US" w:eastAsia="zh-CN"/>
+              </w:rPr>
+            </w:pPr>
+            <w:r>
+              <w:rPr>
+                <w:rFonts w:hint="eastAsia" w:ascii="宋体" w:hAnsi="宋体" w:cs="宋体"/>
                 <w:sz w:val="24"/>
                 <w:szCs w:val="24"/>
-              </w:rPr>
-              <w:t>二线工程师</w:t>
+                <w:lang w:val="en-US" w:eastAsia="zh-CN"/>
+              </w:rPr>
+              <w:t>技术岗人员</w:t>
             </w:r>
           </w:p>
         </w:tc>
@@ -4690,9 +5569,22 @@
     <w:p>
       <w:pPr>
         <w:pStyle w:val="26"/>
+        <w:keepNext w:val="0"/>
+        <w:keepLines w:val="0"/>
+        <w:pageBreakBefore w:val="0"/>
+        <w:widowControl w:val="0"/>
+        <w:kinsoku w:val="0"/>
+        <w:wordWrap/>
+        <w:overflowPunct/>
+        <w:topLinePunct w:val="0"/>
+        <w:autoSpaceDE w:val="0"/>
+        <w:autoSpaceDN w:val="0"/>
         <w:bidi w:val="0"/>
-      </w:pPr>
-      <w:bookmarkStart w:id="7" w:name="_Toc7592"/>
+        <w:adjustRightInd w:val="0"/>
+        <w:snapToGrid w:val="0"/>
+        <w:textAlignment w:val="baseline"/>
+      </w:pPr>
+      <w:bookmarkStart w:id="7" w:name="_Toc1092"/>
       <w:r>
         <w:t>问题管理流程</w:t>
       </w:r>
@@ -4701,9 +5593,22 @@
     <w:p>
       <w:pPr>
         <w:pStyle w:val="28"/>
+        <w:keepNext w:val="0"/>
+        <w:keepLines w:val="0"/>
+        <w:pageBreakBefore w:val="0"/>
+        <w:widowControl w:val="0"/>
+        <w:kinsoku w:val="0"/>
+        <w:wordWrap/>
+        <w:overflowPunct/>
+        <w:topLinePunct w:val="0"/>
+        <w:autoSpaceDE w:val="0"/>
+        <w:autoSpaceDN w:val="0"/>
         <w:bidi w:val="0"/>
-      </w:pPr>
-      <w:bookmarkStart w:id="8" w:name="_Toc22611"/>
+        <w:adjustRightInd w:val="0"/>
+        <w:snapToGrid w:val="0"/>
+        <w:textAlignment w:val="baseline"/>
+      </w:pPr>
+      <w:bookmarkStart w:id="8" w:name="_Toc12002"/>
       <w:r>
         <w:t>流程说明</w:t>
       </w:r>
@@ -4712,7 +5617,20 @@
     <w:p>
       <w:pPr>
         <w:pStyle w:val="27"/>
+        <w:keepNext w:val="0"/>
+        <w:keepLines w:val="0"/>
+        <w:pageBreakBefore w:val="0"/>
+        <w:widowControl w:val="0"/>
+        <w:kinsoku w:val="0"/>
+        <w:wordWrap/>
+        <w:overflowPunct/>
+        <w:topLinePunct w:val="0"/>
+        <w:autoSpaceDE w:val="0"/>
+        <w:autoSpaceDN w:val="0"/>
         <w:bidi w:val="0"/>
+        <w:adjustRightInd w:val="0"/>
+        <w:snapToGrid w:val="0"/>
+        <w:textAlignment w:val="baseline"/>
       </w:pPr>
       <w:r>
         <w:t>问题管理过程的根本目的是消除或减少事件的发生，减少其对客户系统的负面影响。此过程主要通过巡检与分析统计发生在客户信息系统的事件，识别具有重大影响的隐患和经常发生的事件，分析原因，找出解决措施，消除隐患，防止事件再次发生。所以问题管理过程注重于从根本上解决问题。</w:t>
@@ -4721,7 +5639,20 @@
     <w:p>
       <w:pPr>
         <w:pStyle w:val="27"/>
+        <w:keepNext w:val="0"/>
+        <w:keepLines w:val="0"/>
+        <w:pageBreakBefore w:val="0"/>
+        <w:widowControl w:val="0"/>
+        <w:kinsoku w:val="0"/>
+        <w:wordWrap/>
+        <w:overflowPunct/>
+        <w:topLinePunct w:val="0"/>
+        <w:autoSpaceDE w:val="0"/>
+        <w:autoSpaceDN w:val="0"/>
         <w:bidi w:val="0"/>
+        <w:adjustRightInd w:val="0"/>
+        <w:snapToGrid w:val="0"/>
+        <w:textAlignment w:val="baseline"/>
       </w:pPr>
       <w:r>
         <w:t>问题通常具有如下特征：</w:t>
@@ -4730,11 +5661,24 @@
     <w:p>
       <w:pPr>
         <w:pStyle w:val="39"/>
+        <w:keepNext w:val="0"/>
+        <w:keepLines w:val="0"/>
+        <w:pageBreakBefore w:val="0"/>
+        <w:widowControl w:val="0"/>
         <w:numPr>
           <w:ilvl w:val="0"/>
           <w:numId w:val="5"/>
         </w:numPr>
+        <w:kinsoku w:val="0"/>
+        <w:wordWrap/>
+        <w:overflowPunct/>
+        <w:topLinePunct w:val="0"/>
+        <w:autoSpaceDE w:val="0"/>
+        <w:autoSpaceDN w:val="0"/>
         <w:bidi w:val="0"/>
+        <w:adjustRightInd w:val="0"/>
+        <w:snapToGrid w:val="0"/>
+        <w:textAlignment w:val="baseline"/>
       </w:pPr>
       <w:r>
         <w:t>同个事件，反复发生：在某一时段内，同一个设备的某类事件反复发生；</w:t>
@@ -4743,11 +5687,24 @@
     <w:p>
       <w:pPr>
         <w:pStyle w:val="39"/>
+        <w:keepNext w:val="0"/>
+        <w:keepLines w:val="0"/>
+        <w:pageBreakBefore w:val="0"/>
+        <w:widowControl w:val="0"/>
         <w:numPr>
           <w:ilvl w:val="0"/>
           <w:numId w:val="5"/>
         </w:numPr>
+        <w:kinsoku w:val="0"/>
+        <w:wordWrap/>
+        <w:overflowPunct/>
+        <w:topLinePunct w:val="0"/>
+        <w:autoSpaceDE w:val="0"/>
+        <w:autoSpaceDN w:val="0"/>
         <w:bidi w:val="0"/>
+        <w:adjustRightInd w:val="0"/>
+        <w:snapToGrid w:val="0"/>
+        <w:textAlignment w:val="baseline"/>
       </w:pPr>
       <w:r>
         <w:t>多个事件，相同症状：同类设备所发生的多个事件具有相同或相似症状；</w:t>
@@ -4756,11 +5713,24 @@
     <w:p>
       <w:pPr>
         <w:pStyle w:val="39"/>
+        <w:keepNext w:val="0"/>
+        <w:keepLines w:val="0"/>
+        <w:pageBreakBefore w:val="0"/>
+        <w:widowControl w:val="0"/>
         <w:numPr>
           <w:ilvl w:val="0"/>
           <w:numId w:val="5"/>
         </w:numPr>
+        <w:kinsoku w:val="0"/>
+        <w:wordWrap/>
+        <w:overflowPunct/>
+        <w:topLinePunct w:val="0"/>
+        <w:autoSpaceDE w:val="0"/>
+        <w:autoSpaceDN w:val="0"/>
         <w:bidi w:val="0"/>
+        <w:adjustRightInd w:val="0"/>
+        <w:snapToGrid w:val="0"/>
+        <w:textAlignment w:val="baseline"/>
       </w:pPr>
       <w:r>
         <w:t>单个重大故障：单个对业务造成严重影响的重大故障；</w:t>
@@ -4769,11 +5739,24 @@
     <w:p>
       <w:pPr>
         <w:pStyle w:val="39"/>
+        <w:keepNext w:val="0"/>
+        <w:keepLines w:val="0"/>
+        <w:pageBreakBefore w:val="0"/>
+        <w:widowControl w:val="0"/>
         <w:numPr>
           <w:ilvl w:val="0"/>
           <w:numId w:val="5"/>
         </w:numPr>
+        <w:kinsoku w:val="0"/>
+        <w:wordWrap/>
+        <w:overflowPunct/>
+        <w:topLinePunct w:val="0"/>
+        <w:autoSpaceDE w:val="0"/>
+        <w:autoSpaceDN w:val="0"/>
         <w:bidi w:val="0"/>
+        <w:adjustRightInd w:val="0"/>
+        <w:snapToGrid w:val="0"/>
+        <w:textAlignment w:val="baseline"/>
       </w:pPr>
       <w:r>
         <w:t>变通方法解决的事件：事件管理上报由变通方法临时解决的事件；</w:t>
@@ -4782,11 +5765,24 @@
     <w:p>
       <w:pPr>
         <w:pStyle w:val="39"/>
+        <w:keepNext w:val="0"/>
+        <w:keepLines w:val="0"/>
+        <w:pageBreakBefore w:val="0"/>
+        <w:widowControl w:val="0"/>
         <w:numPr>
           <w:ilvl w:val="0"/>
           <w:numId w:val="5"/>
         </w:numPr>
+        <w:kinsoku w:val="0"/>
+        <w:wordWrap/>
+        <w:overflowPunct/>
+        <w:topLinePunct w:val="0"/>
+        <w:autoSpaceDE w:val="0"/>
+        <w:autoSpaceDN w:val="0"/>
         <w:bidi w:val="0"/>
+        <w:adjustRightInd w:val="0"/>
+        <w:snapToGrid w:val="0"/>
+        <w:textAlignment w:val="baseline"/>
       </w:pPr>
       <w:r>
         <w:t>日常主动发现：定期/不定期对客户信息系统巡检，发现潜在的、有待于从根源解决的重大隐患。当上述现象发现或发生时，需创建问题进行问题分析。</w:t>
@@ -4795,9 +5791,22 @@
     <w:p>
       <w:pPr>
         <w:pStyle w:val="28"/>
+        <w:keepNext w:val="0"/>
+        <w:keepLines w:val="0"/>
+        <w:pageBreakBefore w:val="0"/>
+        <w:widowControl w:val="0"/>
+        <w:kinsoku w:val="0"/>
+        <w:wordWrap/>
+        <w:overflowPunct/>
+        <w:topLinePunct w:val="0"/>
+        <w:autoSpaceDE w:val="0"/>
+        <w:autoSpaceDN w:val="0"/>
         <w:bidi w:val="0"/>
-      </w:pPr>
-      <w:bookmarkStart w:id="9" w:name="_Toc22065"/>
+        <w:adjustRightInd w:val="0"/>
+        <w:snapToGrid w:val="0"/>
+        <w:textAlignment w:val="baseline"/>
+      </w:pPr>
+      <w:bookmarkStart w:id="9" w:name="_Toc27957"/>
       <w:r>
         <w:t>相关程序原则</w:t>
       </w:r>
@@ -4806,9 +5815,22 @@
     <w:p>
       <w:pPr>
         <w:pStyle w:val="29"/>
+        <w:keepNext w:val="0"/>
+        <w:keepLines w:val="0"/>
+        <w:pageBreakBefore w:val="0"/>
+        <w:widowControl w:val="0"/>
+        <w:kinsoku w:val="0"/>
+        <w:wordWrap/>
+        <w:overflowPunct/>
+        <w:topLinePunct w:val="0"/>
+        <w:autoSpaceDE w:val="0"/>
+        <w:autoSpaceDN w:val="0"/>
         <w:bidi w:val="0"/>
-      </w:pPr>
-      <w:bookmarkStart w:id="10" w:name="_Toc27940"/>
+        <w:adjustRightInd w:val="0"/>
+        <w:snapToGrid w:val="0"/>
+        <w:textAlignment w:val="baseline"/>
+      </w:pPr>
+      <w:bookmarkStart w:id="10" w:name="_Toc10853"/>
       <w:r>
         <w:t>流程原则</w:t>
       </w:r>
@@ -4817,11 +5839,24 @@
     <w:p>
       <w:pPr>
         <w:pStyle w:val="39"/>
+        <w:keepNext w:val="0"/>
+        <w:keepLines w:val="0"/>
+        <w:pageBreakBefore w:val="0"/>
+        <w:widowControl w:val="0"/>
         <w:numPr>
           <w:ilvl w:val="0"/>
           <w:numId w:val="6"/>
         </w:numPr>
+        <w:kinsoku w:val="0"/>
+        <w:wordWrap/>
+        <w:overflowPunct/>
+        <w:topLinePunct w:val="0"/>
+        <w:autoSpaceDE w:val="0"/>
+        <w:autoSpaceDN w:val="0"/>
         <w:bidi w:val="0"/>
+        <w:adjustRightInd w:val="0"/>
+        <w:snapToGrid w:val="0"/>
+        <w:textAlignment w:val="baseline"/>
       </w:pPr>
       <w:r>
         <w:t>所有问题都应该被完整准确的记录下来，并保证相关信息应尽可能详细；</w:t>
@@ -4830,11 +5865,24 @@
     <w:p>
       <w:pPr>
         <w:pStyle w:val="39"/>
+        <w:keepNext w:val="0"/>
+        <w:keepLines w:val="0"/>
+        <w:pageBreakBefore w:val="0"/>
+        <w:widowControl w:val="0"/>
         <w:numPr>
           <w:ilvl w:val="0"/>
           <w:numId w:val="6"/>
         </w:numPr>
+        <w:kinsoku w:val="0"/>
+        <w:wordWrap/>
+        <w:overflowPunct/>
+        <w:topLinePunct w:val="0"/>
+        <w:autoSpaceDE w:val="0"/>
+        <w:autoSpaceDN w:val="0"/>
         <w:bidi w:val="0"/>
+        <w:adjustRightInd w:val="0"/>
+        <w:snapToGrid w:val="0"/>
+        <w:textAlignment w:val="baseline"/>
       </w:pPr>
       <w:r>
         <w:t>所有对用户业务环境可能造成影响的问题都应通过问题管理流程处理，并遵守流程定义的相关标准、政策和指导原则；</w:t>
@@ -4843,11 +5891,24 @@
     <w:p>
       <w:pPr>
         <w:pStyle w:val="39"/>
+        <w:keepNext w:val="0"/>
+        <w:keepLines w:val="0"/>
+        <w:pageBreakBefore w:val="0"/>
+        <w:widowControl w:val="0"/>
         <w:numPr>
           <w:ilvl w:val="0"/>
           <w:numId w:val="6"/>
         </w:numPr>
+        <w:kinsoku w:val="0"/>
+        <w:wordWrap/>
+        <w:overflowPunct/>
+        <w:topLinePunct w:val="0"/>
+        <w:autoSpaceDE w:val="0"/>
+        <w:autoSpaceDN w:val="0"/>
         <w:bidi w:val="0"/>
+        <w:adjustRightInd w:val="0"/>
+        <w:snapToGrid w:val="0"/>
+        <w:textAlignment w:val="baseline"/>
       </w:pPr>
       <w:r>
         <w:t>应该定期（每月）产生和回顾问题管理报表，以改进问题管理流程，对未解决的问题，举行定期（每月）的问题管理会议进行讨论对其评估与分析；</w:t>
@@ -4856,11 +5917,24 @@
     <w:p>
       <w:pPr>
         <w:pStyle w:val="39"/>
+        <w:keepNext w:val="0"/>
+        <w:keepLines w:val="0"/>
+        <w:pageBreakBefore w:val="0"/>
+        <w:widowControl w:val="0"/>
         <w:numPr>
           <w:ilvl w:val="0"/>
           <w:numId w:val="6"/>
         </w:numPr>
+        <w:kinsoku w:val="0"/>
+        <w:wordWrap/>
+        <w:overflowPunct/>
+        <w:topLinePunct w:val="0"/>
+        <w:autoSpaceDE w:val="0"/>
+        <w:autoSpaceDN w:val="0"/>
         <w:bidi w:val="0"/>
+        <w:adjustRightInd w:val="0"/>
+        <w:snapToGrid w:val="0"/>
+        <w:textAlignment w:val="baseline"/>
       </w:pPr>
       <w:r>
         <w:t>应该定期（每年）对流程进行回顾，以改进问题管理流程。</w:t>
@@ -4869,9 +5943,22 @@
     <w:p>
       <w:pPr>
         <w:pStyle w:val="29"/>
+        <w:keepNext w:val="0"/>
+        <w:keepLines w:val="0"/>
+        <w:pageBreakBefore w:val="0"/>
+        <w:widowControl w:val="0"/>
+        <w:kinsoku w:val="0"/>
+        <w:wordWrap/>
+        <w:overflowPunct/>
+        <w:topLinePunct w:val="0"/>
+        <w:autoSpaceDE w:val="0"/>
+        <w:autoSpaceDN w:val="0"/>
         <w:bidi w:val="0"/>
-      </w:pPr>
-      <w:bookmarkStart w:id="11" w:name="_Toc26642"/>
+        <w:adjustRightInd w:val="0"/>
+        <w:snapToGrid w:val="0"/>
+        <w:textAlignment w:val="baseline"/>
+      </w:pPr>
+      <w:bookmarkStart w:id="11" w:name="_Toc12874"/>
       <w:r>
         <w:t>责任人原则</w:t>
       </w:r>
@@ -4880,7 +5967,20 @@
     <w:p>
       <w:pPr>
         <w:pStyle w:val="27"/>
+        <w:keepNext w:val="0"/>
+        <w:keepLines w:val="0"/>
+        <w:pageBreakBefore w:val="0"/>
+        <w:widowControl w:val="0"/>
+        <w:kinsoku w:val="0"/>
+        <w:wordWrap/>
+        <w:overflowPunct/>
+        <w:topLinePunct w:val="0"/>
+        <w:autoSpaceDE w:val="0"/>
+        <w:autoSpaceDN w:val="0"/>
         <w:bidi w:val="0"/>
+        <w:adjustRightInd w:val="0"/>
+        <w:snapToGrid w:val="0"/>
+        <w:textAlignment w:val="baseline"/>
       </w:pPr>
       <w:r>
         <w:t>责任人原则用来确保每个问题在任何时段都有适当的人员负责，而全面落实责任制需要实行问题的有效管理方案，从而保证问题处理的及时性和有效性</w:t>
@@ -4889,11 +5989,24 @@
     <w:p>
       <w:pPr>
         <w:pStyle w:val="39"/>
+        <w:keepNext w:val="0"/>
+        <w:keepLines w:val="0"/>
+        <w:pageBreakBefore w:val="0"/>
+        <w:widowControl w:val="0"/>
         <w:numPr>
           <w:ilvl w:val="0"/>
           <w:numId w:val="7"/>
         </w:numPr>
+        <w:kinsoku w:val="0"/>
+        <w:wordWrap/>
+        <w:overflowPunct/>
+        <w:topLinePunct w:val="0"/>
+        <w:autoSpaceDE w:val="0"/>
+        <w:autoSpaceDN w:val="0"/>
         <w:bidi w:val="0"/>
+        <w:adjustRightInd w:val="0"/>
+        <w:snapToGrid w:val="0"/>
+        <w:textAlignment w:val="baseline"/>
       </w:pPr>
       <w:r>
         <w:t>一旦问题单提交后，运维部</w:t>
@@ -4912,11 +6025,24 @@
     <w:p>
       <w:pPr>
         <w:pStyle w:val="39"/>
+        <w:keepNext w:val="0"/>
+        <w:keepLines w:val="0"/>
+        <w:pageBreakBefore w:val="0"/>
+        <w:widowControl w:val="0"/>
         <w:numPr>
           <w:ilvl w:val="0"/>
           <w:numId w:val="7"/>
         </w:numPr>
+        <w:kinsoku w:val="0"/>
+        <w:wordWrap/>
+        <w:overflowPunct/>
+        <w:topLinePunct w:val="0"/>
+        <w:autoSpaceDE w:val="0"/>
+        <w:autoSpaceDN w:val="0"/>
         <w:bidi w:val="0"/>
+        <w:adjustRightInd w:val="0"/>
+        <w:snapToGrid w:val="0"/>
+        <w:textAlignment w:val="baseline"/>
       </w:pPr>
       <w:r>
         <w:t>如果需要向问题提交人通知处理情况，由运维部</w:t>
@@ -4935,9 +6061,22 @@
     <w:p>
       <w:pPr>
         <w:pStyle w:val="29"/>
+        <w:keepNext w:val="0"/>
+        <w:keepLines w:val="0"/>
+        <w:pageBreakBefore w:val="0"/>
+        <w:widowControl w:val="0"/>
+        <w:kinsoku w:val="0"/>
+        <w:wordWrap/>
+        <w:overflowPunct/>
+        <w:topLinePunct w:val="0"/>
+        <w:autoSpaceDE w:val="0"/>
+        <w:autoSpaceDN w:val="0"/>
         <w:bidi w:val="0"/>
-      </w:pPr>
-      <w:bookmarkStart w:id="12" w:name="_Toc9123"/>
+        <w:adjustRightInd w:val="0"/>
+        <w:snapToGrid w:val="0"/>
+        <w:textAlignment w:val="baseline"/>
+      </w:pPr>
+      <w:bookmarkStart w:id="12" w:name="_Toc9327"/>
       <w:r>
         <w:t>再分派原则</w:t>
       </w:r>
@@ -4946,11 +6085,24 @@
     <w:p>
       <w:pPr>
         <w:pStyle w:val="39"/>
+        <w:keepNext w:val="0"/>
+        <w:keepLines w:val="0"/>
+        <w:pageBreakBefore w:val="0"/>
+        <w:widowControl w:val="0"/>
         <w:numPr>
           <w:ilvl w:val="0"/>
           <w:numId w:val="8"/>
         </w:numPr>
+        <w:kinsoku w:val="0"/>
+        <w:wordWrap/>
+        <w:overflowPunct/>
+        <w:topLinePunct w:val="0"/>
+        <w:autoSpaceDE w:val="0"/>
+        <w:autoSpaceDN w:val="0"/>
         <w:bidi w:val="0"/>
+        <w:adjustRightInd w:val="0"/>
+        <w:snapToGrid w:val="0"/>
+        <w:textAlignment w:val="baseline"/>
       </w:pPr>
       <w:r>
         <w:t>再分派又称转派，指第一次分派后被分派对象，将问题单分派给其他部门或个人；</w:t>
@@ -4959,11 +6111,24 @@
     <w:p>
       <w:pPr>
         <w:pStyle w:val="39"/>
+        <w:keepNext w:val="0"/>
+        <w:keepLines w:val="0"/>
+        <w:pageBreakBefore w:val="0"/>
+        <w:widowControl w:val="0"/>
         <w:numPr>
           <w:ilvl w:val="0"/>
           <w:numId w:val="8"/>
         </w:numPr>
+        <w:kinsoku w:val="0"/>
+        <w:wordWrap/>
+        <w:overflowPunct/>
+        <w:topLinePunct w:val="0"/>
+        <w:autoSpaceDE w:val="0"/>
+        <w:autoSpaceDN w:val="0"/>
         <w:bidi w:val="0"/>
+        <w:adjustRightInd w:val="0"/>
+        <w:snapToGrid w:val="0"/>
+        <w:textAlignment w:val="baseline"/>
       </w:pPr>
       <w:r>
         <w:t>再分派政策是另一项关键的政策，确保问题单不被过于频繁的相互转派，以至于无法在规定时间内得到解决；</w:t>
@@ -4972,11 +6137,24 @@
     <w:p>
       <w:pPr>
         <w:pStyle w:val="39"/>
+        <w:keepNext w:val="0"/>
+        <w:keepLines w:val="0"/>
+        <w:pageBreakBefore w:val="0"/>
+        <w:widowControl w:val="0"/>
         <w:numPr>
           <w:ilvl w:val="0"/>
           <w:numId w:val="8"/>
         </w:numPr>
+        <w:kinsoku w:val="0"/>
+        <w:wordWrap/>
+        <w:overflowPunct/>
+        <w:topLinePunct w:val="0"/>
+        <w:autoSpaceDE w:val="0"/>
+        <w:autoSpaceDN w:val="0"/>
         <w:bidi w:val="0"/>
+        <w:adjustRightInd w:val="0"/>
+        <w:snapToGrid w:val="0"/>
+        <w:textAlignment w:val="baseline"/>
       </w:pPr>
       <w:r>
         <w:t>所有问题单的转派必须通过运维部服务台</w:t>
@@ -4995,9 +6173,22 @@
     <w:p>
       <w:pPr>
         <w:pStyle w:val="29"/>
+        <w:keepNext w:val="0"/>
+        <w:keepLines w:val="0"/>
+        <w:pageBreakBefore w:val="0"/>
+        <w:widowControl w:val="0"/>
+        <w:kinsoku w:val="0"/>
+        <w:wordWrap/>
+        <w:overflowPunct/>
+        <w:topLinePunct w:val="0"/>
+        <w:autoSpaceDE w:val="0"/>
+        <w:autoSpaceDN w:val="0"/>
         <w:bidi w:val="0"/>
-      </w:pPr>
-      <w:bookmarkStart w:id="13" w:name="_Toc26834"/>
+        <w:adjustRightInd w:val="0"/>
+        <w:snapToGrid w:val="0"/>
+        <w:textAlignment w:val="baseline"/>
+      </w:pPr>
+      <w:bookmarkStart w:id="13" w:name="_Toc6135"/>
       <w:r>
         <w:t>优先级原则</w:t>
       </w:r>
@@ -5006,7 +6197,20 @@
     <w:p>
       <w:pPr>
         <w:pStyle w:val="27"/>
+        <w:keepNext w:val="0"/>
+        <w:keepLines w:val="0"/>
+        <w:pageBreakBefore w:val="0"/>
+        <w:widowControl w:val="0"/>
+        <w:kinsoku w:val="0"/>
+        <w:wordWrap/>
+        <w:overflowPunct/>
+        <w:topLinePunct w:val="0"/>
+        <w:autoSpaceDE w:val="0"/>
+        <w:autoSpaceDN w:val="0"/>
         <w:bidi w:val="0"/>
+        <w:adjustRightInd w:val="0"/>
+        <w:snapToGrid w:val="0"/>
+        <w:textAlignment w:val="baseline"/>
       </w:pPr>
       <w:r>
         <w:t>问题的优先级是由问题的紧急度和影响度共同决定的，是评定问题处理优先等级的一个重要指标。优先级分为高、中、低三种级别。</w:t>
@@ -5015,9 +6219,22 @@
     <w:p>
       <w:pPr>
         <w:pStyle w:val="29"/>
+        <w:keepNext w:val="0"/>
+        <w:keepLines w:val="0"/>
+        <w:pageBreakBefore w:val="0"/>
+        <w:widowControl w:val="0"/>
+        <w:kinsoku w:val="0"/>
+        <w:wordWrap/>
+        <w:overflowPunct/>
+        <w:topLinePunct w:val="0"/>
+        <w:autoSpaceDE w:val="0"/>
+        <w:autoSpaceDN w:val="0"/>
         <w:bidi w:val="0"/>
-      </w:pPr>
-      <w:bookmarkStart w:id="14" w:name="_Toc31443"/>
+        <w:adjustRightInd w:val="0"/>
+        <w:snapToGrid w:val="0"/>
+        <w:textAlignment w:val="baseline"/>
+      </w:pPr>
+      <w:bookmarkStart w:id="14" w:name="_Toc26922"/>
       <w:r>
         <w:t>问题关闭原则</w:t>
       </w:r>
@@ -5026,11 +6243,24 @@
     <w:p>
       <w:pPr>
         <w:pStyle w:val="39"/>
+        <w:keepNext w:val="0"/>
+        <w:keepLines w:val="0"/>
+        <w:pageBreakBefore w:val="0"/>
+        <w:widowControl w:val="0"/>
         <w:numPr>
           <w:ilvl w:val="0"/>
           <w:numId w:val="9"/>
         </w:numPr>
+        <w:kinsoku w:val="0"/>
+        <w:wordWrap/>
+        <w:overflowPunct/>
+        <w:topLinePunct w:val="0"/>
+        <w:autoSpaceDE w:val="0"/>
+        <w:autoSpaceDN w:val="0"/>
         <w:bidi w:val="0"/>
+        <w:adjustRightInd w:val="0"/>
+        <w:snapToGrid w:val="0"/>
+        <w:textAlignment w:val="baseline"/>
       </w:pPr>
       <w:r>
         <w:t>只有一线工程师才有权关闭问题单；</w:t>
@@ -5039,11 +6269,24 @@
     <w:p>
       <w:pPr>
         <w:pStyle w:val="39"/>
+        <w:keepNext w:val="0"/>
+        <w:keepLines w:val="0"/>
+        <w:pageBreakBefore w:val="0"/>
+        <w:widowControl w:val="0"/>
         <w:numPr>
           <w:ilvl w:val="0"/>
           <w:numId w:val="9"/>
         </w:numPr>
+        <w:kinsoku w:val="0"/>
+        <w:wordWrap/>
+        <w:overflowPunct/>
+        <w:topLinePunct w:val="0"/>
+        <w:autoSpaceDE w:val="0"/>
+        <w:autoSpaceDN w:val="0"/>
         <w:bidi w:val="0"/>
+        <w:adjustRightInd w:val="0"/>
+        <w:snapToGrid w:val="0"/>
+        <w:textAlignment w:val="baseline"/>
       </w:pPr>
       <w:r>
         <w:t>问题单不会被自动关闭。</w:t>
@@ -5052,20 +6295,49 @@
     <w:p>
       <w:pPr>
         <w:pStyle w:val="28"/>
+        <w:keepNext w:val="0"/>
+        <w:keepLines w:val="0"/>
+        <w:pageBreakBefore w:val="0"/>
+        <w:widowControl w:val="0"/>
+        <w:kinsoku w:val="0"/>
+        <w:wordWrap/>
+        <w:overflowPunct/>
+        <w:topLinePunct w:val="0"/>
+        <w:autoSpaceDE w:val="0"/>
+        <w:autoSpaceDN w:val="0"/>
         <w:bidi w:val="0"/>
-      </w:pPr>
-      <w:bookmarkStart w:id="15" w:name="_Toc1172"/>
+        <w:adjustRightInd w:val="0"/>
+        <w:snapToGrid w:val="0"/>
+        <w:textAlignment w:val="baseline"/>
+      </w:pPr>
+      <w:bookmarkStart w:id="15" w:name="_Toc5404"/>
       <w:r>
         <w:t>问题管理流程图解释</w:t>
       </w:r>
       <w:bookmarkEnd w:id="15"/>
     </w:p>
     <w:p>
+      <w:pPr>
+        <w:keepNext w:val="0"/>
+        <w:keepLines w:val="0"/>
+        <w:pageBreakBefore w:val="0"/>
+        <w:widowControl w:val="0"/>
+        <w:kinsoku w:val="0"/>
+        <w:wordWrap/>
+        <w:overflowPunct/>
+        <w:topLinePunct w:val="0"/>
+        <w:autoSpaceDE w:val="0"/>
+        <w:autoSpaceDN w:val="0"/>
+        <w:bidi w:val="0"/>
+        <w:adjustRightInd w:val="0"/>
+        <w:snapToGrid w:val="0"/>
+        <w:textAlignment w:val="baseline"/>
+      </w:pPr>
       <w:r>
         <w:drawing>
           <wp:inline distT="0" distB="0" distL="114300" distR="114300">
-            <wp:extent cx="3307715" cy="3401695"/>
-            <wp:effectExtent l="0" t="0" r="14605" b="12065"/>
+            <wp:extent cx="4984115" cy="5125720"/>
+            <wp:effectExtent l="0" t="0" r="14605" b="10160"/>
             <wp:docPr id="1" name="图片 1"/>
             <wp:cNvGraphicFramePr>
               <a:graphicFrameLocks xmlns:a="http://schemas.openxmlformats.org/drawingml/2006/main" noChangeAspect="1"/>
@@ -5088,7 +6360,7 @@
                   <pic:spPr>
                     <a:xfrm>
                       <a:off x="0" y="0"/>
-                      <a:ext cx="3307715" cy="3401695"/>
+                      <a:ext cx="4984115" cy="5125720"/>
                     </a:xfrm>
                     <a:prstGeom prst="rect">
                       <a:avLst/>
@@ -5108,9 +6380,22 @@
     <w:p>
       <w:pPr>
         <w:pStyle w:val="29"/>
+        <w:keepNext w:val="0"/>
+        <w:keepLines w:val="0"/>
+        <w:pageBreakBefore w:val="0"/>
+        <w:widowControl w:val="0"/>
+        <w:kinsoku w:val="0"/>
+        <w:wordWrap/>
+        <w:overflowPunct/>
+        <w:topLinePunct w:val="0"/>
+        <w:autoSpaceDE w:val="0"/>
+        <w:autoSpaceDN w:val="0"/>
         <w:bidi w:val="0"/>
-      </w:pPr>
-      <w:bookmarkStart w:id="16" w:name="_Toc15027"/>
+        <w:adjustRightInd w:val="0"/>
+        <w:snapToGrid w:val="0"/>
+        <w:textAlignment w:val="baseline"/>
+      </w:pPr>
+      <w:bookmarkStart w:id="16" w:name="_Toc2515"/>
       <w:r>
         <w:t>问题的来源</w:t>
       </w:r>
@@ -5119,11 +6404,24 @@
     <w:p>
       <w:pPr>
         <w:pStyle w:val="39"/>
+        <w:keepNext w:val="0"/>
+        <w:keepLines w:val="0"/>
+        <w:pageBreakBefore w:val="0"/>
+        <w:widowControl w:val="0"/>
         <w:numPr>
           <w:ilvl w:val="0"/>
           <w:numId w:val="10"/>
         </w:numPr>
+        <w:kinsoku w:val="0"/>
+        <w:wordWrap/>
+        <w:overflowPunct/>
+        <w:topLinePunct w:val="0"/>
+        <w:autoSpaceDE w:val="0"/>
+        <w:autoSpaceDN w:val="0"/>
         <w:bidi w:val="0"/>
+        <w:adjustRightInd w:val="0"/>
+        <w:snapToGrid w:val="0"/>
+        <w:textAlignment w:val="baseline"/>
       </w:pPr>
       <w:r>
         <w:t>频繁发生的事件</w:t>
@@ -5139,11 +6437,24 @@
     <w:p>
       <w:pPr>
         <w:pStyle w:val="39"/>
+        <w:keepNext w:val="0"/>
+        <w:keepLines w:val="0"/>
+        <w:pageBreakBefore w:val="0"/>
+        <w:widowControl w:val="0"/>
         <w:numPr>
           <w:ilvl w:val="0"/>
           <w:numId w:val="10"/>
         </w:numPr>
+        <w:kinsoku w:val="0"/>
+        <w:wordWrap/>
+        <w:overflowPunct/>
+        <w:topLinePunct w:val="0"/>
+        <w:autoSpaceDE w:val="0"/>
+        <w:autoSpaceDN w:val="0"/>
         <w:bidi w:val="0"/>
+        <w:adjustRightInd w:val="0"/>
+        <w:snapToGrid w:val="0"/>
+        <w:textAlignment w:val="baseline"/>
       </w:pPr>
       <w:r>
         <w:t>重大/紧急事件升级；</w:t>
@@ -5152,11 +6463,24 @@
     <w:p>
       <w:pPr>
         <w:pStyle w:val="39"/>
+        <w:keepNext w:val="0"/>
+        <w:keepLines w:val="0"/>
+        <w:pageBreakBefore w:val="0"/>
+        <w:widowControl w:val="0"/>
         <w:numPr>
           <w:ilvl w:val="0"/>
           <w:numId w:val="10"/>
         </w:numPr>
+        <w:kinsoku w:val="0"/>
+        <w:wordWrap/>
+        <w:overflowPunct/>
+        <w:topLinePunct w:val="0"/>
+        <w:autoSpaceDE w:val="0"/>
+        <w:autoSpaceDN w:val="0"/>
         <w:bidi w:val="0"/>
+        <w:adjustRightInd w:val="0"/>
+        <w:snapToGrid w:val="0"/>
+        <w:textAlignment w:val="baseline"/>
       </w:pPr>
       <w:r>
         <w:t>巡检中发现的重大隐患。</w:t>
@@ -5165,9 +6489,22 @@
     <w:p>
       <w:pPr>
         <w:pStyle w:val="29"/>
+        <w:keepNext w:val="0"/>
+        <w:keepLines w:val="0"/>
+        <w:pageBreakBefore w:val="0"/>
+        <w:widowControl w:val="0"/>
+        <w:kinsoku w:val="0"/>
+        <w:wordWrap/>
+        <w:overflowPunct/>
+        <w:topLinePunct w:val="0"/>
+        <w:autoSpaceDE w:val="0"/>
+        <w:autoSpaceDN w:val="0"/>
         <w:bidi w:val="0"/>
-      </w:pPr>
-      <w:bookmarkStart w:id="17" w:name="_Toc9761"/>
+        <w:adjustRightInd w:val="0"/>
+        <w:snapToGrid w:val="0"/>
+        <w:textAlignment w:val="baseline"/>
+      </w:pPr>
+      <w:bookmarkStart w:id="17" w:name="_Toc31866"/>
       <w:r>
         <w:t>问题的建立与记录</w:t>
       </w:r>
@@ -5176,7 +6513,20 @@
     <w:p>
       <w:pPr>
         <w:pStyle w:val="27"/>
+        <w:keepNext w:val="0"/>
+        <w:keepLines w:val="0"/>
+        <w:pageBreakBefore w:val="0"/>
+        <w:widowControl w:val="0"/>
+        <w:kinsoku w:val="0"/>
+        <w:wordWrap/>
+        <w:overflowPunct/>
+        <w:topLinePunct w:val="0"/>
+        <w:autoSpaceDE w:val="0"/>
+        <w:autoSpaceDN w:val="0"/>
         <w:bidi w:val="0"/>
+        <w:adjustRightInd w:val="0"/>
+        <w:snapToGrid w:val="0"/>
+        <w:textAlignment w:val="baseline"/>
       </w:pPr>
       <w:r>
         <w:t>运维部</w:t>
@@ -5195,9 +6545,22 @@
     <w:p>
       <w:pPr>
         <w:pStyle w:val="29"/>
+        <w:keepNext w:val="0"/>
+        <w:keepLines w:val="0"/>
+        <w:pageBreakBefore w:val="0"/>
+        <w:widowControl w:val="0"/>
+        <w:kinsoku w:val="0"/>
+        <w:wordWrap/>
+        <w:overflowPunct/>
+        <w:topLinePunct w:val="0"/>
+        <w:autoSpaceDE w:val="0"/>
+        <w:autoSpaceDN w:val="0"/>
         <w:bidi w:val="0"/>
-      </w:pPr>
-      <w:bookmarkStart w:id="18" w:name="_Toc25251"/>
+        <w:adjustRightInd w:val="0"/>
+        <w:snapToGrid w:val="0"/>
+        <w:textAlignment w:val="baseline"/>
+      </w:pPr>
+      <w:bookmarkStart w:id="18" w:name="_Toc17103"/>
       <w:r>
         <w:t>问题的分类</w:t>
       </w:r>
@@ -5206,7 +6569,20 @@
     <w:p>
       <w:pPr>
         <w:pStyle w:val="27"/>
+        <w:keepNext w:val="0"/>
+        <w:keepLines w:val="0"/>
+        <w:pageBreakBefore w:val="0"/>
+        <w:widowControl w:val="0"/>
+        <w:kinsoku w:val="0"/>
+        <w:wordWrap/>
+        <w:overflowPunct/>
+        <w:topLinePunct w:val="0"/>
+        <w:autoSpaceDE w:val="0"/>
+        <w:autoSpaceDN w:val="0"/>
         <w:bidi w:val="0"/>
+        <w:adjustRightInd w:val="0"/>
+        <w:snapToGrid w:val="0"/>
+        <w:textAlignment w:val="baseline"/>
       </w:pPr>
       <w:r>
         <w:t>运维部服务台</w:t>
@@ -5225,9 +6601,22 @@
     <w:p>
       <w:pPr>
         <w:pStyle w:val="29"/>
+        <w:keepNext w:val="0"/>
+        <w:keepLines w:val="0"/>
+        <w:pageBreakBefore w:val="0"/>
+        <w:widowControl w:val="0"/>
+        <w:kinsoku w:val="0"/>
+        <w:wordWrap/>
+        <w:overflowPunct/>
+        <w:topLinePunct w:val="0"/>
+        <w:autoSpaceDE w:val="0"/>
+        <w:autoSpaceDN w:val="0"/>
         <w:bidi w:val="0"/>
-      </w:pPr>
-      <w:bookmarkStart w:id="19" w:name="_Toc30763"/>
+        <w:adjustRightInd w:val="0"/>
+        <w:snapToGrid w:val="0"/>
+        <w:textAlignment w:val="baseline"/>
+      </w:pPr>
+      <w:bookmarkStart w:id="19" w:name="_Toc8928"/>
       <w:r>
         <w:t>问题的分派</w:t>
       </w:r>
@@ -5238,7 +6627,7 @@
         <w:keepNext w:val="0"/>
         <w:keepLines w:val="0"/>
         <w:pageBreakBefore w:val="0"/>
-        <w:widowControl/>
+        <w:widowControl w:val="0"/>
         <w:kinsoku w:val="0"/>
         <w:wordWrap/>
         <w:overflowPunct/>
@@ -5281,9 +6670,22 @@
     <w:p>
       <w:pPr>
         <w:pStyle w:val="29"/>
+        <w:keepNext w:val="0"/>
+        <w:keepLines w:val="0"/>
+        <w:pageBreakBefore w:val="0"/>
+        <w:widowControl w:val="0"/>
+        <w:kinsoku w:val="0"/>
+        <w:wordWrap/>
+        <w:overflowPunct/>
+        <w:topLinePunct w:val="0"/>
+        <w:autoSpaceDE w:val="0"/>
+        <w:autoSpaceDN w:val="0"/>
         <w:bidi w:val="0"/>
-      </w:pPr>
-      <w:bookmarkStart w:id="20" w:name="_Toc16407"/>
+        <w:adjustRightInd w:val="0"/>
+        <w:snapToGrid w:val="0"/>
+        <w:textAlignment w:val="baseline"/>
+      </w:pPr>
+      <w:bookmarkStart w:id="20" w:name="_Toc32686"/>
       <w:r>
         <w:t>问题的分析诊断</w:t>
       </w:r>
@@ -5294,7 +6696,7 @@
         <w:keepNext w:val="0"/>
         <w:keepLines w:val="0"/>
         <w:pageBreakBefore w:val="0"/>
-        <w:widowControl/>
+        <w:widowControl w:val="0"/>
         <w:kinsoku w:val="0"/>
         <w:wordWrap/>
         <w:overflowPunct/>
@@ -5327,12 +6729,25 @@
     <w:p>
       <w:pPr>
         <w:pStyle w:val="39"/>
+        <w:keepNext w:val="0"/>
+        <w:keepLines w:val="0"/>
+        <w:pageBreakBefore w:val="0"/>
+        <w:widowControl w:val="0"/>
         <w:numPr>
           <w:ilvl w:val="0"/>
           <w:numId w:val="11"/>
         </w:numPr>
+        <w:kinsoku w:val="0"/>
+        <w:wordWrap/>
+        <w:overflowPunct/>
+        <w:topLinePunct w:val="0"/>
+        <w:autoSpaceDE w:val="0"/>
+        <w:autoSpaceDN w:val="0"/>
         <w:bidi w:val="0"/>
+        <w:adjustRightInd w:val="0"/>
+        <w:snapToGrid w:val="0"/>
         <w:ind w:left="425" w:leftChars="0" w:hanging="425" w:firstLineChars="0"/>
+        <w:textAlignment w:val="baseline"/>
         <w:rPr>
           <w:rFonts w:hint="eastAsia"/>
           <w:lang w:val="en-US" w:eastAsia="zh-CN"/>
@@ -5349,12 +6764,25 @@
     <w:p>
       <w:pPr>
         <w:pStyle w:val="39"/>
+        <w:keepNext w:val="0"/>
+        <w:keepLines w:val="0"/>
+        <w:pageBreakBefore w:val="0"/>
+        <w:widowControl w:val="0"/>
         <w:numPr>
           <w:ilvl w:val="0"/>
           <w:numId w:val="11"/>
         </w:numPr>
+        <w:kinsoku w:val="0"/>
+        <w:wordWrap/>
+        <w:overflowPunct/>
+        <w:topLinePunct w:val="0"/>
+        <w:autoSpaceDE w:val="0"/>
+        <w:autoSpaceDN w:val="0"/>
         <w:bidi w:val="0"/>
+        <w:adjustRightInd w:val="0"/>
+        <w:snapToGrid w:val="0"/>
         <w:ind w:left="425" w:leftChars="0" w:hanging="425" w:firstLineChars="0"/>
+        <w:textAlignment w:val="baseline"/>
         <w:rPr>
           <w:rFonts w:hint="eastAsia"/>
           <w:lang w:val="en-US" w:eastAsia="zh-CN"/>
@@ -5371,12 +6799,25 @@
     <w:p>
       <w:pPr>
         <w:pStyle w:val="39"/>
+        <w:keepNext w:val="0"/>
+        <w:keepLines w:val="0"/>
+        <w:pageBreakBefore w:val="0"/>
+        <w:widowControl w:val="0"/>
         <w:numPr>
           <w:ilvl w:val="0"/>
           <w:numId w:val="11"/>
         </w:numPr>
+        <w:kinsoku w:val="0"/>
+        <w:wordWrap/>
+        <w:overflowPunct/>
+        <w:topLinePunct w:val="0"/>
+        <w:autoSpaceDE w:val="0"/>
+        <w:autoSpaceDN w:val="0"/>
         <w:bidi w:val="0"/>
+        <w:adjustRightInd w:val="0"/>
+        <w:snapToGrid w:val="0"/>
         <w:ind w:left="425" w:leftChars="0" w:hanging="425" w:firstLineChars="0"/>
+        <w:textAlignment w:val="baseline"/>
         <w:rPr>
           <w:rFonts w:hint="eastAsia"/>
           <w:lang w:val="en-US" w:eastAsia="zh-CN"/>
@@ -5393,12 +6834,25 @@
     <w:p>
       <w:pPr>
         <w:pStyle w:val="39"/>
+        <w:keepNext w:val="0"/>
+        <w:keepLines w:val="0"/>
+        <w:pageBreakBefore w:val="0"/>
+        <w:widowControl w:val="0"/>
         <w:numPr>
           <w:ilvl w:val="0"/>
           <w:numId w:val="11"/>
         </w:numPr>
+        <w:kinsoku w:val="0"/>
+        <w:wordWrap/>
+        <w:overflowPunct/>
+        <w:topLinePunct w:val="0"/>
+        <w:autoSpaceDE w:val="0"/>
+        <w:autoSpaceDN w:val="0"/>
         <w:bidi w:val="0"/>
+        <w:adjustRightInd w:val="0"/>
+        <w:snapToGrid w:val="0"/>
         <w:ind w:left="425" w:leftChars="0" w:hanging="425" w:firstLineChars="0"/>
+        <w:textAlignment w:val="baseline"/>
         <w:rPr>
           <w:rFonts w:hint="eastAsia"/>
           <w:lang w:val="en-US" w:eastAsia="zh-CN"/>
@@ -5415,12 +6869,25 @@
     <w:p>
       <w:pPr>
         <w:pStyle w:val="39"/>
+        <w:keepNext w:val="0"/>
+        <w:keepLines w:val="0"/>
+        <w:pageBreakBefore w:val="0"/>
+        <w:widowControl w:val="0"/>
         <w:numPr>
           <w:ilvl w:val="0"/>
           <w:numId w:val="11"/>
         </w:numPr>
+        <w:kinsoku w:val="0"/>
+        <w:wordWrap/>
+        <w:overflowPunct/>
+        <w:topLinePunct w:val="0"/>
+        <w:autoSpaceDE w:val="0"/>
+        <w:autoSpaceDN w:val="0"/>
         <w:bidi w:val="0"/>
+        <w:adjustRightInd w:val="0"/>
+        <w:snapToGrid w:val="0"/>
         <w:ind w:left="425" w:leftChars="0" w:hanging="425" w:firstLineChars="0"/>
+        <w:textAlignment w:val="baseline"/>
         <w:rPr>
           <w:rFonts w:hint="eastAsia"/>
           <w:lang w:val="en-US" w:eastAsia="zh-CN"/>
@@ -5437,12 +6904,25 @@
     <w:p>
       <w:pPr>
         <w:pStyle w:val="39"/>
+        <w:keepNext w:val="0"/>
+        <w:keepLines w:val="0"/>
+        <w:pageBreakBefore w:val="0"/>
+        <w:widowControl w:val="0"/>
         <w:numPr>
           <w:ilvl w:val="0"/>
           <w:numId w:val="11"/>
         </w:numPr>
+        <w:kinsoku w:val="0"/>
+        <w:wordWrap/>
+        <w:overflowPunct/>
+        <w:topLinePunct w:val="0"/>
+        <w:autoSpaceDE w:val="0"/>
+        <w:autoSpaceDN w:val="0"/>
         <w:bidi w:val="0"/>
+        <w:adjustRightInd w:val="0"/>
+        <w:snapToGrid w:val="0"/>
         <w:ind w:left="425" w:leftChars="0" w:hanging="425" w:firstLineChars="0"/>
+        <w:textAlignment w:val="baseline"/>
         <w:rPr>
           <w:rFonts w:hint="eastAsia"/>
           <w:lang w:val="en-US" w:eastAsia="zh-CN"/>
@@ -5459,12 +6939,25 @@
     <w:p>
       <w:pPr>
         <w:pStyle w:val="39"/>
+        <w:keepNext w:val="0"/>
+        <w:keepLines w:val="0"/>
+        <w:pageBreakBefore w:val="0"/>
+        <w:widowControl w:val="0"/>
         <w:numPr>
           <w:ilvl w:val="0"/>
           <w:numId w:val="11"/>
         </w:numPr>
+        <w:kinsoku w:val="0"/>
+        <w:wordWrap/>
+        <w:overflowPunct/>
+        <w:topLinePunct w:val="0"/>
+        <w:autoSpaceDE w:val="0"/>
+        <w:autoSpaceDN w:val="0"/>
         <w:bidi w:val="0"/>
+        <w:adjustRightInd w:val="0"/>
+        <w:snapToGrid w:val="0"/>
         <w:ind w:left="425" w:leftChars="0" w:hanging="425" w:firstLineChars="0"/>
+        <w:textAlignment w:val="baseline"/>
         <w:rPr>
           <w:rFonts w:hint="eastAsia"/>
           <w:lang w:val="en-US" w:eastAsia="zh-CN"/>
@@ -5481,9 +6974,22 @@
     <w:p>
       <w:pPr>
         <w:pStyle w:val="29"/>
+        <w:keepNext w:val="0"/>
+        <w:keepLines w:val="0"/>
+        <w:pageBreakBefore w:val="0"/>
+        <w:widowControl w:val="0"/>
+        <w:kinsoku w:val="0"/>
+        <w:wordWrap/>
+        <w:overflowPunct/>
+        <w:topLinePunct w:val="0"/>
+        <w:autoSpaceDE w:val="0"/>
+        <w:autoSpaceDN w:val="0"/>
         <w:bidi w:val="0"/>
-      </w:pPr>
-      <w:bookmarkStart w:id="21" w:name="_Toc20919"/>
+        <w:adjustRightInd w:val="0"/>
+        <w:snapToGrid w:val="0"/>
+        <w:textAlignment w:val="baseline"/>
+      </w:pPr>
+      <w:bookmarkStart w:id="21" w:name="_Toc28593"/>
       <w:r>
         <w:t>问题回顾</w:t>
       </w:r>
@@ -5492,7 +6998,20 @@
     <w:p>
       <w:pPr>
         <w:pStyle w:val="27"/>
+        <w:keepNext w:val="0"/>
+        <w:keepLines w:val="0"/>
+        <w:pageBreakBefore w:val="0"/>
+        <w:widowControl w:val="0"/>
+        <w:kinsoku w:val="0"/>
+        <w:wordWrap/>
+        <w:overflowPunct/>
+        <w:topLinePunct w:val="0"/>
+        <w:autoSpaceDE w:val="0"/>
+        <w:autoSpaceDN w:val="0"/>
         <w:bidi w:val="0"/>
+        <w:adjustRightInd w:val="0"/>
+        <w:snapToGrid w:val="0"/>
+        <w:textAlignment w:val="baseline"/>
       </w:pPr>
       <w:r>
         <w:t>问题专家组对问题进行回顾，确认问题是否正确解决：</w:t>
@@ -5501,11 +7020,24 @@
     <w:p>
       <w:pPr>
         <w:pStyle w:val="39"/>
+        <w:keepNext w:val="0"/>
+        <w:keepLines w:val="0"/>
+        <w:pageBreakBefore w:val="0"/>
+        <w:widowControl w:val="0"/>
         <w:numPr>
           <w:ilvl w:val="0"/>
           <w:numId w:val="12"/>
         </w:numPr>
+        <w:kinsoku w:val="0"/>
+        <w:wordWrap/>
+        <w:overflowPunct/>
+        <w:topLinePunct w:val="0"/>
+        <w:autoSpaceDE w:val="0"/>
+        <w:autoSpaceDN w:val="0"/>
         <w:bidi w:val="0"/>
+        <w:adjustRightInd w:val="0"/>
+        <w:snapToGrid w:val="0"/>
+        <w:textAlignment w:val="baseline"/>
       </w:pPr>
       <w:r>
         <w:t>如果问题没有解决，通知运维部</w:t>
@@ -5524,11 +7056,24 @@
     <w:p>
       <w:pPr>
         <w:pStyle w:val="39"/>
+        <w:keepNext w:val="0"/>
+        <w:keepLines w:val="0"/>
+        <w:pageBreakBefore w:val="0"/>
+        <w:widowControl w:val="0"/>
         <w:numPr>
           <w:ilvl w:val="0"/>
           <w:numId w:val="12"/>
         </w:numPr>
+        <w:kinsoku w:val="0"/>
+        <w:wordWrap/>
+        <w:overflowPunct/>
+        <w:topLinePunct w:val="0"/>
+        <w:autoSpaceDE w:val="0"/>
+        <w:autoSpaceDN w:val="0"/>
         <w:bidi w:val="0"/>
+        <w:adjustRightInd w:val="0"/>
+        <w:snapToGrid w:val="0"/>
+        <w:textAlignment w:val="baseline"/>
       </w:pPr>
       <w:r>
         <w:t>如果问题正确解决，则问题专家组对问题进行错误评估、统计和分析，提出新知识点，提交</w:t>
@@ -5557,9 +7102,22 @@
     <w:p>
       <w:pPr>
         <w:pStyle w:val="29"/>
+        <w:keepNext w:val="0"/>
+        <w:keepLines w:val="0"/>
+        <w:pageBreakBefore w:val="0"/>
+        <w:widowControl w:val="0"/>
+        <w:kinsoku w:val="0"/>
+        <w:wordWrap/>
+        <w:overflowPunct/>
+        <w:topLinePunct w:val="0"/>
+        <w:autoSpaceDE w:val="0"/>
+        <w:autoSpaceDN w:val="0"/>
         <w:bidi w:val="0"/>
-      </w:pPr>
-      <w:bookmarkStart w:id="22" w:name="_Toc6107"/>
+        <w:adjustRightInd w:val="0"/>
+        <w:snapToGrid w:val="0"/>
+        <w:textAlignment w:val="baseline"/>
+      </w:pPr>
+      <w:bookmarkStart w:id="22" w:name="_Toc21519"/>
       <w:r>
         <w:t>问题关闭</w:t>
       </w:r>
@@ -5568,7 +7126,20 @@
     <w:p>
       <w:pPr>
         <w:pStyle w:val="27"/>
+        <w:keepNext w:val="0"/>
+        <w:keepLines w:val="0"/>
+        <w:pageBreakBefore w:val="0"/>
+        <w:widowControl w:val="0"/>
+        <w:kinsoku w:val="0"/>
+        <w:wordWrap/>
+        <w:overflowPunct/>
+        <w:topLinePunct w:val="0"/>
+        <w:autoSpaceDE w:val="0"/>
+        <w:autoSpaceDN w:val="0"/>
         <w:bidi w:val="0"/>
+        <w:adjustRightInd w:val="0"/>
+        <w:snapToGrid w:val="0"/>
+        <w:textAlignment w:val="baseline"/>
       </w:pPr>
       <w:r>
         <w:t>运维部</w:t>
@@ -5581,15 +7152,45 @@
         <w:t>服务台客服</w:t>
       </w:r>
       <w:r>
-        <w:t>对问题的状态（详见6.3问题状态定义）进行总结，更新问题记录并反馈一线工程师，一线工程师进行关闭问题。</w:t>
+        <w:t>对问题的状态（详见6.3问题状态定义）进行总结</w:t>
+      </w:r>
+      <w:r>
+        <w:rPr>
+          <w:rFonts w:hint="eastAsia"/>
+          <w:lang w:eastAsia="zh-CN"/>
+        </w:rPr>
+        <w:t>、</w:t>
+      </w:r>
+      <w:r>
+        <w:rPr>
+          <w:rFonts w:hint="eastAsia"/>
+          <w:lang w:val="en-US" w:eastAsia="zh-CN"/>
+        </w:rPr>
+        <w:t>记录并关闭问题</w:t>
+      </w:r>
+      <w:r>
+        <w:t>。</w:t>
       </w:r>
     </w:p>
     <w:p>
       <w:pPr>
         <w:pStyle w:val="29"/>
+        <w:keepNext w:val="0"/>
+        <w:keepLines w:val="0"/>
+        <w:pageBreakBefore w:val="0"/>
+        <w:widowControl w:val="0"/>
+        <w:kinsoku w:val="0"/>
+        <w:wordWrap/>
+        <w:overflowPunct/>
+        <w:topLinePunct w:val="0"/>
+        <w:autoSpaceDE w:val="0"/>
+        <w:autoSpaceDN w:val="0"/>
         <w:bidi w:val="0"/>
-      </w:pPr>
-      <w:bookmarkStart w:id="23" w:name="_Toc28371"/>
+        <w:adjustRightInd w:val="0"/>
+        <w:snapToGrid w:val="0"/>
+        <w:textAlignment w:val="baseline"/>
+      </w:pPr>
+      <w:bookmarkStart w:id="23" w:name="_Toc29365"/>
       <w:r>
         <w:t>问题监控</w:t>
       </w:r>
@@ -5598,7 +7199,20 @@
     <w:p>
       <w:pPr>
         <w:pStyle w:val="27"/>
+        <w:keepNext w:val="0"/>
+        <w:keepLines w:val="0"/>
+        <w:pageBreakBefore w:val="0"/>
+        <w:widowControl w:val="0"/>
+        <w:kinsoku w:val="0"/>
+        <w:wordWrap/>
+        <w:overflowPunct/>
+        <w:topLinePunct w:val="0"/>
+        <w:autoSpaceDE w:val="0"/>
+        <w:autoSpaceDN w:val="0"/>
         <w:bidi w:val="0"/>
+        <w:adjustRightInd w:val="0"/>
+        <w:snapToGrid w:val="0"/>
+        <w:textAlignment w:val="baseline"/>
       </w:pPr>
       <w:r>
         <w:t>运维部</w:t>
@@ -5617,11 +7231,24 @@
     <w:p>
       <w:pPr>
         <w:pStyle w:val="39"/>
+        <w:keepNext w:val="0"/>
+        <w:keepLines w:val="0"/>
+        <w:pageBreakBefore w:val="0"/>
+        <w:widowControl w:val="0"/>
         <w:numPr>
           <w:ilvl w:val="0"/>
           <w:numId w:val="13"/>
         </w:numPr>
+        <w:kinsoku w:val="0"/>
+        <w:wordWrap/>
+        <w:overflowPunct/>
+        <w:topLinePunct w:val="0"/>
+        <w:autoSpaceDE w:val="0"/>
+        <w:autoSpaceDN w:val="0"/>
         <w:bidi w:val="0"/>
+        <w:adjustRightInd w:val="0"/>
+        <w:snapToGrid w:val="0"/>
+        <w:textAlignment w:val="baseline"/>
       </w:pPr>
       <w:r>
         <w:t>在找到问题的根本原因或解决方案之后，根据需要，向服务台</w:t>
@@ -5640,11 +7267,24 @@
     <w:p>
       <w:pPr>
         <w:pStyle w:val="39"/>
+        <w:keepNext w:val="0"/>
+        <w:keepLines w:val="0"/>
+        <w:pageBreakBefore w:val="0"/>
+        <w:widowControl w:val="0"/>
         <w:numPr>
           <w:ilvl w:val="0"/>
           <w:numId w:val="13"/>
         </w:numPr>
+        <w:kinsoku w:val="0"/>
+        <w:wordWrap/>
+        <w:overflowPunct/>
+        <w:topLinePunct w:val="0"/>
+        <w:autoSpaceDE w:val="0"/>
+        <w:autoSpaceDN w:val="0"/>
         <w:bidi w:val="0"/>
+        <w:adjustRightInd w:val="0"/>
+        <w:snapToGrid w:val="0"/>
+        <w:textAlignment w:val="baseline"/>
       </w:pPr>
       <w:r>
         <w:t>对于问题专家组无法找到根本原因或虽有解决方案但目前无法实施（如实施的代价太大等）的问题，上报运维部经理。</w:t>
@@ -5653,9 +7293,22 @@
     <w:p>
       <w:pPr>
         <w:pStyle w:val="26"/>
+        <w:keepNext w:val="0"/>
+        <w:keepLines w:val="0"/>
+        <w:pageBreakBefore w:val="0"/>
+        <w:widowControl w:val="0"/>
+        <w:kinsoku w:val="0"/>
+        <w:wordWrap/>
+        <w:overflowPunct/>
+        <w:topLinePunct w:val="0"/>
+        <w:autoSpaceDE w:val="0"/>
+        <w:autoSpaceDN w:val="0"/>
         <w:bidi w:val="0"/>
-      </w:pPr>
-      <w:bookmarkStart w:id="24" w:name="_Toc24175"/>
+        <w:adjustRightInd w:val="0"/>
+        <w:snapToGrid w:val="0"/>
+        <w:textAlignment w:val="baseline"/>
+      </w:pPr>
+      <w:bookmarkStart w:id="24" w:name="_Toc14517"/>
       <w:r>
         <w:t>问题相关定义</w:t>
       </w:r>
@@ -5664,11 +7317,24 @@
     <w:p>
       <w:pPr>
         <w:pStyle w:val="28"/>
+        <w:keepNext w:val="0"/>
+        <w:keepLines w:val="0"/>
+        <w:pageBreakBefore w:val="0"/>
+        <w:widowControl w:val="0"/>
+        <w:kinsoku w:val="0"/>
+        <w:wordWrap/>
+        <w:overflowPunct/>
+        <w:topLinePunct w:val="0"/>
+        <w:autoSpaceDE w:val="0"/>
+        <w:autoSpaceDN w:val="0"/>
         <w:bidi w:val="0"/>
+        <w:adjustRightInd w:val="0"/>
+        <w:snapToGrid w:val="0"/>
+        <w:textAlignment w:val="baseline"/>
       </w:pPr>
       <w:bookmarkStart w:id="25" w:name="bookmark20"/>
       <w:bookmarkEnd w:id="25"/>
-      <w:bookmarkStart w:id="26" w:name="_Toc8194"/>
+      <w:bookmarkStart w:id="26" w:name="_Toc12624"/>
       <w:r>
         <w:t>问题的分类定义</w:t>
       </w:r>
@@ -5677,7 +7343,20 @@
     <w:p>
       <w:pPr>
         <w:pStyle w:val="27"/>
+        <w:keepNext w:val="0"/>
+        <w:keepLines w:val="0"/>
+        <w:pageBreakBefore w:val="0"/>
+        <w:widowControl w:val="0"/>
+        <w:kinsoku w:val="0"/>
+        <w:wordWrap/>
+        <w:overflowPunct/>
+        <w:topLinePunct w:val="0"/>
+        <w:autoSpaceDE w:val="0"/>
+        <w:autoSpaceDN w:val="0"/>
         <w:bidi w:val="0"/>
+        <w:adjustRightInd w:val="0"/>
+        <w:snapToGrid w:val="0"/>
+        <w:textAlignment w:val="baseline"/>
       </w:pPr>
       <w:r>
         <w:t>问题的分类是依据问题所属的专业类型进行划分的，通过问题分类可以准确定位解决问题的小组，并对问题进行分类统计。问题的分类主要为三大类：基础环境运类、硬件类、软件类。</w:t>
@@ -5686,9 +7365,22 @@
     <w:p>
       <w:pPr>
         <w:pStyle w:val="28"/>
+        <w:keepNext w:val="0"/>
+        <w:keepLines w:val="0"/>
+        <w:pageBreakBefore w:val="0"/>
+        <w:widowControl w:val="0"/>
+        <w:kinsoku w:val="0"/>
+        <w:wordWrap/>
+        <w:overflowPunct/>
+        <w:topLinePunct w:val="0"/>
+        <w:autoSpaceDE w:val="0"/>
+        <w:autoSpaceDN w:val="0"/>
         <w:bidi w:val="0"/>
-      </w:pPr>
-      <w:bookmarkStart w:id="27" w:name="_Toc8259"/>
+        <w:adjustRightInd w:val="0"/>
+        <w:snapToGrid w:val="0"/>
+        <w:textAlignment w:val="baseline"/>
+      </w:pPr>
+      <w:bookmarkStart w:id="27" w:name="_Toc5723"/>
       <w:r>
         <w:t>问题的优先级定义</w:t>
       </w:r>
@@ -5697,7 +7389,20 @@
     <w:p>
       <w:pPr>
         <w:pStyle w:val="27"/>
+        <w:keepNext w:val="0"/>
+        <w:keepLines w:val="0"/>
+        <w:pageBreakBefore w:val="0"/>
+        <w:widowControl w:val="0"/>
+        <w:kinsoku w:val="0"/>
+        <w:wordWrap/>
+        <w:overflowPunct/>
+        <w:topLinePunct w:val="0"/>
+        <w:autoSpaceDE w:val="0"/>
+        <w:autoSpaceDN w:val="0"/>
         <w:bidi w:val="0"/>
+        <w:adjustRightInd w:val="0"/>
+        <w:snapToGrid w:val="0"/>
+        <w:textAlignment w:val="baseline"/>
       </w:pPr>
       <w:r>
         <w:t>问题的优先级是运维部</w:t>
@@ -5715,14 +7420,28 @@
     </w:p>
     <w:p>
       <w:pPr>
+        <w:keepNext w:val="0"/>
+        <w:keepLines w:val="0"/>
+        <w:pageBreakBefore w:val="0"/>
+        <w:widowControl w:val="0"/>
+        <w:kinsoku w:val="0"/>
+        <w:wordWrap/>
+        <w:overflowPunct/>
+        <w:topLinePunct w:val="0"/>
+        <w:autoSpaceDE w:val="0"/>
+        <w:autoSpaceDN w:val="0"/>
+        <w:bidi w:val="0"/>
+        <w:adjustRightInd w:val="0"/>
+        <w:snapToGrid w:val="0"/>
         <w:spacing w:line="34" w:lineRule="exact"/>
+        <w:textAlignment w:val="baseline"/>
       </w:pPr>
     </w:p>
     <w:tbl>
       <w:tblPr>
         <w:tblStyle w:val="24"/>
         <w:tblW w:w="8522" w:type="dxa"/>
-        <w:tblInd w:w="5" w:type="dxa"/>
+        <w:jc w:val="center"/>
         <w:tblBorders>
           <w:top w:val="single" w:color="000000" w:sz="4" w:space="0"/>
           <w:left w:val="single" w:color="000000" w:sz="4" w:space="0"/>
@@ -5763,6 +7482,7 @@
         </w:tblPrEx>
         <w:trPr>
           <w:trHeight w:val="783" w:hRule="atLeast"/>
+          <w:jc w:val="center"/>
         </w:trPr>
         <w:tc>
           <w:tcPr>
@@ -5771,8 +7491,22 @@
           </w:tcPr>
           <w:p>
             <w:pPr>
+              <w:keepNext w:val="0"/>
+              <w:keepLines w:val="0"/>
+              <w:pageBreakBefore w:val="0"/>
+              <w:widowControl w:val="0"/>
+              <w:kinsoku w:val="0"/>
+              <w:wordWrap/>
+              <w:overflowPunct/>
+              <w:topLinePunct w:val="0"/>
+              <w:autoSpaceDE w:val="0"/>
+              <w:autoSpaceDN w:val="0"/>
+              <w:bidi w:val="0"/>
+              <w:adjustRightInd w:val="0"/>
+              <w:snapToGrid w:val="0"/>
               <w:spacing w:before="271" w:line="220" w:lineRule="auto"/>
               <w:ind w:left="170"/>
+              <w:textAlignment w:val="baseline"/>
               <w:rPr>
                 <w:rFonts w:ascii="宋体" w:hAnsi="宋体" w:eastAsia="宋体" w:cs="宋体"/>
                 <w:sz w:val="24"/>
@@ -5799,8 +7533,22 @@
           </w:tcPr>
           <w:p>
             <w:pPr>
+              <w:keepNext w:val="0"/>
+              <w:keepLines w:val="0"/>
+              <w:pageBreakBefore w:val="0"/>
+              <w:widowControl w:val="0"/>
+              <w:kinsoku w:val="0"/>
+              <w:wordWrap/>
+              <w:overflowPunct/>
+              <w:topLinePunct w:val="0"/>
+              <w:autoSpaceDE w:val="0"/>
+              <w:autoSpaceDN w:val="0"/>
+              <w:bidi w:val="0"/>
+              <w:adjustRightInd w:val="0"/>
+              <w:snapToGrid w:val="0"/>
               <w:spacing w:before="271" w:line="220" w:lineRule="auto"/>
               <w:ind w:left="206"/>
+              <w:textAlignment w:val="baseline"/>
               <w:rPr>
                 <w:rFonts w:ascii="宋体" w:hAnsi="宋体" w:eastAsia="宋体" w:cs="宋体"/>
                 <w:sz w:val="24"/>
@@ -5827,8 +7575,22 @@
           </w:tcPr>
           <w:p>
             <w:pPr>
+              <w:keepNext w:val="0"/>
+              <w:keepLines w:val="0"/>
+              <w:pageBreakBefore w:val="0"/>
+              <w:widowControl w:val="0"/>
+              <w:kinsoku w:val="0"/>
+              <w:wordWrap/>
+              <w:overflowPunct/>
+              <w:topLinePunct w:val="0"/>
+              <w:autoSpaceDE w:val="0"/>
+              <w:autoSpaceDN w:val="0"/>
+              <w:bidi w:val="0"/>
+              <w:adjustRightInd w:val="0"/>
+              <w:snapToGrid w:val="0"/>
               <w:spacing w:before="271" w:line="222" w:lineRule="auto"/>
               <w:ind w:left="3175"/>
+              <w:textAlignment w:val="baseline"/>
               <w:rPr>
                 <w:rFonts w:ascii="宋体" w:hAnsi="宋体" w:eastAsia="宋体" w:cs="宋体"/>
                 <w:sz w:val="24"/>
@@ -5868,51 +7630,31 @@
         </w:tblPrEx>
         <w:trPr>
           <w:trHeight w:val="2392" w:hRule="atLeast"/>
+          <w:jc w:val="center"/>
         </w:trPr>
         <w:tc>
           <w:tcPr>
             <w:tcW w:w="813" w:type="dxa"/>
+            <w:vAlign w:val="center"/>
           </w:tcPr>
           <w:p>
             <w:pPr>
-              <w:pStyle w:val="25"/>
-              <w:spacing w:line="247" w:lineRule="auto"/>
-            </w:pPr>
-          </w:p>
-          <w:p>
-            <w:pPr>
-              <w:pStyle w:val="25"/>
-              <w:spacing w:line="247" w:lineRule="auto"/>
-            </w:pPr>
-          </w:p>
-          <w:p>
-            <w:pPr>
-              <w:pStyle w:val="25"/>
-              <w:spacing w:line="247" w:lineRule="auto"/>
-            </w:pPr>
-          </w:p>
-          <w:p>
-            <w:pPr>
-              <w:pStyle w:val="25"/>
-              <w:spacing w:line="247" w:lineRule="auto"/>
-            </w:pPr>
-          </w:p>
-          <w:p>
-            <w:pPr>
-              <w:pStyle w:val="25"/>
-              <w:spacing w:line="247" w:lineRule="auto"/>
-            </w:pPr>
-          </w:p>
-          <w:p>
-            <w:pPr>
-              <w:pStyle w:val="25"/>
-              <w:spacing w:line="248" w:lineRule="auto"/>
-            </w:pPr>
-          </w:p>
-          <w:p>
-            <w:pPr>
+              <w:keepNext w:val="0"/>
+              <w:keepLines w:val="0"/>
+              <w:pageBreakBefore w:val="0"/>
+              <w:widowControl w:val="0"/>
+              <w:kinsoku w:val="0"/>
+              <w:wordWrap/>
+              <w:overflowPunct/>
+              <w:topLinePunct w:val="0"/>
+              <w:autoSpaceDE w:val="0"/>
+              <w:autoSpaceDN w:val="0"/>
+              <w:bidi w:val="0"/>
+              <w:adjustRightInd w:val="0"/>
+              <w:snapToGrid w:val="0"/>
               <w:spacing w:before="69" w:line="241" w:lineRule="auto"/>
               <w:ind w:left="370"/>
+              <w:textAlignment w:val="baseline"/>
               <w:rPr>
                 <w:rFonts w:ascii="宋体" w:hAnsi="宋体" w:eastAsia="宋体" w:cs="宋体"/>
                 <w:sz w:val="21"/>
@@ -5932,47 +7674,26 @@
         <w:tc>
           <w:tcPr>
             <w:tcW w:w="887" w:type="dxa"/>
+            <w:vAlign w:val="center"/>
           </w:tcPr>
           <w:p>
             <w:pPr>
-              <w:pStyle w:val="25"/>
-              <w:spacing w:line="242" w:lineRule="auto"/>
-            </w:pPr>
-          </w:p>
-          <w:p>
-            <w:pPr>
-              <w:pStyle w:val="25"/>
-              <w:spacing w:line="242" w:lineRule="auto"/>
-            </w:pPr>
-          </w:p>
-          <w:p>
-            <w:pPr>
-              <w:pStyle w:val="25"/>
-              <w:spacing w:line="242" w:lineRule="auto"/>
-            </w:pPr>
-          </w:p>
-          <w:p>
-            <w:pPr>
-              <w:pStyle w:val="25"/>
-              <w:spacing w:line="242" w:lineRule="auto"/>
-            </w:pPr>
-          </w:p>
-          <w:p>
-            <w:pPr>
-              <w:pStyle w:val="25"/>
-              <w:spacing w:line="243" w:lineRule="auto"/>
-            </w:pPr>
-          </w:p>
-          <w:p>
-            <w:pPr>
-              <w:pStyle w:val="25"/>
-              <w:spacing w:line="243" w:lineRule="auto"/>
-            </w:pPr>
-          </w:p>
-          <w:p>
-            <w:pPr>
+              <w:keepNext w:val="0"/>
+              <w:keepLines w:val="0"/>
+              <w:pageBreakBefore w:val="0"/>
+              <w:widowControl w:val="0"/>
+              <w:kinsoku w:val="0"/>
+              <w:wordWrap/>
+              <w:overflowPunct/>
+              <w:topLinePunct w:val="0"/>
+              <w:autoSpaceDE w:val="0"/>
+              <w:autoSpaceDN w:val="0"/>
+              <w:bidi w:val="0"/>
+              <w:adjustRightInd w:val="0"/>
+              <w:snapToGrid w:val="0"/>
               <w:spacing w:before="68" w:line="220" w:lineRule="auto"/>
               <w:ind w:left="236"/>
+              <w:textAlignment w:val="baseline"/>
               <w:rPr>
                 <w:rFonts w:ascii="宋体" w:hAnsi="宋体" w:eastAsia="宋体" w:cs="宋体"/>
                 <w:sz w:val="21"/>
@@ -5997,7 +7718,20 @@
           <w:p>
             <w:pPr>
               <w:pStyle w:val="39"/>
-              <w:bidi w:val="0"/>
+              <w:keepNext w:val="0"/>
+              <w:keepLines w:val="0"/>
+              <w:pageBreakBefore w:val="0"/>
+              <w:widowControl w:val="0"/>
+              <w:kinsoku w:val="0"/>
+              <w:wordWrap/>
+              <w:overflowPunct/>
+              <w:topLinePunct w:val="0"/>
+              <w:autoSpaceDE w:val="0"/>
+              <w:autoSpaceDN w:val="0"/>
+              <w:bidi w:val="0"/>
+              <w:adjustRightInd w:val="0"/>
+              <w:snapToGrid w:val="0"/>
+              <w:textAlignment w:val="baseline"/>
             </w:pPr>
             <w:r>
               <w:t>重大事件升级形成的问题；</w:t>
@@ -6006,7 +7740,20 @@
           <w:p>
             <w:pPr>
               <w:pStyle w:val="39"/>
-              <w:bidi w:val="0"/>
+              <w:keepNext w:val="0"/>
+              <w:keepLines w:val="0"/>
+              <w:pageBreakBefore w:val="0"/>
+              <w:widowControl w:val="0"/>
+              <w:kinsoku w:val="0"/>
+              <w:wordWrap/>
+              <w:overflowPunct/>
+              <w:topLinePunct w:val="0"/>
+              <w:autoSpaceDE w:val="0"/>
+              <w:autoSpaceDN w:val="0"/>
+              <w:bidi w:val="0"/>
+              <w:adjustRightInd w:val="0"/>
+              <w:snapToGrid w:val="0"/>
+              <w:textAlignment w:val="baseline"/>
             </w:pPr>
             <w:r>
               <w:t>运维实施工程师提出或趋势分析产生的问题从如下方面考虑，问题是否：</w:t>
@@ -6015,12 +7762,25 @@
           <w:p>
             <w:pPr>
               <w:pStyle w:val="39"/>
+              <w:keepNext w:val="0"/>
+              <w:keepLines w:val="0"/>
+              <w:pageBreakBefore w:val="0"/>
+              <w:widowControl w:val="0"/>
               <w:numPr>
                 <w:ilvl w:val="0"/>
                 <w:numId w:val="14"/>
               </w:numPr>
-              <w:bidi w:val="0"/>
+              <w:kinsoku w:val="0"/>
+              <w:wordWrap/>
+              <w:overflowPunct/>
+              <w:topLinePunct w:val="0"/>
+              <w:autoSpaceDE w:val="0"/>
+              <w:autoSpaceDN w:val="0"/>
+              <w:bidi w:val="0"/>
+              <w:adjustRightInd w:val="0"/>
+              <w:snapToGrid w:val="0"/>
               <w:ind w:left="425" w:leftChars="0" w:hanging="425" w:firstLineChars="0"/>
+              <w:textAlignment w:val="baseline"/>
             </w:pPr>
             <w:r>
               <w:t>影响到关键业务（如：上传、录入问题）</w:t>
@@ -6029,12 +7789,25 @@
           <w:p>
             <w:pPr>
               <w:pStyle w:val="39"/>
+              <w:keepNext w:val="0"/>
+              <w:keepLines w:val="0"/>
+              <w:pageBreakBefore w:val="0"/>
+              <w:widowControl w:val="0"/>
               <w:numPr>
                 <w:ilvl w:val="0"/>
                 <w:numId w:val="14"/>
               </w:numPr>
-              <w:bidi w:val="0"/>
+              <w:kinsoku w:val="0"/>
+              <w:wordWrap/>
+              <w:overflowPunct/>
+              <w:topLinePunct w:val="0"/>
+              <w:autoSpaceDE w:val="0"/>
+              <w:autoSpaceDN w:val="0"/>
+              <w:bidi w:val="0"/>
+              <w:adjustRightInd w:val="0"/>
+              <w:snapToGrid w:val="0"/>
               <w:ind w:left="425" w:leftChars="0" w:hanging="425" w:firstLineChars="0"/>
+              <w:textAlignment w:val="baseline"/>
             </w:pPr>
             <w:r>
               <w:t>影响范围极大（如：全局问题）</w:t>
@@ -6043,12 +7816,25 @@
           <w:p>
             <w:pPr>
               <w:pStyle w:val="39"/>
+              <w:keepNext w:val="0"/>
+              <w:keepLines w:val="0"/>
+              <w:pageBreakBefore w:val="0"/>
+              <w:widowControl w:val="0"/>
               <w:numPr>
                 <w:ilvl w:val="0"/>
                 <w:numId w:val="14"/>
               </w:numPr>
-              <w:bidi w:val="0"/>
+              <w:kinsoku w:val="0"/>
+              <w:wordWrap/>
+              <w:overflowPunct/>
+              <w:topLinePunct w:val="0"/>
+              <w:autoSpaceDE w:val="0"/>
+              <w:autoSpaceDN w:val="0"/>
+              <w:bidi w:val="0"/>
+              <w:adjustRightInd w:val="0"/>
+              <w:snapToGrid w:val="0"/>
               <w:ind w:left="425" w:leftChars="0" w:hanging="425" w:firstLineChars="0"/>
+              <w:textAlignment w:val="baseline"/>
             </w:pPr>
             <w:r>
               <w:t>紧迫程度最高（如：必须马上着手处理，影响用户生产的）</w:t>
@@ -6057,12 +7843,25 @@
           <w:p>
             <w:pPr>
               <w:pStyle w:val="39"/>
+              <w:keepNext w:val="0"/>
+              <w:keepLines w:val="0"/>
+              <w:pageBreakBefore w:val="0"/>
+              <w:widowControl w:val="0"/>
               <w:numPr>
                 <w:ilvl w:val="0"/>
                 <w:numId w:val="14"/>
               </w:numPr>
-              <w:bidi w:val="0"/>
+              <w:kinsoku w:val="0"/>
+              <w:wordWrap/>
+              <w:overflowPunct/>
+              <w:topLinePunct w:val="0"/>
+              <w:autoSpaceDE w:val="0"/>
+              <w:autoSpaceDN w:val="0"/>
+              <w:bidi w:val="0"/>
+              <w:adjustRightInd w:val="0"/>
+              <w:snapToGrid w:val="0"/>
               <w:ind w:left="425" w:leftChars="0" w:hanging="425" w:firstLineChars="0"/>
+              <w:textAlignment w:val="baseline"/>
               <w:rPr>
                 <w:rFonts w:ascii="宋体" w:hAnsi="宋体" w:eastAsia="宋体" w:cs="宋体"/>
                 <w:szCs w:val="21"/>
@@ -6093,15 +7892,31 @@
         </w:tblPrEx>
         <w:trPr>
           <w:trHeight w:val="1759" w:hRule="atLeast"/>
+          <w:jc w:val="center"/>
         </w:trPr>
         <w:tc>
           <w:tcPr>
             <w:tcW w:w="813" w:type="dxa"/>
+            <w:vAlign w:val="center"/>
           </w:tcPr>
           <w:p>
             <w:pPr>
+              <w:keepNext w:val="0"/>
+              <w:keepLines w:val="0"/>
+              <w:pageBreakBefore w:val="0"/>
+              <w:widowControl w:val="0"/>
+              <w:kinsoku w:val="0"/>
+              <w:wordWrap/>
+              <w:overflowPunct/>
+              <w:topLinePunct w:val="0"/>
+              <w:autoSpaceDE w:val="0"/>
+              <w:autoSpaceDN w:val="0"/>
+              <w:bidi w:val="0"/>
+              <w:adjustRightInd w:val="0"/>
+              <w:snapToGrid w:val="0"/>
               <w:spacing w:before="68" w:line="241" w:lineRule="auto"/>
               <w:ind w:left="357"/>
+              <w:textAlignment w:val="baseline"/>
               <w:rPr>
                 <w:rFonts w:ascii="宋体" w:hAnsi="宋体" w:eastAsia="宋体" w:cs="宋体"/>
                 <w:sz w:val="21"/>
@@ -6121,11 +7936,26 @@
         <w:tc>
           <w:tcPr>
             <w:tcW w:w="887" w:type="dxa"/>
+            <w:vAlign w:val="center"/>
           </w:tcPr>
           <w:p>
             <w:pPr>
+              <w:keepNext w:val="0"/>
+              <w:keepLines w:val="0"/>
+              <w:pageBreakBefore w:val="0"/>
+              <w:widowControl w:val="0"/>
+              <w:kinsoku w:val="0"/>
+              <w:wordWrap/>
+              <w:overflowPunct/>
+              <w:topLinePunct w:val="0"/>
+              <w:autoSpaceDE w:val="0"/>
+              <w:autoSpaceDN w:val="0"/>
+              <w:bidi w:val="0"/>
+              <w:adjustRightInd w:val="0"/>
+              <w:snapToGrid w:val="0"/>
               <w:spacing w:before="68" w:line="222" w:lineRule="auto"/>
               <w:ind w:left="234"/>
+              <w:textAlignment w:val="baseline"/>
               <w:rPr>
                 <w:rFonts w:ascii="宋体" w:hAnsi="宋体" w:eastAsia="宋体" w:cs="宋体"/>
                 <w:sz w:val="21"/>
@@ -6150,7 +7980,20 @@
           <w:p>
             <w:pPr>
               <w:pStyle w:val="39"/>
-              <w:bidi w:val="0"/>
+              <w:keepNext w:val="0"/>
+              <w:keepLines w:val="0"/>
+              <w:pageBreakBefore w:val="0"/>
+              <w:widowControl w:val="0"/>
+              <w:kinsoku w:val="0"/>
+              <w:wordWrap/>
+              <w:overflowPunct/>
+              <w:topLinePunct w:val="0"/>
+              <w:autoSpaceDE w:val="0"/>
+              <w:autoSpaceDN w:val="0"/>
+              <w:bidi w:val="0"/>
+              <w:adjustRightInd w:val="0"/>
+              <w:snapToGrid w:val="0"/>
+              <w:textAlignment w:val="baseline"/>
             </w:pPr>
             <w:r>
               <w:t>从如下方面考虑，问题是否：</w:t>
@@ -6159,12 +8002,25 @@
           <w:p>
             <w:pPr>
               <w:pStyle w:val="39"/>
+              <w:keepNext w:val="0"/>
+              <w:keepLines w:val="0"/>
+              <w:pageBreakBefore w:val="0"/>
+              <w:widowControl w:val="0"/>
               <w:numPr>
                 <w:ilvl w:val="0"/>
                 <w:numId w:val="15"/>
               </w:numPr>
-              <w:bidi w:val="0"/>
+              <w:kinsoku w:val="0"/>
+              <w:wordWrap/>
+              <w:overflowPunct/>
+              <w:topLinePunct w:val="0"/>
+              <w:autoSpaceDE w:val="0"/>
+              <w:autoSpaceDN w:val="0"/>
+              <w:bidi w:val="0"/>
+              <w:adjustRightInd w:val="0"/>
+              <w:snapToGrid w:val="0"/>
               <w:ind w:left="425" w:leftChars="0" w:hanging="425" w:firstLineChars="0"/>
+              <w:textAlignment w:val="baseline"/>
             </w:pPr>
             <w:r>
               <w:t>影响到较关键业务（如：录入）</w:t>
@@ -6173,12 +8029,25 @@
           <w:p>
             <w:pPr>
               <w:pStyle w:val="39"/>
+              <w:keepNext w:val="0"/>
+              <w:keepLines w:val="0"/>
+              <w:pageBreakBefore w:val="0"/>
+              <w:widowControl w:val="0"/>
               <w:numPr>
                 <w:ilvl w:val="0"/>
                 <w:numId w:val="15"/>
               </w:numPr>
-              <w:bidi w:val="0"/>
+              <w:kinsoku w:val="0"/>
+              <w:wordWrap/>
+              <w:overflowPunct/>
+              <w:topLinePunct w:val="0"/>
+              <w:autoSpaceDE w:val="0"/>
+              <w:autoSpaceDN w:val="0"/>
+              <w:bidi w:val="0"/>
+              <w:adjustRightInd w:val="0"/>
+              <w:snapToGrid w:val="0"/>
               <w:ind w:left="425" w:leftChars="0" w:hanging="425" w:firstLineChars="0"/>
+              <w:textAlignment w:val="baseline"/>
             </w:pPr>
             <w:r>
               <w:t>影响范围较大（如：3 个单位以上）</w:t>
@@ -6187,12 +8056,25 @@
           <w:p>
             <w:pPr>
               <w:pStyle w:val="39"/>
+              <w:keepNext w:val="0"/>
+              <w:keepLines w:val="0"/>
+              <w:pageBreakBefore w:val="0"/>
+              <w:widowControl w:val="0"/>
               <w:numPr>
                 <w:ilvl w:val="0"/>
                 <w:numId w:val="15"/>
               </w:numPr>
-              <w:bidi w:val="0"/>
+              <w:kinsoku w:val="0"/>
+              <w:wordWrap/>
+              <w:overflowPunct/>
+              <w:topLinePunct w:val="0"/>
+              <w:autoSpaceDE w:val="0"/>
+              <w:autoSpaceDN w:val="0"/>
+              <w:bidi w:val="0"/>
+              <w:adjustRightInd w:val="0"/>
+              <w:snapToGrid w:val="0"/>
               <w:ind w:left="425" w:leftChars="0" w:hanging="425" w:firstLineChars="0"/>
+              <w:textAlignment w:val="baseline"/>
             </w:pPr>
             <w:r>
               <w:t>紧迫程度较高</w:t>
@@ -6201,12 +8083,25 @@
           <w:p>
             <w:pPr>
               <w:pStyle w:val="39"/>
+              <w:keepNext w:val="0"/>
+              <w:keepLines w:val="0"/>
+              <w:pageBreakBefore w:val="0"/>
+              <w:widowControl w:val="0"/>
               <w:numPr>
                 <w:ilvl w:val="0"/>
                 <w:numId w:val="15"/>
               </w:numPr>
-              <w:bidi w:val="0"/>
+              <w:kinsoku w:val="0"/>
+              <w:wordWrap/>
+              <w:overflowPunct/>
+              <w:topLinePunct w:val="0"/>
+              <w:autoSpaceDE w:val="0"/>
+              <w:autoSpaceDN w:val="0"/>
+              <w:bidi w:val="0"/>
+              <w:adjustRightInd w:val="0"/>
+              <w:snapToGrid w:val="0"/>
               <w:ind w:left="425" w:leftChars="0" w:hanging="425" w:firstLineChars="0"/>
+              <w:textAlignment w:val="baseline"/>
               <w:rPr>
                 <w:rFonts w:ascii="宋体" w:hAnsi="宋体" w:eastAsia="宋体" w:cs="宋体"/>
                 <w:szCs w:val="21"/>
@@ -6237,22 +8132,32 @@
         </w:tblPrEx>
         <w:trPr>
           <w:trHeight w:val="1739" w:hRule="atLeast"/>
+          <w:jc w:val="center"/>
         </w:trPr>
         <w:tc>
           <w:tcPr>
             <w:tcW w:w="813" w:type="dxa"/>
             <w:shd w:val="clear" w:color="auto" w:fill="auto"/>
+            <w:vAlign w:val="center"/>
           </w:tcPr>
           <w:p>
             <w:pPr>
-              <w:pStyle w:val="25"/>
-              <w:spacing w:line="289" w:lineRule="auto"/>
-            </w:pPr>
-          </w:p>
-          <w:p>
-            <w:pPr>
+              <w:keepNext w:val="0"/>
+              <w:keepLines w:val="0"/>
+              <w:pageBreakBefore w:val="0"/>
+              <w:widowControl w:val="0"/>
+              <w:kinsoku w:val="0"/>
+              <w:wordWrap/>
+              <w:overflowPunct/>
+              <w:topLinePunct w:val="0"/>
+              <w:autoSpaceDE w:val="0"/>
+              <w:autoSpaceDN w:val="0"/>
+              <w:bidi w:val="0"/>
+              <w:adjustRightInd w:val="0"/>
+              <w:snapToGrid w:val="0"/>
               <w:spacing w:before="68"/>
               <w:ind w:left="359" w:leftChars="0"/>
+              <w:textAlignment w:val="baseline"/>
               <w:rPr>
                 <w:rFonts w:ascii="宋体" w:hAnsi="宋体" w:eastAsia="宋体" w:cs="宋体"/>
                 <w:snapToGrid w:val="0"/>
@@ -6277,11 +8182,26 @@
           <w:tcPr>
             <w:tcW w:w="887" w:type="dxa"/>
             <w:shd w:val="clear" w:color="auto" w:fill="auto"/>
+            <w:vAlign w:val="center"/>
           </w:tcPr>
           <w:p>
             <w:pPr>
+              <w:keepNext w:val="0"/>
+              <w:keepLines w:val="0"/>
+              <w:pageBreakBefore w:val="0"/>
+              <w:widowControl w:val="0"/>
+              <w:kinsoku w:val="0"/>
+              <w:wordWrap/>
+              <w:overflowPunct/>
+              <w:topLinePunct w:val="0"/>
+              <w:autoSpaceDE w:val="0"/>
+              <w:autoSpaceDN w:val="0"/>
+              <w:bidi w:val="0"/>
+              <w:adjustRightInd w:val="0"/>
+              <w:snapToGrid w:val="0"/>
               <w:spacing w:before="69" w:line="220" w:lineRule="auto"/>
               <w:ind w:left="232" w:leftChars="0"/>
+              <w:textAlignment w:val="baseline"/>
               <w:rPr>
                 <w:rFonts w:ascii="宋体" w:hAnsi="宋体" w:eastAsia="宋体" w:cs="宋体"/>
                 <w:snapToGrid w:val="0"/>
@@ -6311,7 +8231,20 @@
           <w:p>
             <w:pPr>
               <w:pStyle w:val="39"/>
-              <w:bidi w:val="0"/>
+              <w:keepNext w:val="0"/>
+              <w:keepLines w:val="0"/>
+              <w:pageBreakBefore w:val="0"/>
+              <w:widowControl w:val="0"/>
+              <w:kinsoku w:val="0"/>
+              <w:wordWrap/>
+              <w:overflowPunct/>
+              <w:topLinePunct w:val="0"/>
+              <w:autoSpaceDE w:val="0"/>
+              <w:autoSpaceDN w:val="0"/>
+              <w:bidi w:val="0"/>
+              <w:adjustRightInd w:val="0"/>
+              <w:snapToGrid w:val="0"/>
+              <w:textAlignment w:val="baseline"/>
             </w:pPr>
             <w:r>
               <w:t>从如下方面考虑，问题是否：</w:t>
@@ -6320,12 +8253,25 @@
           <w:p>
             <w:pPr>
               <w:pStyle w:val="39"/>
+              <w:keepNext w:val="0"/>
+              <w:keepLines w:val="0"/>
+              <w:pageBreakBefore w:val="0"/>
+              <w:widowControl w:val="0"/>
               <w:numPr>
                 <w:ilvl w:val="0"/>
                 <w:numId w:val="16"/>
               </w:numPr>
-              <w:bidi w:val="0"/>
+              <w:kinsoku w:val="0"/>
+              <w:wordWrap/>
+              <w:overflowPunct/>
+              <w:topLinePunct w:val="0"/>
+              <w:autoSpaceDE w:val="0"/>
+              <w:autoSpaceDN w:val="0"/>
+              <w:bidi w:val="0"/>
+              <w:adjustRightInd w:val="0"/>
+              <w:snapToGrid w:val="0"/>
               <w:ind w:left="425" w:leftChars="0" w:hanging="425" w:firstLineChars="0"/>
+              <w:textAlignment w:val="baseline"/>
             </w:pPr>
             <w:r>
               <w:t>影响到非关键业务</w:t>
@@ -6334,12 +8280,25 @@
           <w:p>
             <w:pPr>
               <w:pStyle w:val="39"/>
+              <w:keepNext w:val="0"/>
+              <w:keepLines w:val="0"/>
+              <w:pageBreakBefore w:val="0"/>
+              <w:widowControl w:val="0"/>
               <w:numPr>
                 <w:ilvl w:val="0"/>
                 <w:numId w:val="16"/>
               </w:numPr>
-              <w:bidi w:val="0"/>
+              <w:kinsoku w:val="0"/>
+              <w:wordWrap/>
+              <w:overflowPunct/>
+              <w:topLinePunct w:val="0"/>
+              <w:autoSpaceDE w:val="0"/>
+              <w:autoSpaceDN w:val="0"/>
+              <w:bidi w:val="0"/>
+              <w:adjustRightInd w:val="0"/>
+              <w:snapToGrid w:val="0"/>
               <w:ind w:left="425" w:leftChars="0" w:hanging="425" w:firstLineChars="0"/>
+              <w:textAlignment w:val="baseline"/>
             </w:pPr>
             <w:r>
               <w:t>有一定影响范围</w:t>
@@ -6348,12 +8307,25 @@
           <w:p>
             <w:pPr>
               <w:pStyle w:val="39"/>
+              <w:keepNext w:val="0"/>
+              <w:keepLines w:val="0"/>
+              <w:pageBreakBefore w:val="0"/>
+              <w:widowControl w:val="0"/>
               <w:numPr>
                 <w:ilvl w:val="0"/>
                 <w:numId w:val="16"/>
               </w:numPr>
-              <w:bidi w:val="0"/>
+              <w:kinsoku w:val="0"/>
+              <w:wordWrap/>
+              <w:overflowPunct/>
+              <w:topLinePunct w:val="0"/>
+              <w:autoSpaceDE w:val="0"/>
+              <w:autoSpaceDN w:val="0"/>
+              <w:bidi w:val="0"/>
+              <w:adjustRightInd w:val="0"/>
+              <w:snapToGrid w:val="0"/>
               <w:ind w:left="425" w:leftChars="0" w:hanging="425" w:firstLineChars="0"/>
+              <w:textAlignment w:val="baseline"/>
               <w:rPr>
                 <w:rFonts w:ascii="宋体" w:hAnsi="宋体" w:eastAsia="宋体" w:cs="宋体"/>
                 <w:snapToGrid w:val="0"/>
@@ -6373,9 +8345,22 @@
     <w:p>
       <w:pPr>
         <w:pStyle w:val="28"/>
+        <w:keepNext w:val="0"/>
+        <w:keepLines w:val="0"/>
+        <w:pageBreakBefore w:val="0"/>
+        <w:widowControl w:val="0"/>
+        <w:kinsoku w:val="0"/>
+        <w:wordWrap/>
+        <w:overflowPunct/>
+        <w:topLinePunct w:val="0"/>
+        <w:autoSpaceDE w:val="0"/>
+        <w:autoSpaceDN w:val="0"/>
         <w:bidi w:val="0"/>
-      </w:pPr>
-      <w:bookmarkStart w:id="28" w:name="_Toc11780"/>
+        <w:adjustRightInd w:val="0"/>
+        <w:snapToGrid w:val="0"/>
+        <w:textAlignment w:val="baseline"/>
+      </w:pPr>
+      <w:bookmarkStart w:id="28" w:name="_Toc11926"/>
       <w:r>
         <w:t>问题的分类管理机制</w:t>
       </w:r>
@@ -6436,8 +8421,22 @@
           </w:tcPr>
           <w:p>
             <w:pPr>
+              <w:keepNext w:val="0"/>
+              <w:keepLines w:val="0"/>
+              <w:pageBreakBefore w:val="0"/>
+              <w:widowControl w:val="0"/>
+              <w:kinsoku w:val="0"/>
+              <w:wordWrap/>
+              <w:overflowPunct/>
+              <w:topLinePunct w:val="0"/>
+              <w:autoSpaceDE w:val="0"/>
+              <w:autoSpaceDN w:val="0"/>
+              <w:bidi w:val="0"/>
+              <w:adjustRightInd w:val="0"/>
+              <w:snapToGrid w:val="0"/>
               <w:spacing w:before="281" w:line="221" w:lineRule="auto"/>
               <w:ind w:left="154"/>
+              <w:textAlignment w:val="baseline"/>
               <w:rPr>
                 <w:rFonts w:ascii="宋体" w:hAnsi="宋体" w:eastAsia="宋体" w:cs="宋体"/>
                 <w:sz w:val="22"/>
@@ -6464,8 +8463,22 @@
           </w:tcPr>
           <w:p>
             <w:pPr>
+              <w:keepNext w:val="0"/>
+              <w:keepLines w:val="0"/>
+              <w:pageBreakBefore w:val="0"/>
+              <w:widowControl w:val="0"/>
+              <w:kinsoku w:val="0"/>
+              <w:wordWrap/>
+              <w:overflowPunct/>
+              <w:topLinePunct w:val="0"/>
+              <w:autoSpaceDE w:val="0"/>
+              <w:autoSpaceDN w:val="0"/>
+              <w:bidi w:val="0"/>
+              <w:adjustRightInd w:val="0"/>
+              <w:snapToGrid w:val="0"/>
               <w:spacing w:before="281" w:line="220" w:lineRule="auto"/>
               <w:ind w:left="739"/>
+              <w:textAlignment w:val="baseline"/>
               <w:rPr>
                 <w:rFonts w:ascii="宋体" w:hAnsi="宋体" w:eastAsia="宋体" w:cs="宋体"/>
                 <w:sz w:val="22"/>
@@ -6493,8 +8506,22 @@
           </w:tcPr>
           <w:p>
             <w:pPr>
+              <w:keepNext w:val="0"/>
+              <w:keepLines w:val="0"/>
+              <w:pageBreakBefore w:val="0"/>
+              <w:widowControl w:val="0"/>
+              <w:kinsoku w:val="0"/>
+              <w:wordWrap/>
+              <w:overflowPunct/>
+              <w:topLinePunct w:val="0"/>
+              <w:autoSpaceDE w:val="0"/>
+              <w:autoSpaceDN w:val="0"/>
+              <w:bidi w:val="0"/>
+              <w:adjustRightInd w:val="0"/>
+              <w:snapToGrid w:val="0"/>
               <w:spacing w:before="281" w:line="220" w:lineRule="auto"/>
               <w:ind w:left="2297"/>
+              <w:textAlignment w:val="baseline"/>
               <w:rPr>
                 <w:rFonts w:ascii="宋体" w:hAnsi="宋体" w:eastAsia="宋体" w:cs="宋体"/>
                 <w:sz w:val="22"/>
@@ -6541,8 +8568,22 @@
           </w:tcPr>
           <w:p>
             <w:pPr>
+              <w:keepNext w:val="0"/>
+              <w:keepLines w:val="0"/>
+              <w:pageBreakBefore w:val="0"/>
+              <w:widowControl w:val="0"/>
+              <w:kinsoku w:val="0"/>
+              <w:wordWrap/>
+              <w:overflowPunct/>
+              <w:topLinePunct w:val="0"/>
+              <w:autoSpaceDE w:val="0"/>
+              <w:autoSpaceDN w:val="0"/>
+              <w:bidi w:val="0"/>
+              <w:adjustRightInd w:val="0"/>
+              <w:snapToGrid w:val="0"/>
               <w:spacing w:before="224" w:line="241" w:lineRule="auto"/>
               <w:ind w:left="333"/>
+              <w:textAlignment w:val="baseline"/>
               <w:rPr>
                 <w:rFonts w:ascii="宋体" w:hAnsi="宋体" w:eastAsia="宋体" w:cs="宋体"/>
                 <w:sz w:val="24"/>
@@ -6565,8 +8606,22 @@
           </w:tcPr>
           <w:p>
             <w:pPr>
+              <w:keepNext w:val="0"/>
+              <w:keepLines w:val="0"/>
+              <w:pageBreakBefore w:val="0"/>
+              <w:widowControl w:val="0"/>
+              <w:kinsoku w:val="0"/>
+              <w:wordWrap/>
+              <w:overflowPunct/>
+              <w:topLinePunct w:val="0"/>
+              <w:autoSpaceDE w:val="0"/>
+              <w:autoSpaceDN w:val="0"/>
+              <w:bidi w:val="0"/>
+              <w:adjustRightInd w:val="0"/>
+              <w:snapToGrid w:val="0"/>
               <w:spacing w:before="34" w:line="222" w:lineRule="auto"/>
               <w:ind w:left="110" w:right="279" w:firstLine="1"/>
+              <w:textAlignment w:val="baseline"/>
               <w:rPr>
                 <w:rFonts w:ascii="宋体" w:hAnsi="宋体" w:eastAsia="宋体" w:cs="宋体"/>
                 <w:sz w:val="24"/>
@@ -6598,8 +8653,22 @@
           </w:tcPr>
           <w:p>
             <w:pPr>
+              <w:keepNext w:val="0"/>
+              <w:keepLines w:val="0"/>
+              <w:pageBreakBefore w:val="0"/>
+              <w:widowControl w:val="0"/>
+              <w:kinsoku w:val="0"/>
+              <w:wordWrap/>
+              <w:overflowPunct/>
+              <w:topLinePunct w:val="0"/>
+              <w:autoSpaceDE w:val="0"/>
+              <w:autoSpaceDN w:val="0"/>
+              <w:bidi w:val="0"/>
+              <w:adjustRightInd w:val="0"/>
+              <w:snapToGrid w:val="0"/>
               <w:spacing w:before="34" w:line="222" w:lineRule="auto"/>
               <w:ind w:left="111" w:right="264"/>
+              <w:textAlignment w:val="baseline"/>
               <w:rPr>
                 <w:rFonts w:ascii="宋体" w:hAnsi="宋体" w:eastAsia="宋体" w:cs="宋体"/>
                 <w:sz w:val="24"/>
@@ -6632,8 +8701,22 @@
           </w:tcPr>
           <w:p>
             <w:pPr>
+              <w:keepNext w:val="0"/>
+              <w:keepLines w:val="0"/>
+              <w:pageBreakBefore w:val="0"/>
+              <w:widowControl w:val="0"/>
+              <w:kinsoku w:val="0"/>
+              <w:wordWrap/>
+              <w:overflowPunct/>
+              <w:topLinePunct w:val="0"/>
+              <w:autoSpaceDE w:val="0"/>
+              <w:autoSpaceDN w:val="0"/>
+              <w:bidi w:val="0"/>
+              <w:adjustRightInd w:val="0"/>
+              <w:snapToGrid w:val="0"/>
               <w:spacing w:before="34" w:line="222" w:lineRule="auto"/>
               <w:ind w:left="113" w:right="306"/>
+              <w:textAlignment w:val="baseline"/>
               <w:rPr>
                 <w:rFonts w:ascii="宋体" w:hAnsi="宋体" w:eastAsia="宋体" w:cs="宋体"/>
                 <w:sz w:val="24"/>
@@ -6666,8 +8749,22 @@
           </w:tcPr>
           <w:p>
             <w:pPr>
+              <w:keepNext w:val="0"/>
+              <w:keepLines w:val="0"/>
+              <w:pageBreakBefore w:val="0"/>
+              <w:widowControl w:val="0"/>
+              <w:kinsoku w:val="0"/>
+              <w:wordWrap/>
+              <w:overflowPunct/>
+              <w:topLinePunct w:val="0"/>
+              <w:autoSpaceDE w:val="0"/>
+              <w:autoSpaceDN w:val="0"/>
+              <w:bidi w:val="0"/>
+              <w:adjustRightInd w:val="0"/>
+              <w:snapToGrid w:val="0"/>
               <w:spacing w:before="34" w:line="222" w:lineRule="auto"/>
               <w:ind w:left="115" w:right="285"/>
+              <w:textAlignment w:val="baseline"/>
               <w:rPr>
                 <w:rFonts w:ascii="宋体" w:hAnsi="宋体" w:eastAsia="宋体" w:cs="宋体"/>
                 <w:sz w:val="24"/>
@@ -6712,8 +8809,22 @@
           </w:tcPr>
           <w:p>
             <w:pPr>
+              <w:keepNext w:val="0"/>
+              <w:keepLines w:val="0"/>
+              <w:pageBreakBefore w:val="0"/>
+              <w:widowControl w:val="0"/>
+              <w:kinsoku w:val="0"/>
+              <w:wordWrap/>
+              <w:overflowPunct/>
+              <w:topLinePunct w:val="0"/>
+              <w:autoSpaceDE w:val="0"/>
+              <w:autoSpaceDN w:val="0"/>
+              <w:bidi w:val="0"/>
+              <w:adjustRightInd w:val="0"/>
+              <w:snapToGrid w:val="0"/>
               <w:spacing w:before="70" w:line="177" w:lineRule="auto"/>
               <w:ind w:left="318"/>
+              <w:textAlignment w:val="baseline"/>
               <w:rPr>
                 <w:rFonts w:ascii="宋体" w:hAnsi="宋体" w:eastAsia="宋体" w:cs="宋体"/>
                 <w:sz w:val="24"/>
@@ -6736,8 +8847,22 @@
           </w:tcPr>
           <w:p>
             <w:pPr>
+              <w:keepNext w:val="0"/>
+              <w:keepLines w:val="0"/>
+              <w:pageBreakBefore w:val="0"/>
+              <w:widowControl w:val="0"/>
+              <w:kinsoku w:val="0"/>
+              <w:wordWrap/>
+              <w:overflowPunct/>
+              <w:topLinePunct w:val="0"/>
+              <w:autoSpaceDE w:val="0"/>
+              <w:autoSpaceDN w:val="0"/>
+              <w:bidi w:val="0"/>
+              <w:adjustRightInd w:val="0"/>
+              <w:snapToGrid w:val="0"/>
               <w:spacing w:before="37" w:line="203" w:lineRule="auto"/>
               <w:ind w:left="108"/>
+              <w:textAlignment w:val="baseline"/>
               <w:rPr>
                 <w:rFonts w:ascii="宋体" w:hAnsi="宋体" w:eastAsia="宋体" w:cs="宋体"/>
                 <w:sz w:val="24"/>
@@ -6761,8 +8886,22 @@
           </w:tcPr>
           <w:p>
             <w:pPr>
+              <w:keepNext w:val="0"/>
+              <w:keepLines w:val="0"/>
+              <w:pageBreakBefore w:val="0"/>
+              <w:widowControl w:val="0"/>
+              <w:kinsoku w:val="0"/>
+              <w:wordWrap/>
+              <w:overflowPunct/>
+              <w:topLinePunct w:val="0"/>
+              <w:autoSpaceDE w:val="0"/>
+              <w:autoSpaceDN w:val="0"/>
+              <w:bidi w:val="0"/>
+              <w:adjustRightInd w:val="0"/>
+              <w:snapToGrid w:val="0"/>
               <w:spacing w:before="37" w:line="203" w:lineRule="auto"/>
               <w:ind w:left="129"/>
+              <w:textAlignment w:val="baseline"/>
               <w:rPr>
                 <w:rFonts w:ascii="宋体" w:hAnsi="宋体" w:eastAsia="宋体" w:cs="宋体"/>
                 <w:sz w:val="24"/>
@@ -6804,8 +8943,22 @@
           </w:tcPr>
           <w:p>
             <w:pPr>
+              <w:keepNext w:val="0"/>
+              <w:keepLines w:val="0"/>
+              <w:pageBreakBefore w:val="0"/>
+              <w:widowControl w:val="0"/>
+              <w:kinsoku w:val="0"/>
+              <w:wordWrap/>
+              <w:overflowPunct/>
+              <w:topLinePunct w:val="0"/>
+              <w:autoSpaceDE w:val="0"/>
+              <w:autoSpaceDN w:val="0"/>
+              <w:bidi w:val="0"/>
+              <w:adjustRightInd w:val="0"/>
+              <w:snapToGrid w:val="0"/>
               <w:spacing w:before="37" w:line="203" w:lineRule="auto"/>
               <w:ind w:left="117"/>
+              <w:textAlignment w:val="baseline"/>
               <w:rPr>
                 <w:rFonts w:ascii="宋体" w:hAnsi="宋体" w:eastAsia="宋体" w:cs="宋体"/>
                 <w:sz w:val="24"/>
@@ -6829,8 +8982,22 @@
           </w:tcPr>
           <w:p>
             <w:pPr>
+              <w:keepNext w:val="0"/>
+              <w:keepLines w:val="0"/>
+              <w:pageBreakBefore w:val="0"/>
+              <w:widowControl w:val="0"/>
+              <w:kinsoku w:val="0"/>
+              <w:wordWrap/>
+              <w:overflowPunct/>
+              <w:topLinePunct w:val="0"/>
+              <w:autoSpaceDE w:val="0"/>
+              <w:autoSpaceDN w:val="0"/>
+              <w:bidi w:val="0"/>
+              <w:adjustRightInd w:val="0"/>
+              <w:snapToGrid w:val="0"/>
               <w:spacing w:before="37" w:line="203" w:lineRule="auto"/>
               <w:ind w:left="118"/>
+              <w:textAlignment w:val="baseline"/>
               <w:rPr>
                 <w:rFonts w:ascii="宋体" w:hAnsi="宋体" w:eastAsia="宋体" w:cs="宋体"/>
                 <w:sz w:val="24"/>
@@ -6876,13 +9043,41 @@
           <w:p>
             <w:pPr>
               <w:pStyle w:val="25"/>
+              <w:keepNext w:val="0"/>
+              <w:keepLines w:val="0"/>
+              <w:pageBreakBefore w:val="0"/>
+              <w:widowControl w:val="0"/>
+              <w:kinsoku w:val="0"/>
+              <w:wordWrap/>
+              <w:overflowPunct/>
+              <w:topLinePunct w:val="0"/>
+              <w:autoSpaceDE w:val="0"/>
+              <w:autoSpaceDN w:val="0"/>
+              <w:bidi w:val="0"/>
+              <w:adjustRightInd w:val="0"/>
+              <w:snapToGrid w:val="0"/>
               <w:spacing w:line="458" w:lineRule="auto"/>
-            </w:pPr>
-          </w:p>
-          <w:p>
-            <w:pPr>
+              <w:textAlignment w:val="baseline"/>
+            </w:pPr>
+          </w:p>
+          <w:p>
+            <w:pPr>
+              <w:keepNext w:val="0"/>
+              <w:keepLines w:val="0"/>
+              <w:pageBreakBefore w:val="0"/>
+              <w:widowControl w:val="0"/>
+              <w:kinsoku w:val="0"/>
+              <w:wordWrap/>
+              <w:overflowPunct/>
+              <w:topLinePunct w:val="0"/>
+              <w:autoSpaceDE w:val="0"/>
+              <w:autoSpaceDN w:val="0"/>
+              <w:bidi w:val="0"/>
+              <w:adjustRightInd w:val="0"/>
+              <w:snapToGrid w:val="0"/>
               <w:spacing w:before="78"/>
               <w:ind w:left="320"/>
+              <w:textAlignment w:val="baseline"/>
               <w:rPr>
                 <w:rFonts w:ascii="宋体" w:hAnsi="宋体" w:eastAsia="宋体" w:cs="宋体"/>
                 <w:sz w:val="24"/>
@@ -6905,9 +9100,23 @@
           </w:tcPr>
           <w:p>
             <w:pPr>
+              <w:keepNext w:val="0"/>
+              <w:keepLines w:val="0"/>
+              <w:pageBreakBefore w:val="0"/>
+              <w:widowControl w:val="0"/>
+              <w:kinsoku w:val="0"/>
+              <w:wordWrap/>
+              <w:overflowPunct/>
+              <w:topLinePunct w:val="0"/>
+              <w:autoSpaceDE w:val="0"/>
+              <w:autoSpaceDN w:val="0"/>
+              <w:bidi w:val="0"/>
+              <w:adjustRightInd w:val="0"/>
+              <w:snapToGrid w:val="0"/>
               <w:spacing w:before="39" w:line="230" w:lineRule="auto"/>
               <w:ind w:left="108" w:right="73" w:firstLine="27"/>
               <w:jc w:val="both"/>
+              <w:textAlignment w:val="baseline"/>
               <w:rPr>
                 <w:rFonts w:ascii="宋体" w:hAnsi="宋体" w:eastAsia="宋体" w:cs="宋体"/>
                 <w:sz w:val="24"/>
@@ -6949,13 +9158,41 @@
           <w:p>
             <w:pPr>
               <w:pStyle w:val="25"/>
+              <w:keepNext w:val="0"/>
+              <w:keepLines w:val="0"/>
+              <w:pageBreakBefore w:val="0"/>
+              <w:widowControl w:val="0"/>
+              <w:kinsoku w:val="0"/>
+              <w:wordWrap/>
+              <w:overflowPunct/>
+              <w:topLinePunct w:val="0"/>
+              <w:autoSpaceDE w:val="0"/>
+              <w:autoSpaceDN w:val="0"/>
+              <w:bidi w:val="0"/>
+              <w:adjustRightInd w:val="0"/>
+              <w:snapToGrid w:val="0"/>
               <w:spacing w:line="270" w:lineRule="auto"/>
-            </w:pPr>
-          </w:p>
-          <w:p>
-            <w:pPr>
+              <w:textAlignment w:val="baseline"/>
+            </w:pPr>
+          </w:p>
+          <w:p>
+            <w:pPr>
+              <w:keepNext w:val="0"/>
+              <w:keepLines w:val="0"/>
+              <w:pageBreakBefore w:val="0"/>
+              <w:widowControl w:val="0"/>
+              <w:kinsoku w:val="0"/>
+              <w:wordWrap/>
+              <w:overflowPunct/>
+              <w:topLinePunct w:val="0"/>
+              <w:autoSpaceDE w:val="0"/>
+              <w:autoSpaceDN w:val="0"/>
+              <w:bidi w:val="0"/>
+              <w:adjustRightInd w:val="0"/>
+              <w:snapToGrid w:val="0"/>
               <w:spacing w:before="78" w:line="242" w:lineRule="auto"/>
               <w:ind w:left="113" w:right="211"/>
+              <w:textAlignment w:val="baseline"/>
               <w:rPr>
                 <w:rFonts w:ascii="宋体" w:hAnsi="宋体" w:eastAsia="宋体" w:cs="宋体"/>
                 <w:sz w:val="24"/>
@@ -6989,13 +9226,41 @@
           <w:p>
             <w:pPr>
               <w:pStyle w:val="25"/>
+              <w:keepNext w:val="0"/>
+              <w:keepLines w:val="0"/>
+              <w:pageBreakBefore w:val="0"/>
+              <w:widowControl w:val="0"/>
+              <w:kinsoku w:val="0"/>
+              <w:wordWrap/>
+              <w:overflowPunct/>
+              <w:topLinePunct w:val="0"/>
+              <w:autoSpaceDE w:val="0"/>
+              <w:autoSpaceDN w:val="0"/>
+              <w:bidi w:val="0"/>
+              <w:adjustRightInd w:val="0"/>
+              <w:snapToGrid w:val="0"/>
               <w:spacing w:line="270" w:lineRule="auto"/>
-            </w:pPr>
-          </w:p>
-          <w:p>
-            <w:pPr>
+              <w:textAlignment w:val="baseline"/>
+            </w:pPr>
+          </w:p>
+          <w:p>
+            <w:pPr>
+              <w:keepNext w:val="0"/>
+              <w:keepLines w:val="0"/>
+              <w:pageBreakBefore w:val="0"/>
+              <w:widowControl w:val="0"/>
+              <w:kinsoku w:val="0"/>
+              <w:wordWrap/>
+              <w:overflowPunct/>
+              <w:topLinePunct w:val="0"/>
+              <w:autoSpaceDE w:val="0"/>
+              <w:autoSpaceDN w:val="0"/>
+              <w:bidi w:val="0"/>
+              <w:adjustRightInd w:val="0"/>
+              <w:snapToGrid w:val="0"/>
               <w:spacing w:before="78" w:line="242" w:lineRule="auto"/>
               <w:ind w:left="115" w:right="306" w:firstLine="1"/>
+              <w:textAlignment w:val="baseline"/>
               <w:rPr>
                 <w:rFonts w:ascii="宋体" w:hAnsi="宋体" w:eastAsia="宋体" w:cs="宋体"/>
                 <w:sz w:val="24"/>
@@ -7020,13 +9285,41 @@
           <w:p>
             <w:pPr>
               <w:pStyle w:val="25"/>
+              <w:keepNext w:val="0"/>
+              <w:keepLines w:val="0"/>
+              <w:pageBreakBefore w:val="0"/>
+              <w:widowControl w:val="0"/>
+              <w:kinsoku w:val="0"/>
+              <w:wordWrap/>
+              <w:overflowPunct/>
+              <w:topLinePunct w:val="0"/>
+              <w:autoSpaceDE w:val="0"/>
+              <w:autoSpaceDN w:val="0"/>
+              <w:bidi w:val="0"/>
+              <w:adjustRightInd w:val="0"/>
+              <w:snapToGrid w:val="0"/>
               <w:spacing w:line="270" w:lineRule="auto"/>
-            </w:pPr>
-          </w:p>
-          <w:p>
-            <w:pPr>
+              <w:textAlignment w:val="baseline"/>
+            </w:pPr>
+          </w:p>
+          <w:p>
+            <w:pPr>
+              <w:keepNext w:val="0"/>
+              <w:keepLines w:val="0"/>
+              <w:pageBreakBefore w:val="0"/>
+              <w:widowControl w:val="0"/>
+              <w:kinsoku w:val="0"/>
+              <w:wordWrap/>
+              <w:overflowPunct/>
+              <w:topLinePunct w:val="0"/>
+              <w:autoSpaceDE w:val="0"/>
+              <w:autoSpaceDN w:val="0"/>
+              <w:bidi w:val="0"/>
+              <w:adjustRightInd w:val="0"/>
+              <w:snapToGrid w:val="0"/>
               <w:spacing w:before="78" w:line="242" w:lineRule="auto"/>
               <w:ind w:left="117" w:right="285"/>
+              <w:textAlignment w:val="baseline"/>
               <w:rPr>
                 <w:rFonts w:ascii="宋体" w:hAnsi="宋体" w:eastAsia="宋体" w:cs="宋体"/>
                 <w:sz w:val="24"/>
@@ -7071,8 +9364,22 @@
           </w:tcPr>
           <w:p>
             <w:pPr>
+              <w:keepNext w:val="0"/>
+              <w:keepLines w:val="0"/>
+              <w:pageBreakBefore w:val="0"/>
+              <w:widowControl w:val="0"/>
+              <w:kinsoku w:val="0"/>
+              <w:wordWrap/>
+              <w:overflowPunct/>
+              <w:topLinePunct w:val="0"/>
+              <w:autoSpaceDE w:val="0"/>
+              <w:autoSpaceDN w:val="0"/>
+              <w:bidi w:val="0"/>
+              <w:adjustRightInd w:val="0"/>
+              <w:snapToGrid w:val="0"/>
               <w:spacing w:before="74" w:line="174" w:lineRule="auto"/>
               <w:ind w:left="314"/>
+              <w:textAlignment w:val="baseline"/>
               <w:rPr>
                 <w:rFonts w:ascii="宋体" w:hAnsi="宋体" w:eastAsia="宋体" w:cs="宋体"/>
                 <w:sz w:val="24"/>
@@ -7095,8 +9402,22 @@
           </w:tcPr>
           <w:p>
             <w:pPr>
+              <w:keepNext w:val="0"/>
+              <w:keepLines w:val="0"/>
+              <w:pageBreakBefore w:val="0"/>
+              <w:widowControl w:val="0"/>
+              <w:kinsoku w:val="0"/>
+              <w:wordWrap/>
+              <w:overflowPunct/>
+              <w:topLinePunct w:val="0"/>
+              <w:autoSpaceDE w:val="0"/>
+              <w:autoSpaceDN w:val="0"/>
+              <w:bidi w:val="0"/>
+              <w:adjustRightInd w:val="0"/>
+              <w:snapToGrid w:val="0"/>
               <w:spacing w:before="40" w:line="200" w:lineRule="auto"/>
               <w:ind w:left="135"/>
+              <w:textAlignment w:val="baseline"/>
               <w:rPr>
                 <w:rFonts w:ascii="宋体" w:hAnsi="宋体" w:eastAsia="宋体" w:cs="宋体"/>
                 <w:sz w:val="24"/>
@@ -7120,8 +9441,22 @@
           </w:tcPr>
           <w:p>
             <w:pPr>
+              <w:keepNext w:val="0"/>
+              <w:keepLines w:val="0"/>
+              <w:pageBreakBefore w:val="0"/>
+              <w:widowControl w:val="0"/>
+              <w:kinsoku w:val="0"/>
+              <w:wordWrap/>
+              <w:overflowPunct/>
+              <w:topLinePunct w:val="0"/>
+              <w:autoSpaceDE w:val="0"/>
+              <w:autoSpaceDN w:val="0"/>
+              <w:bidi w:val="0"/>
+              <w:adjustRightInd w:val="0"/>
+              <w:snapToGrid w:val="0"/>
               <w:spacing w:before="40" w:line="200" w:lineRule="auto"/>
               <w:ind w:left="115"/>
+              <w:textAlignment w:val="baseline"/>
               <w:rPr>
                 <w:rFonts w:ascii="宋体" w:hAnsi="宋体" w:eastAsia="宋体" w:cs="宋体"/>
                 <w:sz w:val="24"/>
@@ -7145,8 +9480,22 @@
           </w:tcPr>
           <w:p>
             <w:pPr>
+              <w:keepNext w:val="0"/>
+              <w:keepLines w:val="0"/>
+              <w:pageBreakBefore w:val="0"/>
+              <w:widowControl w:val="0"/>
+              <w:kinsoku w:val="0"/>
+              <w:wordWrap/>
+              <w:overflowPunct/>
+              <w:topLinePunct w:val="0"/>
+              <w:autoSpaceDE w:val="0"/>
+              <w:autoSpaceDN w:val="0"/>
+              <w:bidi w:val="0"/>
+              <w:adjustRightInd w:val="0"/>
+              <w:snapToGrid w:val="0"/>
               <w:spacing w:before="40" w:line="200" w:lineRule="auto"/>
               <w:ind w:left="115"/>
+              <w:textAlignment w:val="baseline"/>
               <w:rPr>
                 <w:rFonts w:ascii="宋体" w:hAnsi="宋体" w:eastAsia="宋体" w:cs="宋体"/>
                 <w:sz w:val="24"/>
@@ -7170,8 +9519,22 @@
           </w:tcPr>
           <w:p>
             <w:pPr>
+              <w:keepNext w:val="0"/>
+              <w:keepLines w:val="0"/>
+              <w:pageBreakBefore w:val="0"/>
+              <w:widowControl w:val="0"/>
+              <w:kinsoku w:val="0"/>
+              <w:wordWrap/>
+              <w:overflowPunct/>
+              <w:topLinePunct w:val="0"/>
+              <w:autoSpaceDE w:val="0"/>
+              <w:autoSpaceDN w:val="0"/>
+              <w:bidi w:val="0"/>
+              <w:adjustRightInd w:val="0"/>
+              <w:snapToGrid w:val="0"/>
               <w:spacing w:before="40" w:line="200" w:lineRule="auto"/>
               <w:ind w:left="115"/>
+              <w:textAlignment w:val="baseline"/>
               <w:rPr>
                 <w:rFonts w:ascii="宋体" w:hAnsi="宋体" w:eastAsia="宋体" w:cs="宋体"/>
                 <w:sz w:val="24"/>
@@ -7216,8 +9579,22 @@
           </w:tcPr>
           <w:p>
             <w:pPr>
+              <w:keepNext w:val="0"/>
+              <w:keepLines w:val="0"/>
+              <w:pageBreakBefore w:val="0"/>
+              <w:widowControl w:val="0"/>
+              <w:kinsoku w:val="0"/>
+              <w:wordWrap/>
+              <w:overflowPunct/>
+              <w:topLinePunct w:val="0"/>
+              <w:autoSpaceDE w:val="0"/>
+              <w:autoSpaceDN w:val="0"/>
+              <w:bidi w:val="0"/>
+              <w:adjustRightInd w:val="0"/>
+              <w:snapToGrid w:val="0"/>
               <w:spacing w:before="76" w:line="173" w:lineRule="auto"/>
               <w:ind w:left="320"/>
+              <w:textAlignment w:val="baseline"/>
               <w:rPr>
                 <w:rFonts w:ascii="宋体" w:hAnsi="宋体" w:eastAsia="宋体" w:cs="宋体"/>
                 <w:sz w:val="24"/>
@@ -7240,8 +9617,22 @@
           </w:tcPr>
           <w:p>
             <w:pPr>
+              <w:keepNext w:val="0"/>
+              <w:keepLines w:val="0"/>
+              <w:pageBreakBefore w:val="0"/>
+              <w:widowControl w:val="0"/>
+              <w:kinsoku w:val="0"/>
+              <w:wordWrap/>
+              <w:overflowPunct/>
+              <w:topLinePunct w:val="0"/>
+              <w:autoSpaceDE w:val="0"/>
+              <w:autoSpaceDN w:val="0"/>
+              <w:bidi w:val="0"/>
+              <w:adjustRightInd w:val="0"/>
+              <w:snapToGrid w:val="0"/>
               <w:spacing w:before="42" w:line="199" w:lineRule="auto"/>
               <w:ind w:left="135"/>
+              <w:textAlignment w:val="baseline"/>
               <w:rPr>
                 <w:rFonts w:ascii="宋体" w:hAnsi="宋体" w:eastAsia="宋体" w:cs="宋体"/>
                 <w:sz w:val="24"/>
@@ -7265,8 +9656,22 @@
           </w:tcPr>
           <w:p>
             <w:pPr>
+              <w:keepNext w:val="0"/>
+              <w:keepLines w:val="0"/>
+              <w:pageBreakBefore w:val="0"/>
+              <w:widowControl w:val="0"/>
+              <w:kinsoku w:val="0"/>
+              <w:wordWrap/>
+              <w:overflowPunct/>
+              <w:topLinePunct w:val="0"/>
+              <w:autoSpaceDE w:val="0"/>
+              <w:autoSpaceDN w:val="0"/>
+              <w:bidi w:val="0"/>
+              <w:adjustRightInd w:val="0"/>
+              <w:snapToGrid w:val="0"/>
               <w:spacing w:before="42" w:line="199" w:lineRule="auto"/>
               <w:ind w:left="117"/>
+              <w:textAlignment w:val="baseline"/>
               <w:rPr>
                 <w:rFonts w:ascii="宋体" w:hAnsi="宋体" w:eastAsia="宋体" w:cs="宋体"/>
                 <w:sz w:val="24"/>
@@ -7289,8 +9694,22 @@
           </w:tcPr>
           <w:p>
             <w:pPr>
+              <w:keepNext w:val="0"/>
+              <w:keepLines w:val="0"/>
+              <w:pageBreakBefore w:val="0"/>
+              <w:widowControl w:val="0"/>
+              <w:kinsoku w:val="0"/>
+              <w:wordWrap/>
+              <w:overflowPunct/>
+              <w:topLinePunct w:val="0"/>
+              <w:autoSpaceDE w:val="0"/>
+              <w:autoSpaceDN w:val="0"/>
+              <w:bidi w:val="0"/>
+              <w:adjustRightInd w:val="0"/>
+              <w:snapToGrid w:val="0"/>
               <w:spacing w:before="42" w:line="199" w:lineRule="auto"/>
               <w:ind w:left="136"/>
+              <w:textAlignment w:val="baseline"/>
               <w:rPr>
                 <w:rFonts w:ascii="宋体" w:hAnsi="宋体" w:eastAsia="宋体" w:cs="宋体"/>
                 <w:sz w:val="24"/>
@@ -7313,8 +9732,22 @@
           </w:tcPr>
           <w:p>
             <w:pPr>
+              <w:keepNext w:val="0"/>
+              <w:keepLines w:val="0"/>
+              <w:pageBreakBefore w:val="0"/>
+              <w:widowControl w:val="0"/>
+              <w:kinsoku w:val="0"/>
+              <w:wordWrap/>
+              <w:overflowPunct/>
+              <w:topLinePunct w:val="0"/>
+              <w:autoSpaceDE w:val="0"/>
+              <w:autoSpaceDN w:val="0"/>
+              <w:bidi w:val="0"/>
+              <w:adjustRightInd w:val="0"/>
+              <w:snapToGrid w:val="0"/>
               <w:spacing w:before="42" w:line="199" w:lineRule="auto"/>
               <w:ind w:left="115"/>
+              <w:textAlignment w:val="baseline"/>
               <w:rPr>
                 <w:rFonts w:ascii="宋体" w:hAnsi="宋体" w:eastAsia="宋体" w:cs="宋体"/>
                 <w:sz w:val="24"/>
@@ -7358,8 +9791,22 @@
           </w:tcPr>
           <w:p>
             <w:pPr>
+              <w:keepNext w:val="0"/>
+              <w:keepLines w:val="0"/>
+              <w:pageBreakBefore w:val="0"/>
+              <w:widowControl w:val="0"/>
+              <w:kinsoku w:val="0"/>
+              <w:wordWrap/>
+              <w:overflowPunct/>
+              <w:topLinePunct w:val="0"/>
+              <w:autoSpaceDE w:val="0"/>
+              <w:autoSpaceDN w:val="0"/>
+              <w:bidi w:val="0"/>
+              <w:adjustRightInd w:val="0"/>
+              <w:snapToGrid w:val="0"/>
               <w:spacing w:before="75" w:line="177" w:lineRule="auto"/>
               <w:ind w:left="317"/>
+              <w:textAlignment w:val="baseline"/>
               <w:rPr>
                 <w:rFonts w:ascii="宋体" w:hAnsi="宋体" w:eastAsia="宋体" w:cs="宋体"/>
                 <w:sz w:val="24"/>
@@ -7382,8 +9829,22 @@
           </w:tcPr>
           <w:p>
             <w:pPr>
+              <w:keepNext w:val="0"/>
+              <w:keepLines w:val="0"/>
+              <w:pageBreakBefore w:val="0"/>
+              <w:widowControl w:val="0"/>
+              <w:kinsoku w:val="0"/>
+              <w:wordWrap/>
+              <w:overflowPunct/>
+              <w:topLinePunct w:val="0"/>
+              <w:autoSpaceDE w:val="0"/>
+              <w:autoSpaceDN w:val="0"/>
+              <w:bidi w:val="0"/>
+              <w:adjustRightInd w:val="0"/>
+              <w:snapToGrid w:val="0"/>
               <w:spacing w:before="42" w:line="203" w:lineRule="auto"/>
               <w:ind w:left="135"/>
+              <w:textAlignment w:val="baseline"/>
               <w:rPr>
                 <w:rFonts w:ascii="宋体" w:hAnsi="宋体" w:eastAsia="宋体" w:cs="宋体"/>
                 <w:sz w:val="24"/>
@@ -7407,8 +9868,22 @@
           </w:tcPr>
           <w:p>
             <w:pPr>
+              <w:keepNext w:val="0"/>
+              <w:keepLines w:val="0"/>
+              <w:pageBreakBefore w:val="0"/>
+              <w:widowControl w:val="0"/>
+              <w:kinsoku w:val="0"/>
+              <w:wordWrap/>
+              <w:overflowPunct/>
+              <w:topLinePunct w:val="0"/>
+              <w:autoSpaceDE w:val="0"/>
+              <w:autoSpaceDN w:val="0"/>
+              <w:bidi w:val="0"/>
+              <w:adjustRightInd w:val="0"/>
+              <w:snapToGrid w:val="0"/>
               <w:spacing w:before="42" w:line="203" w:lineRule="auto"/>
               <w:ind w:left="129"/>
+              <w:textAlignment w:val="baseline"/>
               <w:rPr>
                 <w:rFonts w:ascii="宋体" w:hAnsi="宋体" w:eastAsia="宋体" w:cs="宋体"/>
                 <w:sz w:val="24"/>
@@ -7450,8 +9925,22 @@
           </w:tcPr>
           <w:p>
             <w:pPr>
+              <w:keepNext w:val="0"/>
+              <w:keepLines w:val="0"/>
+              <w:pageBreakBefore w:val="0"/>
+              <w:widowControl w:val="0"/>
+              <w:kinsoku w:val="0"/>
+              <w:wordWrap/>
+              <w:overflowPunct/>
+              <w:topLinePunct w:val="0"/>
+              <w:autoSpaceDE w:val="0"/>
+              <w:autoSpaceDN w:val="0"/>
+              <w:bidi w:val="0"/>
+              <w:adjustRightInd w:val="0"/>
+              <w:snapToGrid w:val="0"/>
               <w:spacing w:before="42" w:line="203" w:lineRule="auto"/>
               <w:ind w:left="119"/>
+              <w:textAlignment w:val="baseline"/>
               <w:rPr>
                 <w:rFonts w:ascii="宋体" w:hAnsi="宋体" w:eastAsia="宋体" w:cs="宋体"/>
                 <w:sz w:val="24"/>
@@ -7493,8 +9982,22 @@
           </w:tcPr>
           <w:p>
             <w:pPr>
+              <w:keepNext w:val="0"/>
+              <w:keepLines w:val="0"/>
+              <w:pageBreakBefore w:val="0"/>
+              <w:widowControl w:val="0"/>
+              <w:kinsoku w:val="0"/>
+              <w:wordWrap/>
+              <w:overflowPunct/>
+              <w:topLinePunct w:val="0"/>
+              <w:autoSpaceDE w:val="0"/>
+              <w:autoSpaceDN w:val="0"/>
+              <w:bidi w:val="0"/>
+              <w:adjustRightInd w:val="0"/>
+              <w:snapToGrid w:val="0"/>
               <w:spacing w:before="42" w:line="203" w:lineRule="auto"/>
               <w:ind w:left="121"/>
+              <w:textAlignment w:val="baseline"/>
               <w:rPr>
                 <w:rFonts w:ascii="宋体" w:hAnsi="宋体" w:eastAsia="宋体" w:cs="宋体"/>
                 <w:sz w:val="24"/>
@@ -7535,11 +10038,24 @@
     <w:p>
       <w:pPr>
         <w:pStyle w:val="39"/>
+        <w:keepNext w:val="0"/>
+        <w:keepLines w:val="0"/>
+        <w:pageBreakBefore w:val="0"/>
+        <w:widowControl w:val="0"/>
         <w:numPr>
           <w:ilvl w:val="0"/>
           <w:numId w:val="17"/>
         </w:numPr>
+        <w:kinsoku w:val="0"/>
+        <w:wordWrap/>
+        <w:overflowPunct/>
+        <w:topLinePunct w:val="0"/>
+        <w:autoSpaceDE w:val="0"/>
+        <w:autoSpaceDN w:val="0"/>
         <w:bidi w:val="0"/>
+        <w:adjustRightInd w:val="0"/>
+        <w:snapToGrid w:val="0"/>
+        <w:textAlignment w:val="baseline"/>
       </w:pPr>
       <w:r>
         <w:t>影响到关键业务（影响用户生产和影响用户上传的问题），影响范围较大，而且问题解决后大幅节省投资和人力，能够大幅提升服务质量的问题，为优先级最高的问题，需要 1 天内解决；</w:t>
@@ -7548,11 +10064,24 @@
     <w:p>
       <w:pPr>
         <w:pStyle w:val="39"/>
+        <w:keepNext w:val="0"/>
+        <w:keepLines w:val="0"/>
+        <w:pageBreakBefore w:val="0"/>
+        <w:widowControl w:val="0"/>
         <w:numPr>
           <w:ilvl w:val="0"/>
           <w:numId w:val="17"/>
         </w:numPr>
+        <w:kinsoku w:val="0"/>
+        <w:wordWrap/>
+        <w:overflowPunct/>
+        <w:topLinePunct w:val="0"/>
+        <w:autoSpaceDE w:val="0"/>
+        <w:autoSpaceDN w:val="0"/>
         <w:bidi w:val="0"/>
+        <w:adjustRightInd w:val="0"/>
+        <w:snapToGrid w:val="0"/>
+        <w:textAlignment w:val="baseline"/>
       </w:pPr>
       <w:r>
         <w:t>影响到关键业务，但影响范围较少，只有一个单位发生，问题解决后不会大幅度节省投资和人力，此类问题是较关键的问题，属于级别比较高的，需要 1 天内解决；</w:t>
@@ -7561,11 +10090,24 @@
     <w:p>
       <w:pPr>
         <w:pStyle w:val="39"/>
+        <w:keepNext w:val="0"/>
+        <w:keepLines w:val="0"/>
+        <w:pageBreakBefore w:val="0"/>
+        <w:widowControl w:val="0"/>
         <w:numPr>
           <w:ilvl w:val="0"/>
           <w:numId w:val="17"/>
         </w:numPr>
+        <w:kinsoku w:val="0"/>
+        <w:wordWrap/>
+        <w:overflowPunct/>
+        <w:topLinePunct w:val="0"/>
+        <w:autoSpaceDE w:val="0"/>
+        <w:autoSpaceDN w:val="0"/>
         <w:bidi w:val="0"/>
+        <w:adjustRightInd w:val="0"/>
+        <w:snapToGrid w:val="0"/>
+        <w:textAlignment w:val="baseline"/>
       </w:pPr>
       <w:r>
         <w:t>影响到比较关键的业务，影响范围较广，而且问题解决后可以大幅节省投资和人力，能够大幅提升服务质量的问题，为优先级较高的问题，需要 1天内解决；</w:t>
@@ -7574,11 +10116,24 @@
     <w:p>
       <w:pPr>
         <w:pStyle w:val="39"/>
+        <w:keepNext w:val="0"/>
+        <w:keepLines w:val="0"/>
+        <w:pageBreakBefore w:val="0"/>
+        <w:widowControl w:val="0"/>
         <w:numPr>
           <w:ilvl w:val="0"/>
           <w:numId w:val="17"/>
         </w:numPr>
+        <w:kinsoku w:val="0"/>
+        <w:wordWrap/>
+        <w:overflowPunct/>
+        <w:topLinePunct w:val="0"/>
+        <w:autoSpaceDE w:val="0"/>
+        <w:autoSpaceDN w:val="0"/>
         <w:bidi w:val="0"/>
+        <w:adjustRightInd w:val="0"/>
+        <w:snapToGrid w:val="0"/>
+        <w:textAlignment w:val="baseline"/>
       </w:pPr>
       <w:r>
         <w:t>影响到比较关键的业务，只有一个单位发生，解决后不能大幅提升服务质量，可以设置为优先级为“ 中 ”的业务；</w:t>
@@ -7587,11 +10142,24 @@
     <w:p>
       <w:pPr>
         <w:pStyle w:val="39"/>
+        <w:keepNext w:val="0"/>
+        <w:keepLines w:val="0"/>
+        <w:pageBreakBefore w:val="0"/>
+        <w:widowControl w:val="0"/>
         <w:numPr>
           <w:ilvl w:val="0"/>
           <w:numId w:val="17"/>
         </w:numPr>
+        <w:kinsoku w:val="0"/>
+        <w:wordWrap/>
+        <w:overflowPunct/>
+        <w:topLinePunct w:val="0"/>
+        <w:autoSpaceDE w:val="0"/>
+        <w:autoSpaceDN w:val="0"/>
         <w:bidi w:val="0"/>
+        <w:adjustRightInd w:val="0"/>
+        <w:snapToGrid w:val="0"/>
+        <w:textAlignment w:val="baseline"/>
       </w:pPr>
       <w:r>
         <w:t>不影响关键业务，但影响范围较广，解决后可以大幅节省投资和人力，此类问题级别“低 ”，5 个工作日内解决的问题；</w:t>
@@ -7600,22 +10168,48 @@
     <w:p>
       <w:pPr>
         <w:pStyle w:val="39"/>
+        <w:keepNext w:val="0"/>
+        <w:keepLines w:val="0"/>
+        <w:pageBreakBefore w:val="0"/>
+        <w:widowControl w:val="0"/>
         <w:numPr>
           <w:ilvl w:val="0"/>
           <w:numId w:val="17"/>
         </w:numPr>
+        <w:kinsoku w:val="0"/>
+        <w:wordWrap/>
+        <w:overflowPunct/>
+        <w:topLinePunct w:val="0"/>
+        <w:autoSpaceDE w:val="0"/>
+        <w:autoSpaceDN w:val="0"/>
         <w:bidi w:val="0"/>
-      </w:pPr>
-      <w:r>
-        <w:t>不影响关键业务，影响范围不广，不节省投资和服务质量的问题的级别为“低 ”，5 个工作日内解决。</w:t>
+        <w:adjustRightInd w:val="0"/>
+        <w:snapToGrid w:val="0"/>
+        <w:textAlignment w:val="baseline"/>
+      </w:pPr>
+      <w:r>
+        <w:t>不影响关键业务，影响范围不广，不节省投资和服务质量的问题的级别为“低”，5 个工作日内解决。</w:t>
       </w:r>
     </w:p>
     <w:p>
       <w:pPr>
         <w:pStyle w:val="28"/>
+        <w:keepNext w:val="0"/>
+        <w:keepLines w:val="0"/>
+        <w:pageBreakBefore w:val="0"/>
+        <w:widowControl w:val="0"/>
+        <w:kinsoku w:val="0"/>
+        <w:wordWrap/>
+        <w:overflowPunct/>
+        <w:topLinePunct w:val="0"/>
+        <w:autoSpaceDE w:val="0"/>
+        <w:autoSpaceDN w:val="0"/>
         <w:bidi w:val="0"/>
-      </w:pPr>
-      <w:bookmarkStart w:id="29" w:name="_Toc223"/>
+        <w:adjustRightInd w:val="0"/>
+        <w:snapToGrid w:val="0"/>
+        <w:textAlignment w:val="baseline"/>
+      </w:pPr>
+      <w:bookmarkStart w:id="29" w:name="_Toc13314"/>
       <w:r>
         <w:t>问题的状态定义</w:t>
       </w:r>
@@ -7624,7 +10218,20 @@
     <w:p>
       <w:pPr>
         <w:pStyle w:val="27"/>
+        <w:keepNext w:val="0"/>
+        <w:keepLines w:val="0"/>
+        <w:pageBreakBefore w:val="0"/>
+        <w:widowControl w:val="0"/>
+        <w:kinsoku w:val="0"/>
+        <w:wordWrap/>
+        <w:overflowPunct/>
+        <w:topLinePunct w:val="0"/>
+        <w:autoSpaceDE w:val="0"/>
+        <w:autoSpaceDN w:val="0"/>
         <w:bidi w:val="0"/>
+        <w:adjustRightInd w:val="0"/>
+        <w:snapToGrid w:val="0"/>
+        <w:textAlignment w:val="baseline"/>
       </w:pPr>
       <w:r>
         <w:t>为了记录问题处理的生命周期，需要设置不同的状态加以描述，如下所示：</w:t>
@@ -7634,7 +10241,7 @@
       <w:tblPr>
         <w:tblStyle w:val="24"/>
         <w:tblW w:w="8253" w:type="dxa"/>
-        <w:tblInd w:w="40" w:type="dxa"/>
+        <w:jc w:val="center"/>
         <w:tblBorders>
           <w:top w:val="single" w:color="000000" w:sz="4" w:space="0"/>
           <w:left w:val="single" w:color="000000" w:sz="4" w:space="0"/>
@@ -7652,9 +10259,9 @@
         </w:tblCellMar>
       </w:tblPr>
       <w:tblGrid>
-        <w:gridCol w:w="1238"/>
-        <w:gridCol w:w="1438"/>
-        <w:gridCol w:w="5577"/>
+        <w:gridCol w:w="967"/>
+        <w:gridCol w:w="1464"/>
+        <w:gridCol w:w="5822"/>
       </w:tblGrid>
       <w:tr>
         <w:tblPrEx>
@@ -7675,16 +10282,32 @@
         </w:tblPrEx>
         <w:trPr>
           <w:trHeight w:val="443" w:hRule="atLeast"/>
+          <w:jc w:val="center"/>
         </w:trPr>
         <w:tc>
           <w:tcPr>
-            <w:tcW w:w="1238" w:type="dxa"/>
+            <w:tcW w:w="967" w:type="dxa"/>
             <w:shd w:val="clear" w:color="auto" w:fill="C0C0C0"/>
           </w:tcPr>
           <w:p>
             <w:pPr>
+              <w:keepNext w:val="0"/>
+              <w:keepLines w:val="0"/>
+              <w:pageBreakBefore w:val="0"/>
+              <w:widowControl w:val="0"/>
+              <w:kinsoku w:val="0"/>
+              <w:wordWrap/>
+              <w:overflowPunct/>
+              <w:topLinePunct w:val="0"/>
+              <w:autoSpaceDE w:val="0"/>
+              <w:autoSpaceDN w:val="0"/>
+              <w:bidi w:val="0"/>
+              <w:adjustRightInd w:val="0"/>
+              <w:snapToGrid w:val="0"/>
               <w:spacing w:before="285" w:line="220" w:lineRule="auto"/>
-              <w:ind w:left="411"/>
+              <w:ind w:left="0" w:leftChars="0" w:right="0" w:rightChars="0" w:firstLine="0" w:firstLineChars="0"/>
+              <w:jc w:val="center"/>
+              <w:textAlignment w:val="baseline"/>
               <w:rPr>
                 <w:rFonts w:ascii="宋体" w:hAnsi="宋体" w:eastAsia="宋体" w:cs="宋体"/>
                 <w:sz w:val="21"/>
@@ -7706,13 +10329,28 @@
         </w:tc>
         <w:tc>
           <w:tcPr>
-            <w:tcW w:w="1438" w:type="dxa"/>
+            <w:tcW w:w="1464" w:type="dxa"/>
             <w:shd w:val="clear" w:color="auto" w:fill="C0C0C0"/>
           </w:tcPr>
           <w:p>
             <w:pPr>
+              <w:keepNext w:val="0"/>
+              <w:keepLines w:val="0"/>
+              <w:pageBreakBefore w:val="0"/>
+              <w:widowControl w:val="0"/>
+              <w:kinsoku w:val="0"/>
+              <w:wordWrap/>
+              <w:overflowPunct/>
+              <w:topLinePunct w:val="0"/>
+              <w:autoSpaceDE w:val="0"/>
+              <w:autoSpaceDN w:val="0"/>
+              <w:bidi w:val="0"/>
+              <w:adjustRightInd w:val="0"/>
+              <w:snapToGrid w:val="0"/>
               <w:spacing w:before="285" w:line="220" w:lineRule="auto"/>
-              <w:ind w:left="322"/>
+              <w:ind w:left="0" w:leftChars="0" w:right="0" w:rightChars="0" w:firstLine="0" w:firstLineChars="0"/>
+              <w:jc w:val="center"/>
+              <w:textAlignment w:val="baseline"/>
               <w:rPr>
                 <w:rFonts w:ascii="宋体" w:hAnsi="宋体" w:eastAsia="宋体" w:cs="宋体"/>
                 <w:sz w:val="21"/>
@@ -7734,13 +10372,28 @@
         </w:tc>
         <w:tc>
           <w:tcPr>
-            <w:tcW w:w="5577" w:type="dxa"/>
+            <w:tcW w:w="5822" w:type="dxa"/>
             <w:shd w:val="clear" w:color="auto" w:fill="C0C0C0"/>
           </w:tcPr>
           <w:p>
             <w:pPr>
+              <w:keepNext w:val="0"/>
+              <w:keepLines w:val="0"/>
+              <w:pageBreakBefore w:val="0"/>
+              <w:widowControl w:val="0"/>
+              <w:kinsoku w:val="0"/>
+              <w:wordWrap/>
+              <w:overflowPunct/>
+              <w:topLinePunct w:val="0"/>
+              <w:autoSpaceDE w:val="0"/>
+              <w:autoSpaceDN w:val="0"/>
+              <w:bidi w:val="0"/>
+              <w:adjustRightInd w:val="0"/>
+              <w:snapToGrid w:val="0"/>
               <w:spacing w:before="286" w:line="222" w:lineRule="auto"/>
-              <w:ind w:left="2582"/>
+              <w:ind w:left="0" w:leftChars="0" w:right="0" w:rightChars="0" w:firstLine="0" w:firstLineChars="0"/>
+              <w:jc w:val="center"/>
+              <w:textAlignment w:val="baseline"/>
               <w:rPr>
                 <w:rFonts w:ascii="宋体" w:hAnsi="宋体" w:eastAsia="宋体" w:cs="宋体"/>
                 <w:sz w:val="21"/>
@@ -7779,20 +10432,37 @@
           </w:tblCellMar>
         </w:tblPrEx>
         <w:trPr>
-          <w:trHeight w:val="598" w:hRule="atLeast"/>
+          <w:trHeight w:val="408" w:hRule="atLeast"/>
+          <w:jc w:val="center"/>
         </w:trPr>
         <w:tc>
           <w:tcPr>
-            <w:tcW w:w="1238" w:type="dxa"/>
+            <w:tcW w:w="967" w:type="dxa"/>
+            <w:vAlign w:val="center"/>
           </w:tcPr>
           <w:p>
             <w:pPr>
+              <w:keepNext w:val="0"/>
+              <w:keepLines w:val="0"/>
+              <w:pageBreakBefore w:val="0"/>
+              <w:widowControl w:val="0"/>
               <w:numPr>
                 <w:ilvl w:val="0"/>
                 <w:numId w:val="18"/>
               </w:numPr>
+              <w:kinsoku w:val="0"/>
+              <w:wordWrap/>
+              <w:overflowPunct/>
+              <w:topLinePunct w:val="0"/>
+              <w:autoSpaceDE w:val="0"/>
+              <w:autoSpaceDN w:val="0"/>
+              <w:bidi w:val="0"/>
+              <w:adjustRightInd w:val="0"/>
+              <w:snapToGrid w:val="0"/>
               <w:spacing w:before="68" w:line="241" w:lineRule="auto"/>
-              <w:ind w:left="425" w:leftChars="0" w:hanging="425" w:firstLineChars="0"/>
+              <w:ind w:left="0" w:leftChars="0" w:right="0" w:rightChars="0" w:firstLine="0" w:firstLineChars="0"/>
+              <w:jc w:val="center"/>
+              <w:textAlignment w:val="baseline"/>
               <w:rPr>
                 <w:rFonts w:ascii="宋体" w:hAnsi="宋体" w:eastAsia="宋体" w:cs="宋体"/>
                 <w:sz w:val="21"/>
@@ -7803,12 +10473,27 @@
         </w:tc>
         <w:tc>
           <w:tcPr>
-            <w:tcW w:w="1438" w:type="dxa"/>
+            <w:tcW w:w="1464" w:type="dxa"/>
+            <w:vAlign w:val="center"/>
           </w:tcPr>
           <w:p>
             <w:pPr>
+              <w:keepNext w:val="0"/>
+              <w:keepLines w:val="0"/>
+              <w:pageBreakBefore w:val="0"/>
+              <w:widowControl w:val="0"/>
+              <w:kinsoku w:val="0"/>
+              <w:wordWrap/>
+              <w:overflowPunct/>
+              <w:topLinePunct w:val="0"/>
+              <w:autoSpaceDE w:val="0"/>
+              <w:autoSpaceDN w:val="0"/>
+              <w:bidi w:val="0"/>
+              <w:adjustRightInd w:val="0"/>
+              <w:snapToGrid w:val="0"/>
               <w:spacing w:before="283" w:line="220" w:lineRule="auto"/>
               <w:ind w:left="408"/>
+              <w:textAlignment w:val="baseline"/>
               <w:rPr>
                 <w:rFonts w:ascii="宋体" w:hAnsi="宋体" w:eastAsia="宋体" w:cs="宋体"/>
                 <w:sz w:val="21"/>
@@ -7828,12 +10513,27 @@
         </w:tc>
         <w:tc>
           <w:tcPr>
-            <w:tcW w:w="5577" w:type="dxa"/>
+            <w:tcW w:w="5822" w:type="dxa"/>
+            <w:vAlign w:val="center"/>
           </w:tcPr>
           <w:p>
             <w:pPr>
+              <w:keepNext w:val="0"/>
+              <w:keepLines w:val="0"/>
+              <w:pageBreakBefore w:val="0"/>
+              <w:widowControl w:val="0"/>
+              <w:kinsoku w:val="0"/>
+              <w:wordWrap/>
+              <w:overflowPunct/>
+              <w:topLinePunct w:val="0"/>
+              <w:autoSpaceDE w:val="0"/>
+              <w:autoSpaceDN w:val="0"/>
+              <w:bidi w:val="0"/>
+              <w:adjustRightInd w:val="0"/>
+              <w:snapToGrid w:val="0"/>
               <w:spacing w:before="283" w:line="220" w:lineRule="auto"/>
               <w:ind w:left="2164"/>
+              <w:textAlignment w:val="baseline"/>
               <w:rPr>
                 <w:rFonts w:ascii="宋体" w:hAnsi="宋体" w:eastAsia="宋体" w:cs="宋体"/>
                 <w:sz w:val="21"/>
@@ -7871,19 +10571,36 @@
         </w:tblPrEx>
         <w:trPr>
           <w:trHeight w:val="398" w:hRule="atLeast"/>
+          <w:jc w:val="center"/>
         </w:trPr>
         <w:tc>
           <w:tcPr>
-            <w:tcW w:w="1238" w:type="dxa"/>
+            <w:tcW w:w="967" w:type="dxa"/>
+            <w:vAlign w:val="center"/>
           </w:tcPr>
           <w:p>
             <w:pPr>
+              <w:keepNext w:val="0"/>
+              <w:keepLines w:val="0"/>
+              <w:pageBreakBefore w:val="0"/>
+              <w:widowControl w:val="0"/>
               <w:numPr>
                 <w:ilvl w:val="0"/>
                 <w:numId w:val="18"/>
               </w:numPr>
+              <w:kinsoku w:val="0"/>
+              <w:wordWrap/>
+              <w:overflowPunct/>
+              <w:topLinePunct w:val="0"/>
+              <w:autoSpaceDE w:val="0"/>
+              <w:autoSpaceDN w:val="0"/>
+              <w:bidi w:val="0"/>
+              <w:adjustRightInd w:val="0"/>
+              <w:snapToGrid w:val="0"/>
               <w:spacing w:before="68" w:line="241" w:lineRule="auto"/>
-              <w:ind w:left="425" w:leftChars="0" w:hanging="425" w:firstLineChars="0"/>
+              <w:ind w:left="0" w:leftChars="0" w:right="0" w:rightChars="0" w:firstLine="0" w:firstLineChars="0"/>
+              <w:jc w:val="center"/>
+              <w:textAlignment w:val="baseline"/>
               <w:rPr>
                 <w:rFonts w:ascii="宋体" w:hAnsi="宋体" w:eastAsia="宋体" w:cs="宋体"/>
                 <w:sz w:val="21"/>
@@ -7894,12 +10611,27 @@
         </w:tc>
         <w:tc>
           <w:tcPr>
-            <w:tcW w:w="1438" w:type="dxa"/>
+            <w:tcW w:w="1464" w:type="dxa"/>
+            <w:vAlign w:val="center"/>
           </w:tcPr>
           <w:p>
             <w:pPr>
+              <w:keepNext w:val="0"/>
+              <w:keepLines w:val="0"/>
+              <w:pageBreakBefore w:val="0"/>
+              <w:widowControl w:val="0"/>
+              <w:kinsoku w:val="0"/>
+              <w:wordWrap/>
+              <w:overflowPunct/>
+              <w:topLinePunct w:val="0"/>
+              <w:autoSpaceDE w:val="0"/>
+              <w:autoSpaceDN w:val="0"/>
+              <w:bidi w:val="0"/>
+              <w:adjustRightInd w:val="0"/>
+              <w:snapToGrid w:val="0"/>
               <w:spacing w:before="284" w:line="220" w:lineRule="auto"/>
               <w:ind w:left="303"/>
+              <w:textAlignment w:val="baseline"/>
               <w:rPr>
                 <w:rFonts w:ascii="宋体" w:hAnsi="宋体" w:eastAsia="宋体" w:cs="宋体"/>
                 <w:sz w:val="21"/>
@@ -7919,12 +10651,27 @@
         </w:tc>
         <w:tc>
           <w:tcPr>
-            <w:tcW w:w="5577" w:type="dxa"/>
+            <w:tcW w:w="5822" w:type="dxa"/>
+            <w:vAlign w:val="center"/>
           </w:tcPr>
           <w:p>
             <w:pPr>
+              <w:keepNext w:val="0"/>
+              <w:keepLines w:val="0"/>
+              <w:pageBreakBefore w:val="0"/>
+              <w:widowControl w:val="0"/>
+              <w:kinsoku w:val="0"/>
+              <w:wordWrap/>
+              <w:overflowPunct/>
+              <w:topLinePunct w:val="0"/>
+              <w:autoSpaceDE w:val="0"/>
+              <w:autoSpaceDN w:val="0"/>
+              <w:bidi w:val="0"/>
+              <w:adjustRightInd w:val="0"/>
+              <w:snapToGrid w:val="0"/>
               <w:spacing w:before="284" w:line="220" w:lineRule="auto"/>
               <w:ind w:left="2184"/>
+              <w:textAlignment w:val="baseline"/>
               <w:rPr>
                 <w:rFonts w:ascii="宋体" w:hAnsi="宋体" w:eastAsia="宋体" w:cs="宋体"/>
                 <w:sz w:val="21"/>
@@ -7962,19 +10709,36 @@
         </w:tblPrEx>
         <w:trPr>
           <w:trHeight w:val="478" w:hRule="atLeast"/>
+          <w:jc w:val="center"/>
         </w:trPr>
         <w:tc>
           <w:tcPr>
-            <w:tcW w:w="1238" w:type="dxa"/>
+            <w:tcW w:w="967" w:type="dxa"/>
+            <w:vAlign w:val="center"/>
           </w:tcPr>
           <w:p>
             <w:pPr>
+              <w:keepNext w:val="0"/>
+              <w:keepLines w:val="0"/>
+              <w:pageBreakBefore w:val="0"/>
+              <w:widowControl w:val="0"/>
               <w:numPr>
                 <w:ilvl w:val="0"/>
                 <w:numId w:val="18"/>
               </w:numPr>
+              <w:kinsoku w:val="0"/>
+              <w:wordWrap/>
+              <w:overflowPunct/>
+              <w:topLinePunct w:val="0"/>
+              <w:autoSpaceDE w:val="0"/>
+              <w:autoSpaceDN w:val="0"/>
+              <w:bidi w:val="0"/>
+              <w:adjustRightInd w:val="0"/>
+              <w:snapToGrid w:val="0"/>
               <w:spacing w:before="69"/>
-              <w:ind w:left="425" w:leftChars="0" w:hanging="425" w:firstLineChars="0"/>
+              <w:ind w:left="0" w:leftChars="0" w:right="0" w:rightChars="0" w:firstLine="0" w:firstLineChars="0"/>
+              <w:jc w:val="center"/>
+              <w:textAlignment w:val="baseline"/>
               <w:rPr>
                 <w:rFonts w:ascii="宋体" w:hAnsi="宋体" w:eastAsia="宋体" w:cs="宋体"/>
                 <w:sz w:val="21"/>
@@ -7985,12 +10749,27 @@
         </w:tc>
         <w:tc>
           <w:tcPr>
-            <w:tcW w:w="1438" w:type="dxa"/>
+            <w:tcW w:w="1464" w:type="dxa"/>
+            <w:vAlign w:val="center"/>
           </w:tcPr>
           <w:p>
             <w:pPr>
+              <w:keepNext w:val="0"/>
+              <w:keepLines w:val="0"/>
+              <w:pageBreakBefore w:val="0"/>
+              <w:widowControl w:val="0"/>
+              <w:kinsoku w:val="0"/>
+              <w:wordWrap/>
+              <w:overflowPunct/>
+              <w:topLinePunct w:val="0"/>
+              <w:autoSpaceDE w:val="0"/>
+              <w:autoSpaceDN w:val="0"/>
+              <w:bidi w:val="0"/>
+              <w:adjustRightInd w:val="0"/>
+              <w:snapToGrid w:val="0"/>
               <w:spacing w:before="287" w:line="220" w:lineRule="auto"/>
               <w:ind w:left="300"/>
+              <w:textAlignment w:val="baseline"/>
               <w:rPr>
                 <w:rFonts w:ascii="宋体" w:hAnsi="宋体" w:eastAsia="宋体" w:cs="宋体"/>
                 <w:sz w:val="21"/>
@@ -8010,12 +10789,27 @@
         </w:tc>
         <w:tc>
           <w:tcPr>
-            <w:tcW w:w="5577" w:type="dxa"/>
+            <w:tcW w:w="5822" w:type="dxa"/>
+            <w:vAlign w:val="center"/>
           </w:tcPr>
           <w:p>
             <w:pPr>
+              <w:keepNext w:val="0"/>
+              <w:keepLines w:val="0"/>
+              <w:pageBreakBefore w:val="0"/>
+              <w:widowControl w:val="0"/>
+              <w:kinsoku w:val="0"/>
+              <w:wordWrap/>
+              <w:overflowPunct/>
+              <w:topLinePunct w:val="0"/>
+              <w:autoSpaceDE w:val="0"/>
+              <w:autoSpaceDN w:val="0"/>
+              <w:bidi w:val="0"/>
+              <w:adjustRightInd w:val="0"/>
+              <w:snapToGrid w:val="0"/>
               <w:spacing w:before="286" w:line="220" w:lineRule="auto"/>
               <w:ind w:left="532"/>
+              <w:textAlignment w:val="baseline"/>
               <w:rPr>
                 <w:rFonts w:ascii="宋体" w:hAnsi="宋体" w:eastAsia="宋体" w:cs="宋体"/>
                 <w:sz w:val="21"/>
@@ -8053,19 +10847,36 @@
         </w:tblPrEx>
         <w:trPr>
           <w:trHeight w:val="429" w:hRule="atLeast"/>
+          <w:jc w:val="center"/>
         </w:trPr>
         <w:tc>
           <w:tcPr>
-            <w:tcW w:w="1238" w:type="dxa"/>
+            <w:tcW w:w="967" w:type="dxa"/>
+            <w:vAlign w:val="center"/>
           </w:tcPr>
           <w:p>
             <w:pPr>
+              <w:keepNext w:val="0"/>
+              <w:keepLines w:val="0"/>
+              <w:pageBreakBefore w:val="0"/>
+              <w:widowControl w:val="0"/>
               <w:numPr>
                 <w:ilvl w:val="0"/>
                 <w:numId w:val="18"/>
               </w:numPr>
+              <w:kinsoku w:val="0"/>
+              <w:wordWrap/>
+              <w:overflowPunct/>
+              <w:topLinePunct w:val="0"/>
+              <w:autoSpaceDE w:val="0"/>
+              <w:autoSpaceDN w:val="0"/>
+              <w:bidi w:val="0"/>
+              <w:adjustRightInd w:val="0"/>
+              <w:snapToGrid w:val="0"/>
               <w:spacing w:before="69"/>
-              <w:ind w:left="425" w:leftChars="0" w:hanging="425" w:firstLineChars="0"/>
+              <w:ind w:left="0" w:leftChars="0" w:right="0" w:rightChars="0" w:firstLine="0" w:firstLineChars="0"/>
+              <w:jc w:val="center"/>
+              <w:textAlignment w:val="baseline"/>
               <w:rPr>
                 <w:rFonts w:ascii="宋体" w:hAnsi="宋体" w:eastAsia="宋体" w:cs="宋体"/>
                 <w:sz w:val="21"/>
@@ -8076,12 +10887,27 @@
         </w:tc>
         <w:tc>
           <w:tcPr>
-            <w:tcW w:w="1438" w:type="dxa"/>
+            <w:tcW w:w="1464" w:type="dxa"/>
+            <w:vAlign w:val="center"/>
           </w:tcPr>
           <w:p>
             <w:pPr>
+              <w:keepNext w:val="0"/>
+              <w:keepLines w:val="0"/>
+              <w:pageBreakBefore w:val="0"/>
+              <w:widowControl w:val="0"/>
+              <w:kinsoku w:val="0"/>
+              <w:wordWrap/>
+              <w:overflowPunct/>
+              <w:topLinePunct w:val="0"/>
+              <w:autoSpaceDE w:val="0"/>
+              <w:autoSpaceDN w:val="0"/>
+              <w:bidi w:val="0"/>
+              <w:adjustRightInd w:val="0"/>
+              <w:snapToGrid w:val="0"/>
               <w:spacing w:before="288" w:line="220" w:lineRule="auto"/>
               <w:ind w:left="427"/>
+              <w:textAlignment w:val="baseline"/>
               <w:rPr>
                 <w:rFonts w:ascii="宋体" w:hAnsi="宋体" w:eastAsia="宋体" w:cs="宋体"/>
                 <w:sz w:val="21"/>
@@ -8101,12 +10927,27 @@
         </w:tc>
         <w:tc>
           <w:tcPr>
-            <w:tcW w:w="5577" w:type="dxa"/>
+            <w:tcW w:w="5822" w:type="dxa"/>
+            <w:vAlign w:val="center"/>
           </w:tcPr>
           <w:p>
             <w:pPr>
+              <w:keepNext w:val="0"/>
+              <w:keepLines w:val="0"/>
+              <w:pageBreakBefore w:val="0"/>
+              <w:widowControl w:val="0"/>
+              <w:kinsoku w:val="0"/>
+              <w:wordWrap/>
+              <w:overflowPunct/>
+              <w:topLinePunct w:val="0"/>
+              <w:autoSpaceDE w:val="0"/>
+              <w:autoSpaceDN w:val="0"/>
+              <w:bidi w:val="0"/>
+              <w:adjustRightInd w:val="0"/>
+              <w:snapToGrid w:val="0"/>
               <w:spacing w:before="288" w:line="220" w:lineRule="auto"/>
               <w:ind w:left="132"/>
+              <w:textAlignment w:val="baseline"/>
               <w:rPr>
                 <w:rFonts w:ascii="宋体" w:hAnsi="宋体" w:eastAsia="宋体" w:cs="宋体"/>
                 <w:sz w:val="21"/>
@@ -8143,20 +10984,37 @@
           </w:tblCellMar>
         </w:tblPrEx>
         <w:trPr>
-          <w:trHeight w:val="981" w:hRule="atLeast"/>
+          <w:trHeight w:val="393" w:hRule="atLeast"/>
+          <w:jc w:val="center"/>
         </w:trPr>
         <w:tc>
           <w:tcPr>
-            <w:tcW w:w="1238" w:type="dxa"/>
+            <w:tcW w:w="967" w:type="dxa"/>
+            <w:vAlign w:val="center"/>
           </w:tcPr>
           <w:p>
             <w:pPr>
+              <w:keepNext w:val="0"/>
+              <w:keepLines w:val="0"/>
+              <w:pageBreakBefore w:val="0"/>
+              <w:widowControl w:val="0"/>
               <w:numPr>
                 <w:ilvl w:val="0"/>
                 <w:numId w:val="18"/>
               </w:numPr>
+              <w:kinsoku w:val="0"/>
+              <w:wordWrap/>
+              <w:overflowPunct/>
+              <w:topLinePunct w:val="0"/>
+              <w:autoSpaceDE w:val="0"/>
+              <w:autoSpaceDN w:val="0"/>
+              <w:bidi w:val="0"/>
+              <w:adjustRightInd w:val="0"/>
+              <w:snapToGrid w:val="0"/>
               <w:spacing w:before="68"/>
-              <w:ind w:left="425" w:leftChars="0" w:hanging="425" w:firstLineChars="0"/>
+              <w:ind w:left="0" w:leftChars="0" w:right="0" w:rightChars="0" w:firstLine="0" w:firstLineChars="0"/>
+              <w:jc w:val="center"/>
+              <w:textAlignment w:val="baseline"/>
               <w:rPr>
                 <w:rFonts w:ascii="宋体" w:hAnsi="宋体" w:eastAsia="宋体" w:cs="宋体"/>
                 <w:sz w:val="21"/>
@@ -8167,12 +11025,27 @@
         </w:tc>
         <w:tc>
           <w:tcPr>
-            <w:tcW w:w="1438" w:type="dxa"/>
+            <w:tcW w:w="1464" w:type="dxa"/>
+            <w:vAlign w:val="center"/>
           </w:tcPr>
           <w:p>
             <w:pPr>
+              <w:keepNext w:val="0"/>
+              <w:keepLines w:val="0"/>
+              <w:pageBreakBefore w:val="0"/>
+              <w:widowControl w:val="0"/>
+              <w:kinsoku w:val="0"/>
+              <w:wordWrap/>
+              <w:overflowPunct/>
+              <w:topLinePunct w:val="0"/>
+              <w:autoSpaceDE w:val="0"/>
+              <w:autoSpaceDN w:val="0"/>
+              <w:bidi w:val="0"/>
+              <w:adjustRightInd w:val="0"/>
+              <w:snapToGrid w:val="0"/>
               <w:spacing w:before="68" w:line="220" w:lineRule="auto"/>
               <w:ind w:left="512"/>
+              <w:textAlignment w:val="baseline"/>
               <w:rPr>
                 <w:rFonts w:ascii="宋体" w:hAnsi="宋体" w:eastAsia="宋体" w:cs="宋体"/>
                 <w:sz w:val="21"/>
@@ -8192,12 +11065,27 @@
         </w:tc>
         <w:tc>
           <w:tcPr>
-            <w:tcW w:w="5577" w:type="dxa"/>
+            <w:tcW w:w="5822" w:type="dxa"/>
+            <w:vAlign w:val="center"/>
           </w:tcPr>
           <w:p>
             <w:pPr>
+              <w:keepNext w:val="0"/>
+              <w:keepLines w:val="0"/>
+              <w:pageBreakBefore w:val="0"/>
+              <w:widowControl w:val="0"/>
+              <w:kinsoku w:val="0"/>
+              <w:wordWrap/>
+              <w:overflowPunct/>
+              <w:topLinePunct w:val="0"/>
+              <w:autoSpaceDE w:val="0"/>
+              <w:autoSpaceDN w:val="0"/>
+              <w:bidi w:val="0"/>
+              <w:adjustRightInd w:val="0"/>
+              <w:snapToGrid w:val="0"/>
               <w:spacing w:before="289" w:line="415" w:lineRule="auto"/>
               <w:ind w:right="216"/>
+              <w:textAlignment w:val="baseline"/>
               <w:rPr>
                 <w:rFonts w:ascii="宋体" w:hAnsi="宋体" w:eastAsia="宋体" w:cs="宋体"/>
                 <w:sz w:val="21"/>
@@ -8228,9 +11116,22 @@
     <w:p>
       <w:pPr>
         <w:pStyle w:val="26"/>
+        <w:keepNext w:val="0"/>
+        <w:keepLines w:val="0"/>
+        <w:pageBreakBefore w:val="0"/>
+        <w:widowControl w:val="0"/>
+        <w:kinsoku w:val="0"/>
+        <w:wordWrap/>
+        <w:overflowPunct/>
+        <w:topLinePunct w:val="0"/>
+        <w:autoSpaceDE w:val="0"/>
+        <w:autoSpaceDN w:val="0"/>
         <w:bidi w:val="0"/>
-      </w:pPr>
-      <w:bookmarkStart w:id="30" w:name="_Toc23783"/>
+        <w:adjustRightInd w:val="0"/>
+        <w:snapToGrid w:val="0"/>
+        <w:textAlignment w:val="baseline"/>
+      </w:pPr>
+      <w:bookmarkStart w:id="30" w:name="_Toc3284"/>
       <w:r>
         <w:t>问题管理事项</w:t>
       </w:r>
@@ -8239,9 +11140,22 @@
     <w:p>
       <w:pPr>
         <w:pStyle w:val="28"/>
+        <w:keepNext w:val="0"/>
+        <w:keepLines w:val="0"/>
+        <w:pageBreakBefore w:val="0"/>
+        <w:widowControl w:val="0"/>
+        <w:kinsoku w:val="0"/>
+        <w:wordWrap/>
+        <w:overflowPunct/>
+        <w:topLinePunct w:val="0"/>
+        <w:autoSpaceDE w:val="0"/>
+        <w:autoSpaceDN w:val="0"/>
         <w:bidi w:val="0"/>
-      </w:pPr>
-      <w:bookmarkStart w:id="31" w:name="_Toc12343"/>
+        <w:adjustRightInd w:val="0"/>
+        <w:snapToGrid w:val="0"/>
+        <w:textAlignment w:val="baseline"/>
+      </w:pPr>
+      <w:bookmarkStart w:id="31" w:name="_Toc3278"/>
       <w:r>
         <w:t>问题评审</w:t>
       </w:r>
@@ -8250,7 +11164,20 @@
     <w:p>
       <w:pPr>
         <w:pStyle w:val="27"/>
+        <w:keepNext w:val="0"/>
+        <w:keepLines w:val="0"/>
+        <w:pageBreakBefore w:val="0"/>
+        <w:widowControl w:val="0"/>
+        <w:kinsoku w:val="0"/>
+        <w:wordWrap/>
+        <w:overflowPunct/>
+        <w:topLinePunct w:val="0"/>
+        <w:autoSpaceDE w:val="0"/>
+        <w:autoSpaceDN w:val="0"/>
         <w:bidi w:val="0"/>
+        <w:adjustRightInd w:val="0"/>
+        <w:snapToGrid w:val="0"/>
+        <w:textAlignment w:val="baseline"/>
       </w:pPr>
       <w:r>
         <w:t>用于解决问题、已知错误及相关事件的变更实施后，在终止有关记录工作之前运维部</w:t>
@@ -8269,11 +11196,24 @@
     <w:p>
       <w:pPr>
         <w:pStyle w:val="39"/>
+        <w:keepNext w:val="0"/>
+        <w:keepLines w:val="0"/>
+        <w:pageBreakBefore w:val="0"/>
+        <w:widowControl w:val="0"/>
         <w:numPr>
           <w:ilvl w:val="0"/>
           <w:numId w:val="19"/>
         </w:numPr>
+        <w:kinsoku w:val="0"/>
+        <w:wordWrap/>
+        <w:overflowPunct/>
+        <w:topLinePunct w:val="0"/>
+        <w:autoSpaceDE w:val="0"/>
+        <w:autoSpaceDN w:val="0"/>
         <w:bidi w:val="0"/>
+        <w:adjustRightInd w:val="0"/>
+        <w:snapToGrid w:val="0"/>
+        <w:textAlignment w:val="baseline"/>
       </w:pPr>
       <w:r>
         <w:t>验证与该问题相关的所有事件是否得到最终解决；</w:t>
@@ -8282,11 +11222,24 @@
     <w:p>
       <w:pPr>
         <w:pStyle w:val="39"/>
+        <w:keepNext w:val="0"/>
+        <w:keepLines w:val="0"/>
+        <w:pageBreakBefore w:val="0"/>
+        <w:widowControl w:val="0"/>
         <w:numPr>
           <w:ilvl w:val="0"/>
           <w:numId w:val="19"/>
         </w:numPr>
+        <w:kinsoku w:val="0"/>
+        <w:wordWrap/>
+        <w:overflowPunct/>
+        <w:topLinePunct w:val="0"/>
+        <w:autoSpaceDE w:val="0"/>
+        <w:autoSpaceDN w:val="0"/>
         <w:bidi w:val="0"/>
+        <w:adjustRightInd w:val="0"/>
+        <w:snapToGrid w:val="0"/>
+        <w:textAlignment w:val="baseline"/>
       </w:pPr>
       <w:r>
         <w:t>流程中需要改进的事项；</w:t>
@@ -8295,11 +11248,24 @@
     <w:p>
       <w:pPr>
         <w:pStyle w:val="39"/>
+        <w:keepNext w:val="0"/>
+        <w:keepLines w:val="0"/>
+        <w:pageBreakBefore w:val="0"/>
+        <w:widowControl w:val="0"/>
         <w:numPr>
           <w:ilvl w:val="0"/>
           <w:numId w:val="19"/>
         </w:numPr>
+        <w:kinsoku w:val="0"/>
+        <w:wordWrap/>
+        <w:overflowPunct/>
+        <w:topLinePunct w:val="0"/>
+        <w:autoSpaceDE w:val="0"/>
+        <w:autoSpaceDN w:val="0"/>
         <w:bidi w:val="0"/>
+        <w:adjustRightInd w:val="0"/>
+        <w:snapToGrid w:val="0"/>
+        <w:textAlignment w:val="baseline"/>
       </w:pPr>
       <w:r>
         <w:t>预防措施。</w:t>
@@ -8308,9 +11274,22 @@
     <w:p>
       <w:pPr>
         <w:pStyle w:val="28"/>
+        <w:keepNext w:val="0"/>
+        <w:keepLines w:val="0"/>
+        <w:pageBreakBefore w:val="0"/>
+        <w:widowControl w:val="0"/>
+        <w:kinsoku w:val="0"/>
+        <w:wordWrap/>
+        <w:overflowPunct/>
+        <w:topLinePunct w:val="0"/>
+        <w:autoSpaceDE w:val="0"/>
+        <w:autoSpaceDN w:val="0"/>
         <w:bidi w:val="0"/>
-      </w:pPr>
-      <w:bookmarkStart w:id="32" w:name="_Toc4221"/>
+        <w:adjustRightInd w:val="0"/>
+        <w:snapToGrid w:val="0"/>
+        <w:textAlignment w:val="baseline"/>
+      </w:pPr>
+      <w:bookmarkStart w:id="32" w:name="_Toc23681"/>
       <w:r>
         <w:t>问题归档</w:t>
       </w:r>
@@ -8319,7 +11298,20 @@
     <w:p>
       <w:pPr>
         <w:pStyle w:val="27"/>
+        <w:keepNext w:val="0"/>
+        <w:keepLines w:val="0"/>
+        <w:pageBreakBefore w:val="0"/>
+        <w:widowControl w:val="0"/>
+        <w:kinsoku w:val="0"/>
+        <w:wordWrap/>
+        <w:overflowPunct/>
+        <w:topLinePunct w:val="0"/>
+        <w:autoSpaceDE w:val="0"/>
+        <w:autoSpaceDN w:val="0"/>
         <w:bidi w:val="0"/>
+        <w:adjustRightInd w:val="0"/>
+        <w:snapToGrid w:val="0"/>
+        <w:textAlignment w:val="baseline"/>
       </w:pPr>
       <w:r>
         <w:t>将问题管理流程中产生的知识点纳入</w:t>
@@ -8348,9 +11340,22 @@
     <w:p>
       <w:pPr>
         <w:pStyle w:val="28"/>
+        <w:keepNext w:val="0"/>
+        <w:keepLines w:val="0"/>
+        <w:pageBreakBefore w:val="0"/>
+        <w:widowControl w:val="0"/>
+        <w:kinsoku w:val="0"/>
+        <w:wordWrap/>
+        <w:overflowPunct/>
+        <w:topLinePunct w:val="0"/>
+        <w:autoSpaceDE w:val="0"/>
+        <w:autoSpaceDN w:val="0"/>
         <w:bidi w:val="0"/>
-      </w:pPr>
-      <w:bookmarkStart w:id="33" w:name="_Toc28607"/>
+        <w:adjustRightInd w:val="0"/>
+        <w:snapToGrid w:val="0"/>
+        <w:textAlignment w:val="baseline"/>
+      </w:pPr>
+      <w:bookmarkStart w:id="33" w:name="_Toc29102"/>
       <w:r>
         <w:t>度量和报告</w:t>
       </w:r>
@@ -8359,7 +11364,20 @@
     <w:p>
       <w:pPr>
         <w:pStyle w:val="27"/>
+        <w:keepNext w:val="0"/>
+        <w:keepLines w:val="0"/>
+        <w:pageBreakBefore w:val="0"/>
+        <w:widowControl w:val="0"/>
+        <w:kinsoku w:val="0"/>
+        <w:wordWrap/>
+        <w:overflowPunct/>
+        <w:topLinePunct w:val="0"/>
+        <w:autoSpaceDE w:val="0"/>
+        <w:autoSpaceDN w:val="0"/>
         <w:bidi w:val="0"/>
+        <w:adjustRightInd w:val="0"/>
+        <w:snapToGrid w:val="0"/>
+        <w:textAlignment w:val="baseline"/>
       </w:pPr>
       <w:r>
         <w:t>问题报告与问题管理的范围密切相关，问题管理报告可包括广泛的主题，其报告的内容是基于一系列的度量指标来实现的，主要度量指标有：</w:t>
@@ -8368,11 +11386,24 @@
     <w:p>
       <w:pPr>
         <w:pStyle w:val="39"/>
+        <w:keepNext w:val="0"/>
+        <w:keepLines w:val="0"/>
+        <w:pageBreakBefore w:val="0"/>
+        <w:widowControl w:val="0"/>
         <w:numPr>
           <w:ilvl w:val="0"/>
           <w:numId w:val="20"/>
         </w:numPr>
+        <w:kinsoku w:val="0"/>
+        <w:wordWrap/>
+        <w:overflowPunct/>
+        <w:topLinePunct w:val="0"/>
+        <w:autoSpaceDE w:val="0"/>
+        <w:autoSpaceDN w:val="0"/>
         <w:bidi w:val="0"/>
+        <w:adjustRightInd w:val="0"/>
+        <w:snapToGrid w:val="0"/>
+        <w:textAlignment w:val="baseline"/>
       </w:pPr>
       <w:r>
         <w:t>已关闭的问题数量</w:t>
@@ -8381,11 +11412,24 @@
     <w:p>
       <w:pPr>
         <w:pStyle w:val="39"/>
+        <w:keepNext w:val="0"/>
+        <w:keepLines w:val="0"/>
+        <w:pageBreakBefore w:val="0"/>
+        <w:widowControl w:val="0"/>
         <w:numPr>
           <w:ilvl w:val="0"/>
           <w:numId w:val="20"/>
         </w:numPr>
+        <w:kinsoku w:val="0"/>
+        <w:wordWrap/>
+        <w:overflowPunct/>
+        <w:topLinePunct w:val="0"/>
+        <w:autoSpaceDE w:val="0"/>
+        <w:autoSpaceDN w:val="0"/>
         <w:bidi w:val="0"/>
+        <w:adjustRightInd w:val="0"/>
+        <w:snapToGrid w:val="0"/>
+        <w:textAlignment w:val="baseline"/>
       </w:pPr>
       <w:r>
         <w:t>问题管理提出的BUG数量</w:t>
@@ -8394,11 +11438,24 @@
     <w:p>
       <w:pPr>
         <w:pStyle w:val="39"/>
+        <w:keepNext w:val="0"/>
+        <w:keepLines w:val="0"/>
+        <w:pageBreakBefore w:val="0"/>
+        <w:widowControl w:val="0"/>
         <w:numPr>
           <w:ilvl w:val="0"/>
           <w:numId w:val="20"/>
         </w:numPr>
+        <w:kinsoku w:val="0"/>
+        <w:wordWrap/>
+        <w:overflowPunct/>
+        <w:topLinePunct w:val="0"/>
+        <w:autoSpaceDE w:val="0"/>
+        <w:autoSpaceDN w:val="0"/>
         <w:bidi w:val="0"/>
+        <w:adjustRightInd w:val="0"/>
+        <w:snapToGrid w:val="0"/>
+        <w:textAlignment w:val="baseline"/>
       </w:pPr>
       <w:r>
         <w:t>解决问题的时间：</w:t>
@@ -8407,11 +11464,24 @@
     <w:p>
       <w:pPr>
         <w:pStyle w:val="39"/>
+        <w:keepNext w:val="0"/>
+        <w:keepLines w:val="0"/>
+        <w:pageBreakBefore w:val="0"/>
+        <w:widowControl w:val="0"/>
         <w:numPr>
           <w:ilvl w:val="0"/>
           <w:numId w:val="20"/>
         </w:numPr>
+        <w:kinsoku w:val="0"/>
+        <w:wordWrap/>
+        <w:overflowPunct/>
+        <w:topLinePunct w:val="0"/>
+        <w:autoSpaceDE w:val="0"/>
+        <w:autoSpaceDN w:val="0"/>
         <w:bidi w:val="0"/>
+        <w:adjustRightInd w:val="0"/>
+        <w:snapToGrid w:val="0"/>
+        <w:textAlignment w:val="baseline"/>
       </w:pPr>
       <w:r>
         <w:t>时间包括问题控制、错误控制和主动问题管理分别耗费的时间，以及支持小组和供应商分别耗费的时间。</w:t>
@@ -8420,11 +11490,24 @@
     <w:p>
       <w:pPr>
         <w:pStyle w:val="39"/>
+        <w:keepNext w:val="0"/>
+        <w:keepLines w:val="0"/>
+        <w:pageBreakBefore w:val="0"/>
+        <w:widowControl w:val="0"/>
         <w:numPr>
           <w:ilvl w:val="0"/>
           <w:numId w:val="20"/>
         </w:numPr>
+        <w:kinsoku w:val="0"/>
+        <w:wordWrap/>
+        <w:overflowPunct/>
+        <w:topLinePunct w:val="0"/>
+        <w:autoSpaceDE w:val="0"/>
+        <w:autoSpaceDN w:val="0"/>
         <w:bidi w:val="0"/>
+        <w:adjustRightInd w:val="0"/>
+        <w:snapToGrid w:val="0"/>
+        <w:textAlignment w:val="baseline"/>
       </w:pPr>
       <w:r>
         <w:t>问题管理流程的有效性：</w:t>
@@ -8433,7 +11516,20 @@
     <w:p>
       <w:pPr>
         <w:pStyle w:val="27"/>
+        <w:keepNext w:val="0"/>
+        <w:keepLines w:val="0"/>
+        <w:pageBreakBefore w:val="0"/>
+        <w:widowControl w:val="0"/>
+        <w:kinsoku w:val="0"/>
+        <w:wordWrap/>
+        <w:overflowPunct/>
+        <w:topLinePunct w:val="0"/>
+        <w:autoSpaceDE w:val="0"/>
+        <w:autoSpaceDN w:val="0"/>
         <w:bidi w:val="0"/>
+        <w:adjustRightInd w:val="0"/>
+        <w:snapToGrid w:val="0"/>
+        <w:textAlignment w:val="baseline"/>
       </w:pPr>
       <w:r>
         <w:t>问题解决前后发生的事件数量</w:t>
@@ -8479,11 +11575,24 @@
     <w:p>
       <w:pPr>
         <w:pStyle w:val="39"/>
+        <w:keepNext w:val="0"/>
+        <w:keepLines w:val="0"/>
+        <w:pageBreakBefore w:val="0"/>
+        <w:widowControl w:val="0"/>
         <w:numPr>
           <w:ilvl w:val="0"/>
           <w:numId w:val="20"/>
         </w:numPr>
+        <w:kinsoku w:val="0"/>
+        <w:wordWrap/>
+        <w:overflowPunct/>
+        <w:topLinePunct w:val="0"/>
+        <w:autoSpaceDE w:val="0"/>
+        <w:autoSpaceDN w:val="0"/>
         <w:bidi w:val="0"/>
+        <w:adjustRightInd w:val="0"/>
+        <w:snapToGrid w:val="0"/>
+        <w:textAlignment w:val="baseline"/>
       </w:pPr>
       <w:r>
         <w:t>解决方案：</w:t>
@@ -8492,7 +11601,20 @@
     <w:p>
       <w:pPr>
         <w:pStyle w:val="27"/>
+        <w:keepNext w:val="0"/>
+        <w:keepLines w:val="0"/>
+        <w:pageBreakBefore w:val="0"/>
+        <w:widowControl w:val="0"/>
+        <w:kinsoku w:val="0"/>
+        <w:wordWrap/>
+        <w:overflowPunct/>
+        <w:topLinePunct w:val="0"/>
+        <w:autoSpaceDE w:val="0"/>
+        <w:autoSpaceDN w:val="0"/>
         <w:bidi w:val="0"/>
+        <w:adjustRightInd w:val="0"/>
+        <w:snapToGrid w:val="0"/>
+        <w:textAlignment w:val="baseline"/>
       </w:pPr>
       <w:r>
         <w:t>对已解决的和下一步将要解决的问题进行总结分析，寻求解决方案以降低问题对业务的影响。有关事件、问题和已知错误的详细情况可用于确定经常发生故障的组件，用以判断供应商是否履行了合同规定的义务。</w:t>
@@ -8501,11 +11623,24 @@
     <w:p>
       <w:pPr>
         <w:pStyle w:val="39"/>
+        <w:keepNext w:val="0"/>
+        <w:keepLines w:val="0"/>
+        <w:pageBreakBefore w:val="0"/>
+        <w:widowControl w:val="0"/>
         <w:numPr>
           <w:ilvl w:val="0"/>
           <w:numId w:val="20"/>
         </w:numPr>
+        <w:kinsoku w:val="0"/>
+        <w:wordWrap/>
+        <w:overflowPunct/>
+        <w:topLinePunct w:val="0"/>
+        <w:autoSpaceDE w:val="0"/>
+        <w:autoSpaceDN w:val="0"/>
         <w:bidi w:val="0"/>
+        <w:adjustRightInd w:val="0"/>
+        <w:snapToGrid w:val="0"/>
+        <w:textAlignment w:val="baseline"/>
       </w:pPr>
       <w:r>
         <w:t>改进计划：</w:t>
@@ -8514,7 +11649,20 @@
     <w:p>
       <w:pPr>
         <w:pStyle w:val="27"/>
+        <w:keepNext w:val="0"/>
+        <w:keepLines w:val="0"/>
+        <w:pageBreakBefore w:val="0"/>
+        <w:widowControl w:val="0"/>
+        <w:kinsoku w:val="0"/>
+        <w:wordWrap/>
+        <w:overflowPunct/>
+        <w:topLinePunct w:val="0"/>
+        <w:autoSpaceDE w:val="0"/>
+        <w:autoSpaceDN w:val="0"/>
         <w:bidi w:val="0"/>
+        <w:adjustRightInd w:val="0"/>
+        <w:snapToGrid w:val="0"/>
+        <w:textAlignment w:val="baseline"/>
       </w:pPr>
       <w:r>
         <w:t>和服务质量计划中规定的问题管理流程目标作比较，识别差距，提出改进措施。</w:t>
@@ -8523,9 +11671,22 @@
     <w:p>
       <w:pPr>
         <w:pStyle w:val="28"/>
+        <w:keepNext w:val="0"/>
+        <w:keepLines w:val="0"/>
+        <w:pageBreakBefore w:val="0"/>
+        <w:widowControl w:val="0"/>
+        <w:kinsoku w:val="0"/>
+        <w:wordWrap/>
+        <w:overflowPunct/>
+        <w:topLinePunct w:val="0"/>
+        <w:autoSpaceDE w:val="0"/>
+        <w:autoSpaceDN w:val="0"/>
         <w:bidi w:val="0"/>
-      </w:pPr>
-      <w:bookmarkStart w:id="34" w:name="_Toc26028"/>
+        <w:adjustRightInd w:val="0"/>
+        <w:snapToGrid w:val="0"/>
+        <w:textAlignment w:val="baseline"/>
+      </w:pPr>
+      <w:bookmarkStart w:id="34" w:name="_Toc3011"/>
       <w:r>
         <w:t>与其他流程的关系</w:t>
       </w:r>
@@ -8534,9 +11695,22 @@
     <w:p>
       <w:pPr>
         <w:pStyle w:val="29"/>
+        <w:keepNext w:val="0"/>
+        <w:keepLines w:val="0"/>
+        <w:pageBreakBefore w:val="0"/>
+        <w:widowControl w:val="0"/>
+        <w:kinsoku w:val="0"/>
+        <w:wordWrap/>
+        <w:overflowPunct/>
+        <w:topLinePunct w:val="0"/>
+        <w:autoSpaceDE w:val="0"/>
+        <w:autoSpaceDN w:val="0"/>
         <w:bidi w:val="0"/>
-      </w:pPr>
-      <w:bookmarkStart w:id="35" w:name="_Toc19705"/>
+        <w:adjustRightInd w:val="0"/>
+        <w:snapToGrid w:val="0"/>
+        <w:textAlignment w:val="baseline"/>
+      </w:pPr>
+      <w:bookmarkStart w:id="35" w:name="_Toc15715"/>
       <w:r>
         <w:t>与事件管理</w:t>
       </w:r>
@@ -8545,7 +11719,20 @@
     <w:p>
       <w:pPr>
         <w:pStyle w:val="27"/>
+        <w:keepNext w:val="0"/>
+        <w:keepLines w:val="0"/>
+        <w:pageBreakBefore w:val="0"/>
+        <w:widowControl w:val="0"/>
+        <w:kinsoku w:val="0"/>
+        <w:wordWrap/>
+        <w:overflowPunct/>
+        <w:topLinePunct w:val="0"/>
+        <w:autoSpaceDE w:val="0"/>
+        <w:autoSpaceDN w:val="0"/>
         <w:bidi w:val="0"/>
+        <w:adjustRightInd w:val="0"/>
+        <w:snapToGrid w:val="0"/>
+        <w:textAlignment w:val="baseline"/>
       </w:pPr>
       <w:r>
         <w:t>问题管理依赖有效的事件记录。问题管理为事件管理提供应急措施来对事件进行处理，通常情况下问题管理还会提出一个变更请求，使问题得到最终解决。当出现下列情况时，需将事件管理提交到问题管理：</w:t>
@@ -8554,11 +11741,24 @@
     <w:p>
       <w:pPr>
         <w:pStyle w:val="39"/>
+        <w:keepNext w:val="0"/>
+        <w:keepLines w:val="0"/>
+        <w:pageBreakBefore w:val="0"/>
+        <w:widowControl w:val="0"/>
         <w:numPr>
           <w:ilvl w:val="0"/>
           <w:numId w:val="21"/>
         </w:numPr>
+        <w:kinsoku w:val="0"/>
+        <w:wordWrap/>
+        <w:overflowPunct/>
+        <w:topLinePunct w:val="0"/>
+        <w:autoSpaceDE w:val="0"/>
+        <w:autoSpaceDN w:val="0"/>
         <w:bidi w:val="0"/>
+        <w:adjustRightInd w:val="0"/>
+        <w:snapToGrid w:val="0"/>
+        <w:textAlignment w:val="baseline"/>
       </w:pPr>
       <w:r>
         <w:t>当事件有大量发生并有加重的趋势时；</w:t>
@@ -8567,11 +11767,24 @@
     <w:p>
       <w:pPr>
         <w:pStyle w:val="39"/>
+        <w:keepNext w:val="0"/>
+        <w:keepLines w:val="0"/>
+        <w:pageBreakBefore w:val="0"/>
+        <w:widowControl w:val="0"/>
         <w:numPr>
           <w:ilvl w:val="0"/>
           <w:numId w:val="21"/>
         </w:numPr>
+        <w:kinsoku w:val="0"/>
+        <w:wordWrap/>
+        <w:overflowPunct/>
+        <w:topLinePunct w:val="0"/>
+        <w:autoSpaceDE w:val="0"/>
+        <w:autoSpaceDN w:val="0"/>
         <w:bidi w:val="0"/>
+        <w:adjustRightInd w:val="0"/>
+        <w:snapToGrid w:val="0"/>
+        <w:textAlignment w:val="baseline"/>
       </w:pPr>
       <w:r>
         <w:t>当事件级别较高时；</w:t>
@@ -8580,9 +11793,22 @@
     <w:p>
       <w:pPr>
         <w:pStyle w:val="29"/>
+        <w:keepNext w:val="0"/>
+        <w:keepLines w:val="0"/>
+        <w:pageBreakBefore w:val="0"/>
+        <w:widowControl w:val="0"/>
+        <w:kinsoku w:val="0"/>
+        <w:wordWrap/>
+        <w:overflowPunct/>
+        <w:topLinePunct w:val="0"/>
+        <w:autoSpaceDE w:val="0"/>
+        <w:autoSpaceDN w:val="0"/>
         <w:bidi w:val="0"/>
-      </w:pPr>
-      <w:bookmarkStart w:id="36" w:name="_Toc28480"/>
+        <w:adjustRightInd w:val="0"/>
+        <w:snapToGrid w:val="0"/>
+        <w:textAlignment w:val="baseline"/>
+      </w:pPr>
+      <w:bookmarkStart w:id="36" w:name="_Toc17113"/>
       <w:r>
         <w:t>与变更管理</w:t>
       </w:r>
@@ -8591,7 +11817,20 @@
     <w:p>
       <w:pPr>
         <w:pStyle w:val="27"/>
+        <w:keepNext w:val="0"/>
+        <w:keepLines w:val="0"/>
+        <w:pageBreakBefore w:val="0"/>
+        <w:widowControl w:val="0"/>
+        <w:kinsoku w:val="0"/>
+        <w:wordWrap/>
+        <w:overflowPunct/>
+        <w:topLinePunct w:val="0"/>
+        <w:autoSpaceDE w:val="0"/>
+        <w:autoSpaceDN w:val="0"/>
         <w:bidi w:val="0"/>
+        <w:adjustRightInd w:val="0"/>
+        <w:snapToGrid w:val="0"/>
+        <w:textAlignment w:val="baseline"/>
       </w:pPr>
       <w:r>
         <w:t>问题管理为解决问题而发出变更请求，变更管理评估变更产生的影响、所需的资源。通知运维部</w:t>
@@ -8617,9 +11856,22 @@
     <w:p>
       <w:pPr>
         <w:pStyle w:val="29"/>
+        <w:keepNext w:val="0"/>
+        <w:keepLines w:val="0"/>
+        <w:pageBreakBefore w:val="0"/>
+        <w:widowControl w:val="0"/>
+        <w:kinsoku w:val="0"/>
+        <w:wordWrap/>
+        <w:overflowPunct/>
+        <w:topLinePunct w:val="0"/>
+        <w:autoSpaceDE w:val="0"/>
+        <w:autoSpaceDN w:val="0"/>
         <w:bidi w:val="0"/>
-      </w:pPr>
-      <w:bookmarkStart w:id="37" w:name="_Toc9619"/>
+        <w:adjustRightInd w:val="0"/>
+        <w:snapToGrid w:val="0"/>
+        <w:textAlignment w:val="baseline"/>
+      </w:pPr>
+      <w:bookmarkStart w:id="37" w:name="_Toc21922"/>
       <w:r>
         <w:t>与配置管理</w:t>
       </w:r>
@@ -8628,7 +11880,20 @@
     <w:p>
       <w:pPr>
         <w:pStyle w:val="27"/>
+        <w:keepNext w:val="0"/>
+        <w:keepLines w:val="0"/>
+        <w:pageBreakBefore w:val="0"/>
+        <w:widowControl w:val="0"/>
+        <w:kinsoku w:val="0"/>
+        <w:wordWrap/>
+        <w:overflowPunct/>
+        <w:topLinePunct w:val="0"/>
+        <w:autoSpaceDE w:val="0"/>
+        <w:autoSpaceDN w:val="0"/>
         <w:bidi w:val="0"/>
+        <w:adjustRightInd w:val="0"/>
+        <w:snapToGrid w:val="0"/>
+        <w:textAlignment w:val="baseline"/>
       </w:pPr>
       <w:r>
         <w:t>配置管理提供关于基础设施、软硬件配置及服务等组件信息，以及组件之间的关系。这些关系对问题管理的调查工作提供了依据。</w:t>
@@ -8637,9 +11902,22 @@
     <w:p>
       <w:pPr>
         <w:pStyle w:val="26"/>
+        <w:keepNext w:val="0"/>
+        <w:keepLines w:val="0"/>
+        <w:pageBreakBefore w:val="0"/>
+        <w:widowControl w:val="0"/>
+        <w:kinsoku w:val="0"/>
+        <w:wordWrap/>
+        <w:overflowPunct/>
+        <w:topLinePunct w:val="0"/>
+        <w:autoSpaceDE w:val="0"/>
+        <w:autoSpaceDN w:val="0"/>
         <w:bidi w:val="0"/>
-      </w:pPr>
-      <w:bookmarkStart w:id="38" w:name="_Toc31254"/>
+        <w:adjustRightInd w:val="0"/>
+        <w:snapToGrid w:val="0"/>
+        <w:textAlignment w:val="baseline"/>
+      </w:pPr>
+      <w:bookmarkStart w:id="38" w:name="_Toc7477"/>
       <w:r>
         <w:t>流程衡量指标</w:t>
       </w:r>
@@ -8648,7 +11926,7 @@
     <w:tbl>
       <w:tblPr>
         <w:tblStyle w:val="24"/>
-        <w:tblW w:w="6640" w:type="dxa"/>
+        <w:tblW w:w="7550" w:type="dxa"/>
         <w:tblInd w:w="113" w:type="dxa"/>
         <w:tblBorders>
           <w:top w:val="single" w:color="000000" w:sz="4" w:space="0"/>
@@ -8670,6 +11948,7 @@
         <w:gridCol w:w="700"/>
         <w:gridCol w:w="1270"/>
         <w:gridCol w:w="3760"/>
+        <w:gridCol w:w="910"/>
         <w:gridCol w:w="910"/>
       </w:tblGrid>
       <w:tr>
@@ -8700,8 +11979,22 @@
           </w:tcPr>
           <w:p>
             <w:pPr>
+              <w:keepNext w:val="0"/>
+              <w:keepLines w:val="0"/>
+              <w:pageBreakBefore w:val="0"/>
+              <w:widowControl w:val="0"/>
+              <w:kinsoku w:val="0"/>
+              <w:wordWrap/>
+              <w:overflowPunct/>
+              <w:topLinePunct w:val="0"/>
+              <w:autoSpaceDE w:val="0"/>
+              <w:autoSpaceDN w:val="0"/>
+              <w:bidi w:val="0"/>
+              <w:adjustRightInd w:val="0"/>
+              <w:snapToGrid w:val="0"/>
               <w:spacing w:before="47" w:line="215" w:lineRule="auto"/>
               <w:ind w:left="144"/>
+              <w:textAlignment w:val="baseline"/>
               <w:rPr>
                 <w:rFonts w:ascii="宋体" w:hAnsi="宋体" w:eastAsia="宋体" w:cs="宋体"/>
                 <w:sz w:val="22"/>
@@ -8729,7 +12022,21 @@
           </w:tcPr>
           <w:p>
             <w:pPr>
+              <w:keepNext w:val="0"/>
+              <w:keepLines w:val="0"/>
+              <w:pageBreakBefore w:val="0"/>
+              <w:widowControl w:val="0"/>
+              <w:kinsoku w:val="0"/>
+              <w:wordWrap/>
+              <w:overflowPunct/>
+              <w:topLinePunct w:val="0"/>
+              <w:autoSpaceDE w:val="0"/>
+              <w:autoSpaceDN w:val="0"/>
+              <w:bidi w:val="0"/>
+              <w:adjustRightInd w:val="0"/>
+              <w:snapToGrid w:val="0"/>
               <w:spacing w:before="47" w:line="215" w:lineRule="auto"/>
+              <w:textAlignment w:val="baseline"/>
               <w:rPr>
                 <w:rFonts w:ascii="宋体" w:hAnsi="宋体" w:eastAsia="宋体" w:cs="宋体"/>
                 <w:sz w:val="22"/>
@@ -8757,9 +12064,23 @@
           </w:tcPr>
           <w:p>
             <w:pPr>
+              <w:keepNext w:val="0"/>
+              <w:keepLines w:val="0"/>
+              <w:pageBreakBefore w:val="0"/>
+              <w:widowControl w:val="0"/>
+              <w:kinsoku w:val="0"/>
+              <w:wordWrap/>
+              <w:overflowPunct/>
+              <w:topLinePunct w:val="0"/>
+              <w:autoSpaceDE w:val="0"/>
+              <w:autoSpaceDN w:val="0"/>
+              <w:bidi w:val="0"/>
+              <w:adjustRightInd w:val="0"/>
+              <w:snapToGrid w:val="0"/>
               <w:spacing w:before="47" w:line="215" w:lineRule="auto"/>
               <w:ind w:left="0" w:leftChars="0" w:right="0" w:rightChars="0" w:firstLine="0" w:firstLineChars="0"/>
               <w:jc w:val="center"/>
+              <w:textAlignment w:val="baseline"/>
               <w:rPr>
                 <w:rFonts w:ascii="宋体" w:hAnsi="宋体" w:eastAsia="宋体" w:cs="宋体"/>
                 <w:sz w:val="22"/>
@@ -8787,7 +12108,70 @@
           </w:tcPr>
           <w:p>
             <w:pPr>
+              <w:keepNext w:val="0"/>
+              <w:keepLines w:val="0"/>
+              <w:pageBreakBefore w:val="0"/>
+              <w:widowControl w:val="0"/>
+              <w:kinsoku w:val="0"/>
+              <w:wordWrap/>
+              <w:overflowPunct/>
+              <w:topLinePunct w:val="0"/>
+              <w:autoSpaceDE w:val="0"/>
+              <w:autoSpaceDN w:val="0"/>
+              <w:bidi w:val="0"/>
+              <w:adjustRightInd w:val="0"/>
+              <w:snapToGrid w:val="0"/>
               <w:spacing w:before="47" w:line="215" w:lineRule="auto"/>
+              <w:ind w:left="0" w:leftChars="0" w:right="0" w:rightChars="0" w:firstLine="0" w:firstLineChars="0"/>
+              <w:jc w:val="center"/>
+              <w:textAlignment w:val="baseline"/>
+              <w:rPr>
+                <w:rFonts w:hint="default" w:ascii="宋体" w:hAnsi="宋体" w:cs="宋体"/>
+                <w:b/>
+                <w:bCs/>
+                <w:spacing w:val="-6"/>
+                <w:sz w:val="22"/>
+                <w:szCs w:val="22"/>
+                <w:lang w:val="en-US" w:eastAsia="zh-CN"/>
+              </w:rPr>
+            </w:pPr>
+            <w:r>
+              <w:rPr>
+                <w:rFonts w:hint="eastAsia" w:ascii="宋体" w:hAnsi="宋体" w:cs="宋体"/>
+                <w:b/>
+                <w:bCs/>
+                <w:spacing w:val="-6"/>
+                <w:sz w:val="22"/>
+                <w:szCs w:val="22"/>
+                <w:lang w:val="en-US" w:eastAsia="zh-CN"/>
+              </w:rPr>
+              <w:t>频次</w:t>
+            </w:r>
+          </w:p>
+        </w:tc>
+        <w:tc>
+          <w:tcPr>
+            <w:tcW w:w="910" w:type="dxa"/>
+            <w:shd w:val="clear" w:color="auto" w:fill="C0C0C0"/>
+            <w:vAlign w:val="top"/>
+          </w:tcPr>
+          <w:p>
+            <w:pPr>
+              <w:keepNext w:val="0"/>
+              <w:keepLines w:val="0"/>
+              <w:pageBreakBefore w:val="0"/>
+              <w:widowControl w:val="0"/>
+              <w:kinsoku w:val="0"/>
+              <w:wordWrap/>
+              <w:overflowPunct/>
+              <w:topLinePunct w:val="0"/>
+              <w:autoSpaceDE w:val="0"/>
+              <w:autoSpaceDN w:val="0"/>
+              <w:bidi w:val="0"/>
+              <w:adjustRightInd w:val="0"/>
+              <w:snapToGrid w:val="0"/>
+              <w:spacing w:before="47" w:line="215" w:lineRule="auto"/>
+              <w:textAlignment w:val="baseline"/>
               <w:rPr>
                 <w:rFonts w:hint="eastAsia" w:ascii="宋体" w:hAnsi="宋体" w:eastAsia="宋体" w:cs="宋体"/>
                 <w:b/>
@@ -8840,8 +12224,22 @@
           </w:tcPr>
           <w:p>
             <w:pPr>
+              <w:keepNext w:val="0"/>
+              <w:keepLines w:val="0"/>
+              <w:pageBreakBefore w:val="0"/>
+              <w:widowControl w:val="0"/>
+              <w:kinsoku w:val="0"/>
+              <w:wordWrap/>
+              <w:overflowPunct/>
+              <w:topLinePunct w:val="0"/>
+              <w:autoSpaceDE w:val="0"/>
+              <w:autoSpaceDN w:val="0"/>
+              <w:bidi w:val="0"/>
+              <w:adjustRightInd w:val="0"/>
+              <w:snapToGrid w:val="0"/>
               <w:spacing w:before="61" w:line="178" w:lineRule="auto"/>
               <w:ind w:left="320"/>
+              <w:textAlignment w:val="baseline"/>
               <w:rPr>
                 <w:rFonts w:ascii="Calibri" w:hAnsi="Calibri" w:eastAsia="Calibri" w:cs="Calibri"/>
                 <w:sz w:val="20"/>
@@ -8867,8 +12265,22 @@
           </w:tcPr>
           <w:p>
             <w:pPr>
+              <w:keepNext w:val="0"/>
+              <w:keepLines w:val="0"/>
+              <w:pageBreakBefore w:val="0"/>
+              <w:widowControl w:val="0"/>
+              <w:kinsoku w:val="0"/>
+              <w:wordWrap/>
+              <w:overflowPunct/>
+              <w:topLinePunct w:val="0"/>
+              <w:autoSpaceDE w:val="0"/>
+              <w:autoSpaceDN w:val="0"/>
+              <w:bidi w:val="0"/>
+              <w:adjustRightInd w:val="0"/>
+              <w:snapToGrid w:val="0"/>
               <w:spacing w:before="65" w:line="220" w:lineRule="auto"/>
               <w:ind w:left="129"/>
+              <w:textAlignment w:val="baseline"/>
               <w:rPr>
                 <w:rFonts w:ascii="宋体" w:hAnsi="宋体" w:eastAsia="宋体" w:cs="宋体"/>
                 <w:sz w:val="20"/>
@@ -8893,8 +12305,22 @@
           </w:tcPr>
           <w:p>
             <w:pPr>
+              <w:keepNext w:val="0"/>
+              <w:keepLines w:val="0"/>
+              <w:pageBreakBefore w:val="0"/>
+              <w:widowControl w:val="0"/>
+              <w:kinsoku w:val="0"/>
+              <w:wordWrap/>
+              <w:overflowPunct/>
+              <w:topLinePunct w:val="0"/>
+              <w:autoSpaceDE w:val="0"/>
+              <w:autoSpaceDN w:val="0"/>
+              <w:bidi w:val="0"/>
+              <w:adjustRightInd w:val="0"/>
+              <w:snapToGrid w:val="0"/>
               <w:spacing w:before="65" w:line="268" w:lineRule="exact"/>
               <w:ind w:left="115"/>
+              <w:textAlignment w:val="baseline"/>
               <w:rPr>
                 <w:rFonts w:ascii="Calibri" w:hAnsi="Calibri" w:eastAsia="Calibri" w:cs="Calibri"/>
                 <w:sz w:val="20"/>
@@ -8950,8 +12376,22 @@
           </w:tcPr>
           <w:p>
             <w:pPr>
+              <w:keepNext w:val="0"/>
+              <w:keepLines w:val="0"/>
+              <w:pageBreakBefore w:val="0"/>
+              <w:widowControl w:val="0"/>
+              <w:kinsoku w:val="0"/>
+              <w:wordWrap/>
+              <w:overflowPunct/>
+              <w:topLinePunct w:val="0"/>
+              <w:autoSpaceDE w:val="0"/>
+              <w:autoSpaceDN w:val="0"/>
+              <w:bidi w:val="0"/>
+              <w:adjustRightInd w:val="0"/>
+              <w:snapToGrid w:val="0"/>
               <w:spacing w:before="65" w:line="268" w:lineRule="exact"/>
               <w:ind w:left="115"/>
+              <w:textAlignment w:val="baseline"/>
               <w:rPr>
                 <w:rFonts w:hint="default" w:ascii="宋体" w:hAnsi="宋体" w:eastAsia="宋体" w:cs="宋体"/>
                 <w:spacing w:val="-1"/>
@@ -8963,6 +12403,51 @@
             </w:pPr>
             <w:r>
               <w:rPr>
+                <w:rFonts w:hint="eastAsia" w:ascii="宋体" w:hAnsi="宋体" w:cs="宋体"/>
+                <w:spacing w:val="-1"/>
+                <w:position w:val="1"/>
+                <w:sz w:val="20"/>
+                <w:szCs w:val="20"/>
+                <w:lang w:val="en-US" w:eastAsia="zh-CN"/>
+              </w:rPr>
+              <w:t>季度</w:t>
+            </w:r>
+          </w:p>
+        </w:tc>
+        <w:tc>
+          <w:tcPr>
+            <w:tcW w:w="910" w:type="dxa"/>
+            <w:vAlign w:val="top"/>
+          </w:tcPr>
+          <w:p>
+            <w:pPr>
+              <w:keepNext w:val="0"/>
+              <w:keepLines w:val="0"/>
+              <w:pageBreakBefore w:val="0"/>
+              <w:widowControl w:val="0"/>
+              <w:kinsoku w:val="0"/>
+              <w:wordWrap/>
+              <w:overflowPunct/>
+              <w:topLinePunct w:val="0"/>
+              <w:autoSpaceDE w:val="0"/>
+              <w:autoSpaceDN w:val="0"/>
+              <w:bidi w:val="0"/>
+              <w:adjustRightInd w:val="0"/>
+              <w:snapToGrid w:val="0"/>
+              <w:spacing w:before="65" w:line="268" w:lineRule="exact"/>
+              <w:ind w:left="115"/>
+              <w:textAlignment w:val="baseline"/>
+              <w:rPr>
+                <w:rFonts w:hint="default" w:ascii="宋体" w:hAnsi="宋体" w:eastAsia="宋体" w:cs="宋体"/>
+                <w:spacing w:val="-1"/>
+                <w:position w:val="1"/>
+                <w:sz w:val="20"/>
+                <w:szCs w:val="20"/>
+                <w:lang w:val="en-US" w:eastAsia="zh-CN"/>
+              </w:rPr>
+            </w:pPr>
+            <w:r>
+              <w:rPr>
                 <w:rFonts w:hint="eastAsia" w:ascii="宋体" w:hAnsi="宋体" w:eastAsia="宋体" w:cs="宋体"/>
                 <w:spacing w:val="-1"/>
                 <w:position w:val="1"/>
@@ -8979,6 +12464,20 @@
     <w:p>
       <w:pPr>
         <w:pStyle w:val="12"/>
+        <w:keepNext w:val="0"/>
+        <w:keepLines w:val="0"/>
+        <w:pageBreakBefore w:val="0"/>
+        <w:widowControl w:val="0"/>
+        <w:kinsoku w:val="0"/>
+        <w:wordWrap/>
+        <w:overflowPunct/>
+        <w:topLinePunct w:val="0"/>
+        <w:autoSpaceDE w:val="0"/>
+        <w:autoSpaceDN w:val="0"/>
+        <w:bidi w:val="0"/>
+        <w:adjustRightInd w:val="0"/>
+        <w:snapToGrid w:val="0"/>
+        <w:textAlignment w:val="baseline"/>
       </w:pPr>
       <w:bookmarkStart w:id="39" w:name="_GoBack"/>
       <w:bookmarkEnd w:id="39"/>
@@ -8986,7 +12485,7 @@
     <w:sectPr>
       <w:footerReference r:id="rId10" w:type="default"/>
       <w:pgSz w:w="11906" w:h="16839"/>
-      <w:pgMar w:top="400" w:right="1623" w:bottom="1375" w:left="1785" w:header="0" w:footer="1211" w:gutter="0"/>
+      <w:pgMar w:top="1240" w:right="1623" w:bottom="1375" w:left="1785" w:header="0" w:footer="1211" w:gutter="0"/>
       <w:cols w:space="720" w:num="1"/>
     </w:sectPr>
   </w:body>
@@ -9028,16 +12527,6 @@
         <w:sz w:val="2"/>
       </w:rPr>
     </w:pPr>
-    <w:r>
-      <w:pict>
-        <v:shape id="_x0000_s4098" o:spid="_x0000_s4098" style="position:absolute;left:0pt;margin-left:85.85pt;margin-top:773.85pt;height:0.85pt;width:451.9pt;mso-position-horizontal-relative:page;mso-position-vertical-relative:page;z-index:251659264;mso-width-relative:page;mso-height-relative:page;" filled="f" stroked="t" coordsize="9037,17" o:allowincell="f" path="m0,7l9037,8e">
-          <v:fill on="f" focussize="0,0"/>
-          <v:stroke/>
-          <v:imagedata o:title=""/>
-          <o:lock v:ext="edit"/>
-        </v:shape>
-      </w:pict>
-    </w:r>
   </w:p>
 </w:ftr>
 </file>
@@ -9145,21 +12634,14 @@
   <w:p>
     <w:pPr>
       <w:pStyle w:val="12"/>
+      <w:pBdr>
+        <w:bottom w:val="none" w:color="auto" w:sz="0" w:space="0"/>
+      </w:pBdr>
       <w:spacing w:line="52" w:lineRule="auto"/>
       <w:rPr>
         <w:sz w:val="2"/>
       </w:rPr>
     </w:pPr>
-    <w:r>
-      <w:pict>
-        <v:shape id="_x0000_s4097" o:spid="_x0000_s4097" style="position:absolute;left:0pt;margin-left:83.6pt;margin-top:54.5pt;height:0.75pt;width:428.15pt;mso-position-horizontal-relative:page;mso-position-vertical-relative:page;z-index:251660288;mso-width-relative:page;mso-height-relative:page;" filled="f" stroked="t" coordsize="8562,15" o:allowincell="f" path="m0,7l8562,7e">
-          <v:fill on="f" focussize="0,0"/>
-          <v:stroke joinstyle="miter"/>
-          <v:imagedata o:title=""/>
-          <o:lock v:ext="edit"/>
-        </v:shape>
-      </w:pict>
-    </w:r>
   </w:p>
 </w:hdr>
 </file>
@@ -10940,26 +14422,4 @@
   </a:themeElements>
   <a:objectDefaults/>
 </a:theme>
-</file>
-
-<file path=customXml/item1.xml><?xml version="1.0" encoding="utf-8"?>
-<s:customData xmlns="http://www.wps.cn/officeDocument/2013/wpsCustomData" xmlns:s="http://www.wps.cn/officeDocument/2013/wpsCustomData">
-  <customSectProps>
-    <customSectPr/>
-    <customSectPr/>
-    <customSectPr/>
-  </customSectProps>
-  <customShpExts>
-    <customShpInfo spid="_x0000_s4097"/>
-    <customShpInfo spid="_x0000_s4098"/>
-  </customShpExts>
-</s:customData>
-</file>
-
-<file path=customXml/itemProps1.xml><?xml version="1.0" encoding="utf-8"?>
-<ds:datastoreItem xmlns:ds="http://schemas.openxmlformats.org/officeDocument/2006/customXml" ds:itemID="{B1977F7D-205B-4081-913C-38D41E755F92}">
-  <ds:schemaRefs>
-    <ds:schemaRef ds:uri="http://www.wps.cn/officeDocument/2013/wpsCustomData"/>
-  </ds:schemaRefs>
-</ds:datastoreItem>
 </file>